--- a/flow/20230914_vu_template/01-Октоїх/Глас_5/5-НД.docx
+++ b/flow/20230914_vu_template/01-Октоїх/Глас_5/5-НД.docx
@@ -156,14 +156,7 @@
           <w:rFonts w:ascii="Times New Roman" w:hAnsi="Times New Roman"/>
           <w:sz w:val="24"/>
         </w:rPr>
-        <w:t>Сла́ва Отцю́, і Си́ну, і Свято́му Ду́хові,* і ни́ні, і повсякча́с, і на ві́ки вікі́</w:t>
-      </w:r>
-      <w:r>
-        <w:rPr>
-          <w:rFonts w:ascii="Times New Roman" w:hAnsi="Times New Roman"/>
-          <w:sz w:val="24"/>
-        </w:rPr>
-        <w:t>в. Амі́нь.</w:t>
+        <w:t>Сла́ва Отцю́, і Си́ну, і Свято́му Ду́хові,* і ни́ні, і повсякча́с, і на ві́ки вікі́в. Амі́нь.</w:t>
       </w:r>
     </w:p>
     <w:p>
@@ -208,33 +201,19 @@
           <w:rFonts w:ascii="Times New Roman" w:hAnsi="Times New Roman"/>
           <w:sz w:val="24"/>
         </w:rPr>
-        <w:t xml:space="preserve">Сла́ва Отцю́, і Си́ну, і Свято́му Ду́хові,* і ни́ні, </w:t>
-      </w:r>
-      <w:r>
-        <w:rPr>
-          <w:rFonts w:ascii="Times New Roman" w:hAnsi="Times New Roman"/>
-          <w:sz w:val="24"/>
-        </w:rPr>
-        <w:t>і повсякча́с, і на ві́ки вікі́в. Амі́нь.</w:t>
-      </w:r>
-    </w:p>
-    <w:p>
-      <w:pPr>
-        <w:spacing w:after="120"/>
-      </w:pPr>
-      <w:r>
-        <w:rPr>
-          <w:rFonts w:ascii="Times New Roman" w:hAnsi="Times New Roman"/>
-          <w:sz w:val="24"/>
-        </w:rPr>
-        <w:t>О́тче наш, що єси́ на небеса́х,* неха́й святи́ться ім’я́ Твоє́,* неха́й при́йде ца́рство Твоє́,* неха́й бу́де во́ля Твоя́, як на не́бі, так і на землі́.* Хліб наш насу́щний дай нам сього́дні;* і прости́ нам прови́ни</w:t>
-      </w:r>
-      <w:r>
-        <w:rPr>
-          <w:rFonts w:ascii="Times New Roman" w:hAnsi="Times New Roman"/>
-          <w:sz w:val="24"/>
-        </w:rPr>
-        <w:t xml:space="preserve"> на́ші,* як і ми проща́ємо винува́тцям на́шим;* і не введи́ нас у споку́су,* але́ ви́зволи нас від лука́вого.</w:t>
+        <w:t>Сла́ва Отцю́, і Си́ну, і Свято́му Ду́хові,* і ни́ні, і повсякча́с, і на ві́ки вікі́в. Амі́нь.</w:t>
+      </w:r>
+    </w:p>
+    <w:p>
+      <w:pPr>
+        <w:spacing w:after="120"/>
+      </w:pPr>
+      <w:r>
+        <w:rPr>
+          <w:rFonts w:ascii="Times New Roman" w:hAnsi="Times New Roman"/>
+          <w:sz w:val="24"/>
+        </w:rPr>
+        <w:t>О́тче наш, що єси́ на небеса́х,* неха́й святи́ться ім’я́ Твоє́,* неха́й при́йде ца́рство Твоє́,* неха́й бу́де во́ля Твоя́, як на не́бі, так і на землі́.* Хліб наш насу́щний дай нам сього́дні;* і прости́ нам прови́ни на́ші,* як і ми проща́ємо винува́тцям на́шим;* і не введи́ нас у споку́су,* але́ ви́зволи нас від лука́вого.</w:t>
       </w:r>
     </w:p>
     <w:p>
@@ -311,16 +290,7 @@
           <w:color w:val="FF0000"/>
           <w:sz w:val="24"/>
         </w:rPr>
-        <w:t>(</w:t>
-      </w:r>
-      <w:r>
-        <w:rPr>
-          <w:rFonts w:ascii="Times New Roman" w:hAnsi="Times New Roman"/>
-          <w:i/>
-          <w:color w:val="FF0000"/>
-          <w:sz w:val="24"/>
-        </w:rPr>
-        <w:t>12 р.)</w:t>
+        <w:t>(12 р.)</w:t>
       </w:r>
     </w:p>
     <w:p>
@@ -375,14 +345,7 @@
           <w:rFonts w:ascii="Times New Roman" w:hAnsi="Times New Roman"/>
           <w:sz w:val="24"/>
         </w:rPr>
-        <w:t xml:space="preserve">Прийді́те, поклоні́мся і припаді́м* до само́го </w:t>
-      </w:r>
-      <w:r>
-        <w:rPr>
-          <w:rFonts w:ascii="Times New Roman" w:hAnsi="Times New Roman"/>
-          <w:sz w:val="24"/>
-        </w:rPr>
-        <w:t>Го́спода Ісу́са Христа́ – царя́ і Бо́га на́шого.</w:t>
+        <w:t>Прийді́те, поклоні́мся і припаді́м* до само́го Го́спода Ісу́са Христа́ – царя́ і Бо́га на́шого.</w:t>
       </w:r>
     </w:p>
     <w:p>
@@ -451,14 +414,7 @@
           <w:rFonts w:ascii="Times New Roman" w:hAnsi="Times New Roman"/>
           <w:sz w:val="24"/>
         </w:rPr>
-        <w:t>Ти розіп’я́в, нена́че наме́т, не́бо,* Ти збу</w:t>
-      </w:r>
-      <w:r>
-        <w:rPr>
-          <w:rFonts w:ascii="Times New Roman" w:hAnsi="Times New Roman"/>
-          <w:sz w:val="24"/>
-        </w:rPr>
-        <w:t>дува́в Твої́ го́рниці у во́дах.</w:t>
+        <w:t>Ти розіп’я́в, нена́че наме́т, не́бо,* Ти збудува́в Твої́ го́рниці у во́дах.</w:t>
       </w:r>
     </w:p>
     <w:p>
@@ -542,14 +498,7 @@
           <w:rFonts w:ascii="Times New Roman" w:hAnsi="Times New Roman"/>
           <w:sz w:val="24"/>
         </w:rPr>
-        <w:t>Поста́вив їм грани́цю, яко́ї не пере́й</w:t>
-      </w:r>
-      <w:r>
-        <w:rPr>
-          <w:rFonts w:ascii="Times New Roman" w:hAnsi="Times New Roman"/>
-          <w:sz w:val="24"/>
-        </w:rPr>
-        <w:t>дуть,* щоб зно́ву покри́ти зе́млю.</w:t>
+        <w:t>Поста́вив їм грани́цю, яко́ї не пере́йдуть,* щоб зно́ву покри́ти зе́млю.</w:t>
       </w:r>
     </w:p>
     <w:p>
@@ -598,14 +547,7 @@
           <w:rFonts w:ascii="Times New Roman" w:hAnsi="Times New Roman"/>
           <w:sz w:val="24"/>
         </w:rPr>
-        <w:t>Ти</w:t>
-      </w:r>
-      <w:r>
-        <w:rPr>
-          <w:rFonts w:ascii="Times New Roman" w:hAnsi="Times New Roman"/>
-          <w:sz w:val="24"/>
-        </w:rPr>
-        <w:t xml:space="preserve"> напува́єш го́ри з Твої́х го́рниць,* земля́ наси́чується пло́дом діл Твої́х.</w:t>
+        <w:t>Ти напува́єш го́ри з Твої́х го́рниць,* земля́ наси́чується пло́дом діл Твої́х.</w:t>
       </w:r>
     </w:p>
     <w:p>
@@ -629,14 +571,7 @@
           <w:rFonts w:ascii="Times New Roman" w:hAnsi="Times New Roman"/>
           <w:sz w:val="24"/>
         </w:rPr>
-        <w:t>Вино́, що се́рце лю́дське звеселя́є, олі́ю, щоб від не́ї ясні́ло обли́ччя,* і хліб, що скрі́</w:t>
-      </w:r>
-      <w:r>
-        <w:rPr>
-          <w:rFonts w:ascii="Times New Roman" w:hAnsi="Times New Roman"/>
-          <w:sz w:val="24"/>
-        </w:rPr>
-        <w:t>плює се́рце лю́дське.</w:t>
+        <w:t>Вино́, що се́рце лю́дське звеселя́є, олі́ю, щоб від не́ї ясні́ло обли́ччя,* і хліб, що скрі́плює се́рце лю́дське.</w:t>
       </w:r>
     </w:p>
     <w:p>
@@ -684,14 +619,7 @@
           <w:rFonts w:ascii="Times New Roman" w:hAnsi="Times New Roman"/>
           <w:sz w:val="24"/>
         </w:rPr>
-        <w:t>Ти створи́в мі́сяць, щоб значи́ти по́ри;*</w:t>
-      </w:r>
-      <w:r>
-        <w:rPr>
-          <w:rFonts w:ascii="Times New Roman" w:hAnsi="Times New Roman"/>
-          <w:sz w:val="24"/>
-        </w:rPr>
-        <w:t xml:space="preserve"> со́нце зна́є свій за́хід.</w:t>
+        <w:t>Ти створи́в мі́сяць, щоб значи́ти по́ри;* со́нце зна́є свій за́хід.</w:t>
       </w:r>
     </w:p>
     <w:p>
@@ -739,14 +667,7 @@
           <w:rFonts w:ascii="Times New Roman" w:hAnsi="Times New Roman"/>
           <w:sz w:val="24"/>
         </w:rPr>
-        <w:t>Вих</w:t>
-      </w:r>
-      <w:r>
-        <w:rPr>
-          <w:rFonts w:ascii="Times New Roman" w:hAnsi="Times New Roman"/>
-          <w:sz w:val="24"/>
-        </w:rPr>
-        <w:t>о́дить люди́на до свого́ ді́ла,* і до своє́ї пра́ці аж до ве́чора.</w:t>
+        <w:t>Вихо́дить люди́на до свого́ ді́ла,* і до своє́ї пра́ці аж до ве́чора.</w:t>
       </w:r>
     </w:p>
     <w:p>
@@ -770,14 +691,7 @@
           <w:rFonts w:ascii="Times New Roman" w:hAnsi="Times New Roman"/>
           <w:sz w:val="24"/>
         </w:rPr>
-        <w:t>Ось мо́ре вели́ке, преширо́ке,* у ньо́му плазуні́в без лі́ку, зві́рів мали́х і вели́ких</w:t>
-      </w:r>
-      <w:r>
-        <w:rPr>
-          <w:rFonts w:ascii="Times New Roman" w:hAnsi="Times New Roman"/>
-          <w:sz w:val="24"/>
-        </w:rPr>
-        <w:t>.</w:t>
+        <w:t>Ось мо́ре вели́ке, преширо́ке,* у ньо́му плазуні́в без лі́ку, зві́рів мали́х і вели́ких.</w:t>
       </w:r>
     </w:p>
     <w:p>
@@ -825,14 +739,7 @@
           <w:rFonts w:ascii="Times New Roman" w:hAnsi="Times New Roman"/>
           <w:sz w:val="24"/>
         </w:rPr>
-        <w:t xml:space="preserve">Вони́ </w:t>
-      </w:r>
-      <w:r>
-        <w:rPr>
-          <w:rFonts w:ascii="Times New Roman" w:hAnsi="Times New Roman"/>
-          <w:sz w:val="24"/>
-        </w:rPr>
-        <w:t>бенте́жаться, коли́ хова́єш вид Свій;* як забира́єш дух у них, вони́ ги́нуть і поверта́ються у свій по́рох.</w:t>
+        <w:t>Вони́ бенте́жаться, коли́ хова́єш вид Свій;* як забира́єш дух у них, вони́ ги́нуть і поверта́ються у свій по́рох.</w:t>
       </w:r>
     </w:p>
     <w:p>
@@ -856,14 +763,7 @@
           <w:rFonts w:ascii="Times New Roman" w:hAnsi="Times New Roman"/>
           <w:sz w:val="24"/>
         </w:rPr>
-        <w:t>Неха́й сла́ва Госпо́дня бу́де пові́ки,* неха́й Госпо́дь раді́є тво́рами Свої́ми</w:t>
-      </w:r>
-      <w:r>
-        <w:rPr>
-          <w:rFonts w:ascii="Times New Roman" w:hAnsi="Times New Roman"/>
-          <w:sz w:val="24"/>
-        </w:rPr>
-        <w:t>.</w:t>
+        <w:t>Неха́й сла́ва Госпо́дня бу́де пові́ки,* неха́й Госпо́дь раді́є тво́рами Свої́ми.</w:t>
       </w:r>
     </w:p>
     <w:p>
@@ -911,14 +811,7 @@
           <w:rFonts w:ascii="Times New Roman" w:hAnsi="Times New Roman"/>
           <w:sz w:val="24"/>
         </w:rPr>
-        <w:t xml:space="preserve">Неха́й </w:t>
-      </w:r>
-      <w:r>
-        <w:rPr>
-          <w:rFonts w:ascii="Times New Roman" w:hAnsi="Times New Roman"/>
-          <w:sz w:val="24"/>
-        </w:rPr>
-        <w:t>грі́шники з землі ще́знуть, і беззако́нних бі́льше неха́й не бу́де.* Благослови́, душе́ моя́, Го́спода.</w:t>
+        <w:t>Неха́й грі́шники з землі ще́знуть, і беззако́нних бі́льше неха́й не бу́де.* Благослови́, душе́ моя́, Го́спода.</w:t>
       </w:r>
     </w:p>
     <w:p>
@@ -954,14 +847,7 @@
           <w:rFonts w:ascii="Times New Roman" w:hAnsi="Times New Roman"/>
           <w:sz w:val="24"/>
         </w:rPr>
-        <w:t>Сла́ва Отцю́, і Си́н</w:t>
-      </w:r>
-      <w:r>
-        <w:rPr>
-          <w:rFonts w:ascii="Times New Roman" w:hAnsi="Times New Roman"/>
-          <w:sz w:val="24"/>
-        </w:rPr>
-        <w:t>у, і Свято́му Ду́хові,* І ни́ні, і повсякча́с, і на ві́ки вікі́в. Амі́нь.</w:t>
+        <w:t>Сла́ва Отцю́, і Си́ну, і Свято́му Ду́хові,* І ни́ні, і повсякча́с, і на ві́ки вікі́в. Амі́нь.</w:t>
       </w:r>
     </w:p>
     <w:p>
@@ -2106,14 +1992,7 @@
           <w:rFonts w:ascii="Times New Roman" w:hAnsi="Times New Roman"/>
           <w:sz w:val="24"/>
         </w:rPr>
-        <w:t xml:space="preserve"> Алилу́я, алилу́я, </w:t>
-      </w:r>
-      <w:r>
-        <w:rPr>
-          <w:rFonts w:ascii="Times New Roman" w:hAnsi="Times New Roman"/>
-          <w:sz w:val="24"/>
-        </w:rPr>
-        <w:t>алилу́я.</w:t>
+        <w:t xml:space="preserve"> Алилу́я, алилу́я, алилу́я.</w:t>
       </w:r>
     </w:p>
     <w:p>
@@ -2197,14 +2076,7 @@
           <w:rFonts w:ascii="Times New Roman" w:hAnsi="Times New Roman"/>
           <w:sz w:val="24"/>
         </w:rPr>
-        <w:t xml:space="preserve"> Алилу́я, алилу́я,</w:t>
-      </w:r>
-      <w:r>
-        <w:rPr>
-          <w:rFonts w:ascii="Times New Roman" w:hAnsi="Times New Roman"/>
-          <w:sz w:val="24"/>
-        </w:rPr>
-        <w:t xml:space="preserve"> алилу́я.</w:t>
+        <w:t xml:space="preserve"> Алилу́я, алилу́я, алилу́я.</w:t>
       </w:r>
     </w:p>
     <w:p>
@@ -2256,14 +2128,7 @@
           <w:rFonts w:ascii="Times New Roman" w:hAnsi="Times New Roman"/>
           <w:sz w:val="24"/>
         </w:rPr>
-        <w:t xml:space="preserve">І ни́ні, і повсякча́с, і на ві́ки вікі́в. Амі́нь. Алилу́я, алилу́я, </w:t>
-      </w:r>
-      <w:r>
-        <w:rPr>
-          <w:rFonts w:ascii="Times New Roman" w:hAnsi="Times New Roman"/>
-          <w:sz w:val="24"/>
-        </w:rPr>
-        <w:t>алилу́я.</w:t>
+        <w:t>І ни́ні, і повсякча́с, і на ві́ки вікі́в. Амі́нь. Алилу́я, алилу́я, алилу́я.</w:t>
       </w:r>
     </w:p>
     <w:p>
@@ -3228,14 +3093,7 @@
           <w:rFonts w:ascii="Times New Roman" w:hAnsi="Times New Roman"/>
           <w:sz w:val="24"/>
         </w:rPr>
-        <w:t>Ані чини́ти лихі́ вчи́нки з люд</w:t>
-      </w:r>
-      <w:r>
-        <w:rPr>
-          <w:rFonts w:ascii="Times New Roman" w:hAnsi="Times New Roman"/>
-          <w:sz w:val="24"/>
-        </w:rPr>
-        <w:t>ьми́, що тво́рять беззако́ння,* – ні ла́сощів ї́хніх я не хо́чу ї́сти.</w:t>
+        <w:t>Ані чини́ти лихі́ вчи́нки з людьми́, що тво́рять беззако́ння,* – ні ла́сощів ї́хніх я не хо́чу ї́сти.</w:t>
       </w:r>
     </w:p>
     <w:p>
@@ -3271,14 +3129,7 @@
           <w:rFonts w:ascii="Times New Roman" w:hAnsi="Times New Roman"/>
           <w:sz w:val="24"/>
         </w:rPr>
-        <w:t>Якщо́ су́ддів ї́</w:t>
-      </w:r>
-      <w:r>
-        <w:rPr>
-          <w:rFonts w:ascii="Times New Roman" w:hAnsi="Times New Roman"/>
-          <w:sz w:val="24"/>
-        </w:rPr>
-        <w:t>хніх ски́нуть в уще́лини ске́лі,* то почу́ють, що слова́ мої́ лю́бі.</w:t>
+        <w:t>Якщо́ су́ддів ї́хніх ски́нуть в уще́лини ске́лі,* то почу́ють, що слова́ мої́ лю́бі.</w:t>
       </w:r>
     </w:p>
     <w:p>
@@ -3314,14 +3165,7 @@
           <w:rFonts w:ascii="Times New Roman" w:hAnsi="Times New Roman"/>
           <w:sz w:val="24"/>
         </w:rPr>
-        <w:t xml:space="preserve">Збережи́ мене́ </w:t>
-      </w:r>
-      <w:r>
-        <w:rPr>
-          <w:rFonts w:ascii="Times New Roman" w:hAnsi="Times New Roman"/>
-          <w:sz w:val="24"/>
-        </w:rPr>
-        <w:t>від пе́тлі, що її́ наста́вили на ме́не,* і від сильця́ тих, що тво́рять беззако́ння.</w:t>
+        <w:t>Збережи́ мене́ від пе́тлі, що її́ наста́вили на ме́не,* і від сильця́ тих, що тво́рять беззако́ння.</w:t>
       </w:r>
     </w:p>
     <w:p>
@@ -3372,14 +3216,7 @@
           <w:rFonts w:ascii="Times New Roman" w:hAnsi="Times New Roman"/>
           <w:sz w:val="24"/>
         </w:rPr>
-        <w:t>Ска́р</w:t>
-      </w:r>
-      <w:r>
-        <w:rPr>
-          <w:rFonts w:ascii="Times New Roman" w:hAnsi="Times New Roman"/>
-          <w:sz w:val="24"/>
-        </w:rPr>
-        <w:t>гу мою́ пе́ред Ним вилива́ю,* мою́ скру́ту Йому́ я виявля́ю.</w:t>
+        <w:t>Ска́ргу мою́ пе́ред Ним вилива́ю,* мою́ скру́ту Йому́ я виявля́ю.</w:t>
       </w:r>
     </w:p>
     <w:p>
@@ -3415,14 +3252,7 @@
           <w:rFonts w:ascii="Times New Roman" w:hAnsi="Times New Roman"/>
           <w:sz w:val="24"/>
         </w:rPr>
-        <w:t>Н</w:t>
-      </w:r>
-      <w:r>
-        <w:rPr>
-          <w:rFonts w:ascii="Times New Roman" w:hAnsi="Times New Roman"/>
-          <w:sz w:val="24"/>
-        </w:rPr>
-        <w:t>ема́ куди́ мені́ втіка́ти,* нема́ ніко́го, хто піклува́вся би мно́ю.</w:t>
+        <w:t>Нема́ куди́ мені́ втіка́ти,* нема́ ніко́го, хто піклува́вся би мно́ю.</w:t>
       </w:r>
     </w:p>
     <w:p>
@@ -3458,14 +3288,7 @@
           <w:rFonts w:ascii="Times New Roman" w:hAnsi="Times New Roman"/>
           <w:sz w:val="24"/>
         </w:rPr>
-        <w:t>Спаси́ мене́ від гони́телів мої́х,* б</w:t>
-      </w:r>
-      <w:r>
-        <w:rPr>
-          <w:rFonts w:ascii="Times New Roman" w:hAnsi="Times New Roman"/>
-          <w:sz w:val="24"/>
-        </w:rPr>
-        <w:t>о вони́ сильні́ші від ме́не.</w:t>
+        <w:t>Спаси́ мене́ від гони́телів мої́х,* бо вони́ сильні́ші від ме́не.</w:t>
       </w:r>
     </w:p>
     <w:p>
@@ -3648,15 +3471,7 @@
           <w:sz w:val="24"/>
           <w:u w:val="single"/>
         </w:rPr>
-        <w:t>З глиби́н взива́ю до Те́бе, Го́споди,</w:t>
-      </w:r>
-      <w:r>
-        <w:rPr>
-          <w:rFonts w:ascii="Times New Roman" w:hAnsi="Times New Roman"/>
-          <w:sz w:val="24"/>
-          <w:u w:val="single"/>
-        </w:rPr>
-        <w:t>* Го́споди, почу́й мій го́лос.</w:t>
+        <w:t>З глиби́н взива́ю до Те́бе, Го́споди,* Го́споди, почу́й мій го́лос.</w:t>
       </w:r>
     </w:p>
     <w:p>
@@ -3804,7 +3619,48 @@
           <w:sz w:val="24"/>
           <w:u w:val="single"/>
         </w:rPr>
-        <w:t xml:space="preserve">За́для І́мени Твого́ наді́юсь на Те́бе, Го́споди, наді́ється душа́ моя́ на сло́во </w:t>
+        <w:t>За́для І́мени Твого́ наді́юсь на Те́бе, Го́споди, наді́ється душа́ моя́ на сло́во Твоє́;* наді́ється душа́ моя́ на Го́спода.</w:t>
+      </w:r>
+    </w:p>
+    <w:p>
+      <w:pPr>
+        <w:spacing w:after="120"/>
+        <w:jc w:val="both"/>
+        <w:rPr>
+          <w:rFonts w:ascii="Times New Roman" w:hAnsi="Times New Roman" w:cs="Times New Roman"/>
+          <w:sz w:val="24"/>
+          <w:szCs w:val="24"/>
+        </w:rPr>
+      </w:pPr>
+      <w:r>
+        <w:rPr>
+          <w:rFonts w:ascii="Times New Roman" w:hAnsi="Times New Roman" w:cs="Times New Roman"/>
+          <w:sz w:val="24"/>
+          <w:szCs w:val="24"/>
+        </w:rPr>
+        <w:t>Повчали сторожу нечестивці:* Затаїть Христове воскресіння!* – і взявши срібняки, кажіть:* Коли ми спали, вкрадено з гробу мертвого.* Хто бачив, хто чув коли, щоб украдено померлого,* ще й намазаного і нагого,* що лишив у гробі й свої похоронні полотна?* Не обманюйте себе, невірні,* але навчіться сказань пророків і зрозумійте,* що він справді – Спаситель світу і Всемогутній.</w:t>
+      </w:r>
+    </w:p>
+    <w:p>
+      <w:pPr>
+        <w:spacing w:after="120"/>
+      </w:pPr>
+      <w:r>
+        <w:rPr>
+          <w:rFonts w:ascii="Times New Roman" w:hAnsi="Times New Roman"/>
+          <w:i/>
+          <w:color w:val="FF0000"/>
+          <w:sz w:val="24"/>
+        </w:rPr>
+        <w:t>Стих:</w:t>
+      </w:r>
+      <w:r>
+        <w:rPr>
+          <w:rFonts w:ascii="Times New Roman" w:hAnsi="Times New Roman"/>
+          <w:i/>
+          <w:sz w:val="24"/>
+        </w:rPr>
+        <w:t xml:space="preserve"> </w:t>
       </w:r>
       <w:r>
         <w:rPr>
@@ -3812,26 +3668,26 @@
           <w:sz w:val="24"/>
           <w:u w:val="single"/>
         </w:rPr>
-        <w:t>Твоє́;* наді́ється душа́ моя́ на Го́спода.</w:t>
-      </w:r>
-    </w:p>
-    <w:p>
-      <w:pPr>
-        <w:spacing w:after="120"/>
-        <w:jc w:val="both"/>
-        <w:rPr>
-          <w:rFonts w:ascii="Times New Roman" w:hAnsi="Times New Roman" w:cs="Times New Roman"/>
-          <w:sz w:val="24"/>
-          <w:szCs w:val="24"/>
-        </w:rPr>
-      </w:pPr>
-      <w:r>
-        <w:rPr>
-          <w:rFonts w:ascii="Times New Roman" w:hAnsi="Times New Roman" w:cs="Times New Roman"/>
-          <w:sz w:val="24"/>
-          <w:szCs w:val="24"/>
-        </w:rPr>
-        <w:t>Повчали сторожу нечестивці:* Затаїть Христове воскресіння!* – і взявши срібняки, кажіть:* Коли ми спали, вкрадено з гробу мертвого.* Хто бачив, хто чув коли, щоб украдено померлого,* ще й намазаного і нагого,* що лишив у гробі й свої похоронні полотна?* Не обманюйте себе, невірні,* але навчіться сказань пророків і зрозумійте,* що він справді – Спаситель світу і Всемогутній.</w:t>
+        <w:t>Від ра́нньої сторо́жі до но́чі від ра́нньої сторо́жі* неха́й упова́є Ізра́їль на Го́спода.</w:t>
+      </w:r>
+    </w:p>
+    <w:p>
+      <w:pPr>
+        <w:spacing w:after="120"/>
+        <w:jc w:val="both"/>
+        <w:rPr>
+          <w:rFonts w:ascii="Times New Roman" w:hAnsi="Times New Roman" w:cs="Times New Roman"/>
+          <w:sz w:val="24"/>
+          <w:szCs w:val="24"/>
+        </w:rPr>
+      </w:pPr>
+      <w:r>
+        <w:rPr>
+          <w:rFonts w:ascii="Times New Roman" w:hAnsi="Times New Roman" w:cs="Times New Roman"/>
+          <w:sz w:val="24"/>
+          <w:szCs w:val="24"/>
+        </w:rPr>
+        <w:t>Господи, що ад полонив* і смерть знищив, Спасителю наш,* що просвітив твоїм чесним хрестом світ, – помилуй нас!</w:t>
       </w:r>
     </w:p>
     <w:p>
@@ -3861,64 +3717,7 @@
           <w:sz w:val="24"/>
           <w:u w:val="single"/>
         </w:rPr>
-        <w:t>Від ра́нньої сторо́жі до но́чі від ра́нньої сторо́жі* неха́й упова́є Ізра́їль на Го́спода.</w:t>
-      </w:r>
-    </w:p>
-    <w:p>
-      <w:pPr>
-        <w:spacing w:after="120"/>
-        <w:jc w:val="both"/>
-        <w:rPr>
-          <w:rFonts w:ascii="Times New Roman" w:hAnsi="Times New Roman" w:cs="Times New Roman"/>
-          <w:sz w:val="24"/>
-          <w:szCs w:val="24"/>
-        </w:rPr>
-      </w:pPr>
-      <w:r>
-        <w:rPr>
-          <w:rFonts w:ascii="Times New Roman" w:hAnsi="Times New Roman" w:cs="Times New Roman"/>
-          <w:sz w:val="24"/>
-          <w:szCs w:val="24"/>
-        </w:rPr>
-        <w:t>Господи, що ад полонив* і смерть знищив, Спасителю наш,* що просвітив твоїм чесним хрестом світ, – помилуй нас!</w:t>
-      </w:r>
-    </w:p>
-    <w:p>
-      <w:pPr>
-        <w:spacing w:after="120"/>
-      </w:pPr>
-      <w:r>
-        <w:rPr>
-          <w:rFonts w:ascii="Times New Roman" w:hAnsi="Times New Roman"/>
-          <w:i/>
-          <w:color w:val="FF0000"/>
-          <w:sz w:val="24"/>
-        </w:rPr>
-        <w:t>Стих:</w:t>
-      </w:r>
-      <w:r>
-        <w:rPr>
-          <w:rFonts w:ascii="Times New Roman" w:hAnsi="Times New Roman"/>
-          <w:i/>
-          <w:sz w:val="24"/>
-        </w:rPr>
-        <w:t xml:space="preserve"> </w:t>
-      </w:r>
-      <w:r>
-        <w:rPr>
-          <w:rFonts w:ascii="Times New Roman" w:hAnsi="Times New Roman"/>
-          <w:sz w:val="24"/>
-          <w:u w:val="single"/>
-        </w:rPr>
-        <w:t>Бо в Го́спода ми́ліс</w:t>
-      </w:r>
-      <w:r>
-        <w:rPr>
-          <w:rFonts w:ascii="Times New Roman" w:hAnsi="Times New Roman"/>
-          <w:sz w:val="24"/>
-          <w:u w:val="single"/>
-        </w:rPr>
-        <w:t>ть і відку́плення вели́ке в Ньо́го;* Він ви́зволить Ізра́їля від усьо́го беззако́ння його́.</w:t>
+        <w:t>Бо в Го́спода ми́лість і відку́плення вели́ке в Ньо́го;* Він ви́зволить Ізра́їля від усьо́го беззако́ння його́.</w:t>
       </w:r>
     </w:p>
     <w:p>
@@ -4373,21 +4172,7 @@
           <w:rFonts w:ascii="Times New Roman" w:hAnsi="Times New Roman"/>
           <w:sz w:val="24"/>
         </w:rPr>
-        <w:t>Сві́тло ти́хе свято́ї сла́ви безсм</w:t>
-      </w:r>
-      <w:r>
-        <w:rPr>
-          <w:rFonts w:ascii="Times New Roman" w:hAnsi="Times New Roman"/>
-          <w:sz w:val="24"/>
-        </w:rPr>
-        <w:t>е́ртного Отця́ небе́сного, свято́го, блаже́нного, Ісу́се Хри́сте, дожи́вши до за́ходу со́нця, поба́чивши сві́тло вечі́рнє, сла́вимо Отця́, і Си́на, і Свято́го Ду́ха – Бо́га. Досто́йно є повсякча́с прославля́ти Тебе́ голоса́ми побо́жними, Си́ну Бо́жий, що ж</w:t>
-      </w:r>
-      <w:r>
-        <w:rPr>
-          <w:rFonts w:ascii="Times New Roman" w:hAnsi="Times New Roman"/>
-          <w:sz w:val="24"/>
-        </w:rPr>
-        <w:t>иття́ дає́ш усьому́ сві́ту, тому́ світ уве́сь сла́вить Тебе́.</w:t>
+        <w:t>Сві́тло ти́хе свято́ї сла́ви безсме́ртного Отця́ небе́сного, свято́го, блаже́нного, Ісу́се Хри́сте, дожи́вши до за́ходу со́нця, поба́чивши сві́тло вечі́рнє, сла́вимо Отця́, і Си́на, і Свято́го Ду́ха – Бо́га. Досто́йно є повсякча́с прославля́ти Тебе́ голоса́ми побо́жними, Си́ну Бо́жий, що життя́ дає́ш усьому́ сві́ту, тому́ світ уве́сь сла́вить Тебе́.</w:t>
       </w:r>
     </w:p>
     <w:p>
@@ -4635,16 +4420,7 @@
           <w:color w:val="FF0000"/>
           <w:sz w:val="24"/>
         </w:rPr>
-        <w:t xml:space="preserve"> (Пс</w:t>
-      </w:r>
-      <w:r>
-        <w:rPr>
-          <w:rFonts w:ascii="Times New Roman" w:hAnsi="Times New Roman"/>
-          <w:i/>
-          <w:color w:val="FF0000"/>
-          <w:sz w:val="24"/>
-        </w:rPr>
-        <w:t>. 92,6).</w:t>
+        <w:t xml:space="preserve"> (Пс. 92,6).</w:t>
       </w:r>
     </w:p>
     <w:p>
@@ -5155,14 +4931,7 @@
           <w:rFonts w:ascii="Times New Roman" w:hAnsi="Times New Roman"/>
           <w:sz w:val="24"/>
         </w:rPr>
-        <w:t xml:space="preserve">Сподо́би, </w:t>
-      </w:r>
-      <w:r>
-        <w:rPr>
-          <w:rFonts w:ascii="Times New Roman" w:hAnsi="Times New Roman"/>
-          <w:sz w:val="24"/>
-        </w:rPr>
-        <w:t>Го́споди, цього́ ве́чора* без гріха́ зберегти́ся нам.</w:t>
+        <w:t>Сподо́би, Го́споди, цього́ ве́чора* без гріха́ зберегти́ся нам.</w:t>
       </w:r>
     </w:p>
     <w:p>
@@ -5198,14 +4967,7 @@
           <w:rFonts w:ascii="Times New Roman" w:hAnsi="Times New Roman"/>
           <w:sz w:val="24"/>
         </w:rPr>
-        <w:t xml:space="preserve">Благослове́нний Ти, </w:t>
-      </w:r>
-      <w:r>
-        <w:rPr>
-          <w:rFonts w:ascii="Times New Roman" w:hAnsi="Times New Roman"/>
-          <w:sz w:val="24"/>
-        </w:rPr>
-        <w:t>Го́споди,* навчи́ мене́ устано́в Твої́х.</w:t>
+        <w:t>Благослове́нний Ти, Го́споди,* навчи́ мене́ устано́в Твої́х.</w:t>
       </w:r>
     </w:p>
     <w:p>
@@ -5253,14 +5015,7 @@
           <w:rFonts w:ascii="Times New Roman" w:hAnsi="Times New Roman"/>
           <w:sz w:val="24"/>
         </w:rPr>
-        <w:t xml:space="preserve">Тобі́ нале́жить </w:t>
-      </w:r>
-      <w:r>
-        <w:rPr>
-          <w:rFonts w:ascii="Times New Roman" w:hAnsi="Times New Roman"/>
-          <w:sz w:val="24"/>
-        </w:rPr>
-        <w:t>хвала́,* Тобі́ нале́жить пі́сня.</w:t>
+        <w:t>Тобі́ нале́жить хвала́,* Тобі́ нале́жить пі́сня.</w:t>
       </w:r>
     </w:p>
     <w:p>
@@ -5992,15 +5747,7 @@
           <w:color w:val="000000"/>
           <w:sz w:val="24"/>
         </w:rPr>
-        <w:t xml:space="preserve">Нехай буде влада </w:t>
-      </w:r>
-      <w:r>
-        <w:rPr>
-          <w:rFonts w:ascii="Times New Roman" w:hAnsi="Times New Roman"/>
-          <w:color w:val="000000"/>
-          <w:sz w:val="24"/>
-        </w:rPr>
-        <w:t>царства Твого благословенна і дуже прославлена: Отця, і Сина, і Святого Духа, нині і повсякчас, і на віки віків.</w:t>
+        <w:t>Нехай буде влада царства Твого благословенна і дуже прославлена: Отця, і Сина, і Святого Духа, нині і повсякчас, і на віки віків.</w:t>
       </w:r>
     </w:p>
     <w:p>
@@ -6165,15 +5912,7 @@
           <w:sz w:val="24"/>
           <w:u w:val="single"/>
         </w:rPr>
-        <w:t>Бо Він утверди́в вселе́нну,* і вона́ не захита́є</w:t>
-      </w:r>
-      <w:r>
-        <w:rPr>
-          <w:rFonts w:ascii="Times New Roman" w:hAnsi="Times New Roman"/>
-          <w:sz w:val="24"/>
-          <w:u w:val="single"/>
-        </w:rPr>
-        <w:t>ться.</w:t>
+        <w:t>Бо Він утверди́в вселе́нну,* і вона́ не захита́ється.</w:t>
       </w:r>
       <w:r>
         <w:rPr>
@@ -6393,14 +6132,7 @@
           <w:rFonts w:ascii="Times New Roman" w:hAnsi="Times New Roman"/>
           <w:sz w:val="24"/>
         </w:rPr>
-        <w:t xml:space="preserve">Святи́й Бо́же, святи́й Крі́пкий, святи́й </w:t>
-      </w:r>
-      <w:r>
-        <w:rPr>
-          <w:rFonts w:ascii="Times New Roman" w:hAnsi="Times New Roman"/>
-          <w:sz w:val="24"/>
-        </w:rPr>
-        <w:t xml:space="preserve">Безсме́ртний, поми́луй нас. </w:t>
+        <w:t xml:space="preserve">Святи́й Бо́же, святи́й Крі́пкий, святи́й Безсме́ртний, поми́луй нас. </w:t>
       </w:r>
       <w:r>
         <w:rPr>
@@ -6433,14 +6165,7 @@
           <w:rFonts w:ascii="Times New Roman" w:hAnsi="Times New Roman"/>
           <w:sz w:val="24"/>
         </w:rPr>
-        <w:t>Пресвята́ Тро́йце, поми́луй нас; Го́споди, очи́сти гріхи́ на́ші; Влади́ко, прости́ беззако́ння на́ші; Святи́й, завіта́й і зціли</w:t>
-      </w:r>
-      <w:r>
-        <w:rPr>
-          <w:rFonts w:ascii="Times New Roman" w:hAnsi="Times New Roman"/>
-          <w:sz w:val="24"/>
-        </w:rPr>
-        <w:t>́ не́мочі на́ші, І́мени Твого́ ра́ди.</w:t>
+        <w:t>Пресвята́ Тро́йце, поми́луй нас; Го́споди, очи́сти гріхи́ на́ші; Влади́ко, прости́ беззако́ння на́ші; Святи́й, завіта́й і зціли́ не́мочі на́ші, І́мени Твого́ ра́ди.</w:t>
       </w:r>
     </w:p>
     <w:p>
@@ -6485,14 +6210,7 @@
           <w:rFonts w:ascii="Times New Roman" w:hAnsi="Times New Roman"/>
           <w:sz w:val="24"/>
         </w:rPr>
-        <w:t xml:space="preserve">О́тче наш, що єси́ на небеса́х,* неха́й святи́ться ім’я́ Твоє́,* неха́й при́йде ца́рство Твоє́,* </w:t>
-      </w:r>
-      <w:r>
-        <w:rPr>
-          <w:rFonts w:ascii="Times New Roman" w:hAnsi="Times New Roman"/>
-          <w:sz w:val="24"/>
-        </w:rPr>
-        <w:t>неха́й бу́де во́ля Твоя́, як на не́бі, так і на землі́.* Хліб наш насу́щний дай нам сього́дні;* і прости́ нам прови́ни на́ші,* як і ми проща́ємо винува́тцям на́шим;* і не введи́ нас у споку́су,* але́ ви́зволи нас від лука́вого.</w:t>
+        <w:t>О́тче наш, що єси́ на небеса́х,* неха́й святи́ться ім’я́ Твоє́,* неха́й при́йде ца́рство Твоє́,* неха́й бу́де во́ля Твоя́, як на не́бі, так і на землі́.* Хліб наш насу́щний дай нам сього́дні;* і прости́ нам прови́ни на́ші,* як і ми проща́ємо винува́тцям на́шим;* і не введи́ нас у споку́су,* але́ ви́зволи нас від лука́вого.</w:t>
       </w:r>
     </w:p>
     <w:p>
@@ -6720,14 +6438,7 @@
           <w:rFonts w:ascii="Times New Roman" w:hAnsi="Times New Roman"/>
           <w:sz w:val="24"/>
         </w:rPr>
-        <w:t>Прему́др</w:t>
-      </w:r>
-      <w:r>
-        <w:rPr>
-          <w:rFonts w:ascii="Times New Roman" w:hAnsi="Times New Roman"/>
-          <w:sz w:val="24"/>
-        </w:rPr>
-        <w:t>ість!</w:t>
+        <w:t>Прему́дрість!</w:t>
       </w:r>
     </w:p>
     <w:p>
@@ -6931,14 +6642,7 @@
           <w:rFonts w:ascii="Times New Roman" w:hAnsi="Times New Roman"/>
           <w:sz w:val="24"/>
         </w:rPr>
-        <w:t>Сла́ва Отцю́, і Си́ну, і Свято́м</w:t>
-      </w:r>
-      <w:r>
-        <w:rPr>
-          <w:rFonts w:ascii="Times New Roman" w:hAnsi="Times New Roman"/>
-          <w:sz w:val="24"/>
-        </w:rPr>
-        <w:t xml:space="preserve">у Ду́хові, і ни́ні, і повсякча́с, і на ві́ки вікі́в. Амі́нь. Го́споди, поми́луй. </w:t>
+        <w:t xml:space="preserve">Сла́ва Отцю́, і Си́ну, і Свято́му Ду́хові, і ни́ні, і повсякча́с, і на ві́ки вікі́в. Амі́нь. Го́споди, поми́луй. </w:t>
       </w:r>
       <w:r>
         <w:rPr>
@@ -18027,18 +17731,21 @@
           <w:color w:val="FF0000"/>
           <w:sz w:val="24"/>
           <w:szCs w:val="24"/>
-        </w:rPr>
-      </w:pPr>
-      <w:r>
-        <w:rPr>
-          <w:rFonts w:ascii="Times New Roman" w:hAnsi="Times New Roman" w:cs="Times New Roman"/>
-          <w:i/>
-          <w:color w:val="FF0000"/>
-          <w:sz w:val="24"/>
-          <w:szCs w:val="24"/>
           <w:highlight w:val="yellow"/>
-        </w:rPr>
-        <w:t>ВСТАВИТИ</w:t>
+          <w:lang w:val="ru-MD"/>
+        </w:rPr>
+      </w:pPr>
+      <w:r>
+        <w:rPr>
+          <w:rFonts w:ascii="Times New Roman" w:hAnsi="Times New Roman" w:cs="Times New Roman"/>
+          <w:i/>
+          <w:color w:val="FF0000"/>
+          <w:sz w:val="24"/>
+          <w:szCs w:val="24"/>
+          <w:highlight w:val="yellow"/>
+          <w:lang w:val="ru-MD"/>
+        </w:rPr>
+        <w:t>ВСТАВИТИ СВІТИЛЬНИЙ</w:t>
       </w:r>
     </w:p>
     <w:p>

--- a/flow/20230914_vu_template/01-Октоїх/Глас_5/5-НД.docx
+++ b/flow/20230914_vu_template/01-Октоїх/Глас_5/5-НД.docx
@@ -579,1543 +579,146 @@
     <w:p>
       <w:pPr>
         <w:spacing w:after="120"/>
-      </w:pPr>
-      <w:proofErr w:type="spellStart"/>
-      <w:r>
-        <w:rPr>
-          <w:rFonts w:ascii="Times New Roman" w:hAnsi="Times New Roman"/>
-          <w:sz w:val="24"/>
-        </w:rPr>
-        <w:t>Підвели́ся</w:t>
-      </w:r>
-      <w:proofErr w:type="spellEnd"/>
-      <w:r>
-        <w:rPr>
-          <w:rFonts w:ascii="Times New Roman" w:hAnsi="Times New Roman"/>
-          <w:sz w:val="24"/>
-        </w:rPr>
-        <w:t xml:space="preserve"> </w:t>
-      </w:r>
-      <w:proofErr w:type="spellStart"/>
-      <w:r>
-        <w:rPr>
-          <w:rFonts w:ascii="Times New Roman" w:hAnsi="Times New Roman"/>
-          <w:sz w:val="24"/>
-        </w:rPr>
-        <w:t>го́ри</w:t>
-      </w:r>
-      <w:proofErr w:type="spellEnd"/>
-      <w:r>
-        <w:rPr>
-          <w:rFonts w:ascii="Times New Roman" w:hAnsi="Times New Roman"/>
-          <w:sz w:val="24"/>
-        </w:rPr>
-        <w:t xml:space="preserve">, </w:t>
-      </w:r>
-      <w:proofErr w:type="spellStart"/>
-      <w:r>
-        <w:rPr>
-          <w:rFonts w:ascii="Times New Roman" w:hAnsi="Times New Roman"/>
-          <w:sz w:val="24"/>
-        </w:rPr>
-        <w:t>зійшли</w:t>
-      </w:r>
-      <w:proofErr w:type="spellEnd"/>
-      <w:r>
-        <w:rPr>
-          <w:rFonts w:ascii="Times New Roman" w:hAnsi="Times New Roman"/>
-          <w:sz w:val="24"/>
-        </w:rPr>
-        <w:t xml:space="preserve">́ </w:t>
-      </w:r>
-      <w:proofErr w:type="spellStart"/>
-      <w:r>
-        <w:rPr>
-          <w:rFonts w:ascii="Times New Roman" w:hAnsi="Times New Roman"/>
-          <w:sz w:val="24"/>
-        </w:rPr>
-        <w:t>доли́ни</w:t>
-      </w:r>
-      <w:proofErr w:type="spellEnd"/>
-      <w:r>
-        <w:rPr>
-          <w:rFonts w:ascii="Times New Roman" w:hAnsi="Times New Roman"/>
-          <w:sz w:val="24"/>
-        </w:rPr>
-        <w:t xml:space="preserve"> </w:t>
-      </w:r>
-      <w:proofErr w:type="spellStart"/>
-      <w:r>
-        <w:rPr>
-          <w:rFonts w:ascii="Times New Roman" w:hAnsi="Times New Roman"/>
-          <w:sz w:val="24"/>
-        </w:rPr>
-        <w:t>до</w:t>
-      </w:r>
-      <w:proofErr w:type="spellEnd"/>
-      <w:r>
-        <w:rPr>
-          <w:rFonts w:ascii="Times New Roman" w:hAnsi="Times New Roman"/>
-          <w:sz w:val="24"/>
-        </w:rPr>
-        <w:t xml:space="preserve"> </w:t>
-      </w:r>
-      <w:proofErr w:type="spellStart"/>
-      <w:proofErr w:type="gramStart"/>
-      <w:r>
-        <w:rPr>
-          <w:rFonts w:ascii="Times New Roman" w:hAnsi="Times New Roman"/>
-          <w:sz w:val="24"/>
-        </w:rPr>
-        <w:t>мі́сця</w:t>
-      </w:r>
-      <w:proofErr w:type="spellEnd"/>
-      <w:r>
-        <w:rPr>
-          <w:rFonts w:ascii="Times New Roman" w:hAnsi="Times New Roman"/>
-          <w:sz w:val="24"/>
-        </w:rPr>
-        <w:t>,*</w:t>
-      </w:r>
-      <w:proofErr w:type="gramEnd"/>
-      <w:r>
-        <w:rPr>
-          <w:rFonts w:ascii="Times New Roman" w:hAnsi="Times New Roman"/>
-          <w:sz w:val="24"/>
-        </w:rPr>
-        <w:t xml:space="preserve"> що Ти </w:t>
-      </w:r>
-      <w:proofErr w:type="spellStart"/>
-      <w:r>
-        <w:rPr>
-          <w:rFonts w:ascii="Times New Roman" w:hAnsi="Times New Roman"/>
-          <w:sz w:val="24"/>
-        </w:rPr>
-        <w:t>їм</w:t>
-      </w:r>
-      <w:proofErr w:type="spellEnd"/>
-      <w:r>
-        <w:rPr>
-          <w:rFonts w:ascii="Times New Roman" w:hAnsi="Times New Roman"/>
-          <w:sz w:val="24"/>
-        </w:rPr>
-        <w:t xml:space="preserve"> </w:t>
-      </w:r>
-      <w:proofErr w:type="spellStart"/>
-      <w:r>
-        <w:rPr>
-          <w:rFonts w:ascii="Times New Roman" w:hAnsi="Times New Roman"/>
-          <w:sz w:val="24"/>
-        </w:rPr>
-        <w:t>призна́чив</w:t>
-      </w:r>
-      <w:proofErr w:type="spellEnd"/>
-      <w:r>
-        <w:rPr>
-          <w:rFonts w:ascii="Times New Roman" w:hAnsi="Times New Roman"/>
-          <w:sz w:val="24"/>
-        </w:rPr>
-        <w:t>.</w:t>
-      </w:r>
-    </w:p>
-    <w:p>
-      <w:pPr>
-        <w:spacing w:after="120"/>
-      </w:pPr>
-      <w:proofErr w:type="spellStart"/>
-      <w:r>
-        <w:rPr>
-          <w:rFonts w:ascii="Times New Roman" w:hAnsi="Times New Roman"/>
-          <w:sz w:val="24"/>
-        </w:rPr>
-        <w:t>Поста́вив</w:t>
-      </w:r>
-      <w:proofErr w:type="spellEnd"/>
-      <w:r>
-        <w:rPr>
-          <w:rFonts w:ascii="Times New Roman" w:hAnsi="Times New Roman"/>
-          <w:sz w:val="24"/>
-        </w:rPr>
-        <w:t xml:space="preserve"> </w:t>
-      </w:r>
-      <w:proofErr w:type="spellStart"/>
-      <w:r>
-        <w:rPr>
-          <w:rFonts w:ascii="Times New Roman" w:hAnsi="Times New Roman"/>
-          <w:sz w:val="24"/>
-        </w:rPr>
-        <w:t>їм</w:t>
-      </w:r>
-      <w:proofErr w:type="spellEnd"/>
-      <w:r>
-        <w:rPr>
-          <w:rFonts w:ascii="Times New Roman" w:hAnsi="Times New Roman"/>
-          <w:sz w:val="24"/>
-        </w:rPr>
-        <w:t xml:space="preserve"> </w:t>
-      </w:r>
-      <w:proofErr w:type="spellStart"/>
-      <w:r>
-        <w:rPr>
-          <w:rFonts w:ascii="Times New Roman" w:hAnsi="Times New Roman"/>
-          <w:sz w:val="24"/>
-        </w:rPr>
-        <w:t>грани́цю</w:t>
-      </w:r>
-      <w:proofErr w:type="spellEnd"/>
-      <w:r>
-        <w:rPr>
-          <w:rFonts w:ascii="Times New Roman" w:hAnsi="Times New Roman"/>
-          <w:sz w:val="24"/>
-        </w:rPr>
-        <w:t xml:space="preserve">, </w:t>
-      </w:r>
-      <w:proofErr w:type="spellStart"/>
-      <w:r>
-        <w:rPr>
-          <w:rFonts w:ascii="Times New Roman" w:hAnsi="Times New Roman"/>
-          <w:sz w:val="24"/>
-        </w:rPr>
-        <w:t>яко́ї</w:t>
-      </w:r>
-      <w:proofErr w:type="spellEnd"/>
-      <w:r>
-        <w:rPr>
-          <w:rFonts w:ascii="Times New Roman" w:hAnsi="Times New Roman"/>
-          <w:sz w:val="24"/>
-        </w:rPr>
-        <w:t xml:space="preserve"> </w:t>
-      </w:r>
-      <w:proofErr w:type="spellStart"/>
-      <w:r>
-        <w:rPr>
-          <w:rFonts w:ascii="Times New Roman" w:hAnsi="Times New Roman"/>
-          <w:sz w:val="24"/>
-        </w:rPr>
-        <w:t>не</w:t>
-      </w:r>
-      <w:proofErr w:type="spellEnd"/>
-      <w:r>
-        <w:rPr>
-          <w:rFonts w:ascii="Times New Roman" w:hAnsi="Times New Roman"/>
-          <w:sz w:val="24"/>
-        </w:rPr>
-        <w:t xml:space="preserve"> </w:t>
-      </w:r>
-      <w:proofErr w:type="spellStart"/>
-      <w:proofErr w:type="gramStart"/>
-      <w:r>
-        <w:rPr>
-          <w:rFonts w:ascii="Times New Roman" w:hAnsi="Times New Roman"/>
-          <w:sz w:val="24"/>
-        </w:rPr>
-        <w:t>пере́йдуть</w:t>
-      </w:r>
-      <w:proofErr w:type="spellEnd"/>
-      <w:r>
-        <w:rPr>
-          <w:rFonts w:ascii="Times New Roman" w:hAnsi="Times New Roman"/>
-          <w:sz w:val="24"/>
-        </w:rPr>
-        <w:t>,*</w:t>
-      </w:r>
-      <w:proofErr w:type="gramEnd"/>
-      <w:r>
-        <w:rPr>
-          <w:rFonts w:ascii="Times New Roman" w:hAnsi="Times New Roman"/>
-          <w:sz w:val="24"/>
-        </w:rPr>
-        <w:t xml:space="preserve"> </w:t>
-      </w:r>
-      <w:proofErr w:type="spellStart"/>
-      <w:r>
-        <w:rPr>
-          <w:rFonts w:ascii="Times New Roman" w:hAnsi="Times New Roman"/>
-          <w:sz w:val="24"/>
-        </w:rPr>
-        <w:t>щоб</w:t>
-      </w:r>
-      <w:proofErr w:type="spellEnd"/>
-      <w:r>
-        <w:rPr>
-          <w:rFonts w:ascii="Times New Roman" w:hAnsi="Times New Roman"/>
-          <w:sz w:val="24"/>
-        </w:rPr>
-        <w:t xml:space="preserve"> </w:t>
-      </w:r>
-      <w:proofErr w:type="spellStart"/>
-      <w:r>
-        <w:rPr>
-          <w:rFonts w:ascii="Times New Roman" w:hAnsi="Times New Roman"/>
-          <w:sz w:val="24"/>
-        </w:rPr>
-        <w:t>зно́ву</w:t>
-      </w:r>
-      <w:proofErr w:type="spellEnd"/>
-      <w:r>
-        <w:rPr>
-          <w:rFonts w:ascii="Times New Roman" w:hAnsi="Times New Roman"/>
-          <w:sz w:val="24"/>
-        </w:rPr>
-        <w:t xml:space="preserve"> </w:t>
-      </w:r>
-      <w:proofErr w:type="spellStart"/>
-      <w:r>
-        <w:rPr>
-          <w:rFonts w:ascii="Times New Roman" w:hAnsi="Times New Roman"/>
-          <w:sz w:val="24"/>
-        </w:rPr>
-        <w:t>покри́ти</w:t>
-      </w:r>
-      <w:proofErr w:type="spellEnd"/>
-      <w:r>
-        <w:rPr>
-          <w:rFonts w:ascii="Times New Roman" w:hAnsi="Times New Roman"/>
-          <w:sz w:val="24"/>
-        </w:rPr>
-        <w:t xml:space="preserve"> </w:t>
-      </w:r>
-      <w:proofErr w:type="spellStart"/>
-      <w:r>
-        <w:rPr>
-          <w:rFonts w:ascii="Times New Roman" w:hAnsi="Times New Roman"/>
-          <w:sz w:val="24"/>
-        </w:rPr>
-        <w:t>зе́млю</w:t>
-      </w:r>
-      <w:proofErr w:type="spellEnd"/>
-      <w:r>
-        <w:rPr>
-          <w:rFonts w:ascii="Times New Roman" w:hAnsi="Times New Roman"/>
-          <w:sz w:val="24"/>
-        </w:rPr>
-        <w:t>.</w:t>
-      </w:r>
-    </w:p>
-    <w:p>
-      <w:pPr>
-        <w:spacing w:after="120"/>
-      </w:pPr>
-      <w:proofErr w:type="spellStart"/>
-      <w:r>
-        <w:rPr>
-          <w:rFonts w:ascii="Times New Roman" w:hAnsi="Times New Roman"/>
-          <w:sz w:val="24"/>
-        </w:rPr>
-        <w:t>Джере́ла</w:t>
-      </w:r>
-      <w:proofErr w:type="spellEnd"/>
-      <w:r>
-        <w:rPr>
-          <w:rFonts w:ascii="Times New Roman" w:hAnsi="Times New Roman"/>
-          <w:sz w:val="24"/>
-        </w:rPr>
-        <w:t xml:space="preserve"> </w:t>
-      </w:r>
-      <w:proofErr w:type="spellStart"/>
-      <w:r>
-        <w:rPr>
-          <w:rFonts w:ascii="Times New Roman" w:hAnsi="Times New Roman"/>
-          <w:sz w:val="24"/>
-        </w:rPr>
-        <w:t>посила́єш</w:t>
-      </w:r>
-      <w:proofErr w:type="spellEnd"/>
-      <w:r>
-        <w:rPr>
-          <w:rFonts w:ascii="Times New Roman" w:hAnsi="Times New Roman"/>
-          <w:sz w:val="24"/>
-        </w:rPr>
-        <w:t xml:space="preserve"> у </w:t>
-      </w:r>
-      <w:proofErr w:type="spellStart"/>
-      <w:proofErr w:type="gramStart"/>
-      <w:r>
-        <w:rPr>
-          <w:rFonts w:ascii="Times New Roman" w:hAnsi="Times New Roman"/>
-          <w:sz w:val="24"/>
-        </w:rPr>
-        <w:t>рі́ки</w:t>
-      </w:r>
-      <w:proofErr w:type="spellEnd"/>
-      <w:r>
-        <w:rPr>
-          <w:rFonts w:ascii="Times New Roman" w:hAnsi="Times New Roman"/>
-          <w:sz w:val="24"/>
-        </w:rPr>
-        <w:t>,*</w:t>
-      </w:r>
-      <w:proofErr w:type="gramEnd"/>
-      <w:r>
-        <w:rPr>
-          <w:rFonts w:ascii="Times New Roman" w:hAnsi="Times New Roman"/>
-          <w:sz w:val="24"/>
-        </w:rPr>
-        <w:t xml:space="preserve"> </w:t>
-      </w:r>
-      <w:proofErr w:type="spellStart"/>
-      <w:r>
-        <w:rPr>
-          <w:rFonts w:ascii="Times New Roman" w:hAnsi="Times New Roman"/>
-          <w:sz w:val="24"/>
-        </w:rPr>
-        <w:t>які</w:t>
-      </w:r>
-      <w:proofErr w:type="spellEnd"/>
-      <w:r>
-        <w:rPr>
-          <w:rFonts w:ascii="Times New Roman" w:hAnsi="Times New Roman"/>
-          <w:sz w:val="24"/>
-        </w:rPr>
-        <w:t xml:space="preserve">́ </w:t>
-      </w:r>
-      <w:proofErr w:type="spellStart"/>
-      <w:r>
-        <w:rPr>
-          <w:rFonts w:ascii="Times New Roman" w:hAnsi="Times New Roman"/>
-          <w:sz w:val="24"/>
-        </w:rPr>
-        <w:t>течу́ть</w:t>
-      </w:r>
-      <w:proofErr w:type="spellEnd"/>
-      <w:r>
-        <w:rPr>
-          <w:rFonts w:ascii="Times New Roman" w:hAnsi="Times New Roman"/>
-          <w:sz w:val="24"/>
-        </w:rPr>
-        <w:t xml:space="preserve"> </w:t>
-      </w:r>
-      <w:proofErr w:type="spellStart"/>
-      <w:r>
-        <w:rPr>
-          <w:rFonts w:ascii="Times New Roman" w:hAnsi="Times New Roman"/>
-          <w:sz w:val="24"/>
-        </w:rPr>
-        <w:t>по́між</w:t>
-      </w:r>
-      <w:proofErr w:type="spellEnd"/>
-      <w:r>
-        <w:rPr>
-          <w:rFonts w:ascii="Times New Roman" w:hAnsi="Times New Roman"/>
-          <w:sz w:val="24"/>
-        </w:rPr>
-        <w:t xml:space="preserve"> </w:t>
-      </w:r>
-      <w:proofErr w:type="spellStart"/>
-      <w:r>
-        <w:rPr>
-          <w:rFonts w:ascii="Times New Roman" w:hAnsi="Times New Roman"/>
-          <w:sz w:val="24"/>
-        </w:rPr>
-        <w:t>го́рами</w:t>
-      </w:r>
-      <w:proofErr w:type="spellEnd"/>
-      <w:r>
-        <w:rPr>
-          <w:rFonts w:ascii="Times New Roman" w:hAnsi="Times New Roman"/>
-          <w:sz w:val="24"/>
-        </w:rPr>
-        <w:t>.</w:t>
-      </w:r>
-    </w:p>
-    <w:p>
-      <w:pPr>
-        <w:spacing w:after="120"/>
-      </w:pPr>
-      <w:proofErr w:type="spellStart"/>
-      <w:r>
-        <w:rPr>
-          <w:rFonts w:ascii="Times New Roman" w:hAnsi="Times New Roman"/>
-          <w:sz w:val="24"/>
+        <w:rPr>
+          <w:lang w:val="ru-MD"/>
+        </w:rPr>
+      </w:pPr>
+      <w:r>
+        <w:rPr>
+          <w:rFonts w:ascii="Times New Roman" w:hAnsi="Times New Roman"/>
+          <w:sz w:val="24"/>
+          <w:lang w:val="ru-MD"/>
+        </w:rPr>
+        <w:t>Підвели́ся го́ри, зійшли́ доли́ни до мі́сця,* що Ти їм призна́чив.</w:t>
+      </w:r>
+    </w:p>
+    <w:p>
+      <w:pPr>
+        <w:spacing w:after="120"/>
+        <w:rPr>
+          <w:lang w:val="ru-MD"/>
+        </w:rPr>
+      </w:pPr>
+      <w:r>
+        <w:rPr>
+          <w:rFonts w:ascii="Times New Roman" w:hAnsi="Times New Roman"/>
+          <w:sz w:val="24"/>
+          <w:lang w:val="ru-MD"/>
+        </w:rPr>
+        <w:t>Поста́вив їм грани́цю, яко́ї не пере́йдуть,* щоб зно́ву покри́ти зе́млю.</w:t>
+      </w:r>
+    </w:p>
+    <w:p>
+      <w:pPr>
+        <w:spacing w:after="120"/>
+        <w:rPr>
+          <w:lang w:val="ru-MD"/>
+        </w:rPr>
+      </w:pPr>
+      <w:r>
+        <w:rPr>
+          <w:rFonts w:ascii="Times New Roman" w:hAnsi="Times New Roman"/>
+          <w:sz w:val="24"/>
+          <w:lang w:val="ru-MD"/>
+        </w:rPr>
+        <w:t>Джере́ла посила́єш у рі́ки,* які́ течу́ть по́між го́рами.</w:t>
+      </w:r>
+    </w:p>
+    <w:p>
+      <w:pPr>
+        <w:spacing w:after="120"/>
+        <w:rPr>
+          <w:lang w:val="ru-MD"/>
+        </w:rPr>
+      </w:pPr>
+      <w:r>
+        <w:rPr>
+          <w:rFonts w:ascii="Times New Roman" w:hAnsi="Times New Roman"/>
+          <w:sz w:val="24"/>
+          <w:lang w:val="ru-MD"/>
         </w:rPr>
         <w:lastRenderedPageBreak/>
-        <w:t>Усю</w:t>
-      </w:r>
-      <w:proofErr w:type="spellEnd"/>
-      <w:r>
-        <w:rPr>
-          <w:rFonts w:ascii="Times New Roman" w:hAnsi="Times New Roman"/>
-          <w:sz w:val="24"/>
-        </w:rPr>
-        <w:t xml:space="preserve">́ </w:t>
-      </w:r>
-      <w:proofErr w:type="spellStart"/>
-      <w:r>
-        <w:rPr>
-          <w:rFonts w:ascii="Times New Roman" w:hAnsi="Times New Roman"/>
-          <w:sz w:val="24"/>
-        </w:rPr>
-        <w:t>звірину</w:t>
-      </w:r>
-      <w:proofErr w:type="spellEnd"/>
-      <w:r>
-        <w:rPr>
-          <w:rFonts w:ascii="Times New Roman" w:hAnsi="Times New Roman"/>
-          <w:sz w:val="24"/>
-        </w:rPr>
-        <w:t xml:space="preserve">́, що в </w:t>
-      </w:r>
-      <w:proofErr w:type="spellStart"/>
-      <w:r>
-        <w:rPr>
-          <w:rFonts w:ascii="Times New Roman" w:hAnsi="Times New Roman"/>
-          <w:sz w:val="24"/>
-        </w:rPr>
-        <w:t>по́лі</w:t>
-      </w:r>
-      <w:proofErr w:type="spellEnd"/>
-      <w:r>
-        <w:rPr>
-          <w:rFonts w:ascii="Times New Roman" w:hAnsi="Times New Roman"/>
-          <w:sz w:val="24"/>
-        </w:rPr>
-        <w:t xml:space="preserve">, </w:t>
-      </w:r>
-      <w:proofErr w:type="spellStart"/>
-      <w:r>
-        <w:rPr>
-          <w:rFonts w:ascii="Times New Roman" w:hAnsi="Times New Roman"/>
-          <w:sz w:val="24"/>
-        </w:rPr>
-        <w:t>вони</w:t>
-      </w:r>
-      <w:proofErr w:type="spellEnd"/>
-      <w:r>
-        <w:rPr>
-          <w:rFonts w:ascii="Times New Roman" w:hAnsi="Times New Roman"/>
-          <w:sz w:val="24"/>
-        </w:rPr>
-        <w:t xml:space="preserve">́ </w:t>
-      </w:r>
-      <w:proofErr w:type="spellStart"/>
-      <w:proofErr w:type="gramStart"/>
-      <w:r>
-        <w:rPr>
-          <w:rFonts w:ascii="Times New Roman" w:hAnsi="Times New Roman"/>
-          <w:sz w:val="24"/>
-        </w:rPr>
-        <w:t>напува́ють</w:t>
-      </w:r>
-      <w:proofErr w:type="spellEnd"/>
-      <w:r>
-        <w:rPr>
-          <w:rFonts w:ascii="Times New Roman" w:hAnsi="Times New Roman"/>
-          <w:sz w:val="24"/>
-        </w:rPr>
-        <w:t>,*</w:t>
-      </w:r>
-      <w:proofErr w:type="gramEnd"/>
-      <w:r>
-        <w:rPr>
-          <w:rFonts w:ascii="Times New Roman" w:hAnsi="Times New Roman"/>
-          <w:sz w:val="24"/>
-        </w:rPr>
-        <w:t xml:space="preserve"> </w:t>
-      </w:r>
-      <w:proofErr w:type="spellStart"/>
-      <w:r>
-        <w:rPr>
-          <w:rFonts w:ascii="Times New Roman" w:hAnsi="Times New Roman"/>
-          <w:sz w:val="24"/>
-        </w:rPr>
-        <w:t>ди́кі</w:t>
-      </w:r>
-      <w:proofErr w:type="spellEnd"/>
-      <w:r>
-        <w:rPr>
-          <w:rFonts w:ascii="Times New Roman" w:hAnsi="Times New Roman"/>
-          <w:sz w:val="24"/>
-        </w:rPr>
-        <w:t xml:space="preserve"> </w:t>
-      </w:r>
-      <w:proofErr w:type="spellStart"/>
-      <w:r>
-        <w:rPr>
-          <w:rFonts w:ascii="Times New Roman" w:hAnsi="Times New Roman"/>
-          <w:sz w:val="24"/>
-        </w:rPr>
-        <w:t>осли</w:t>
-      </w:r>
-      <w:proofErr w:type="spellEnd"/>
-      <w:r>
-        <w:rPr>
-          <w:rFonts w:ascii="Times New Roman" w:hAnsi="Times New Roman"/>
-          <w:sz w:val="24"/>
-        </w:rPr>
-        <w:t xml:space="preserve">́ </w:t>
-      </w:r>
-      <w:proofErr w:type="spellStart"/>
-      <w:r>
-        <w:rPr>
-          <w:rFonts w:ascii="Times New Roman" w:hAnsi="Times New Roman"/>
-          <w:sz w:val="24"/>
-        </w:rPr>
-        <w:t>там</w:t>
-      </w:r>
-      <w:proofErr w:type="spellEnd"/>
-      <w:r>
-        <w:rPr>
-          <w:rFonts w:ascii="Times New Roman" w:hAnsi="Times New Roman"/>
-          <w:sz w:val="24"/>
-        </w:rPr>
-        <w:t xml:space="preserve"> </w:t>
-      </w:r>
-      <w:proofErr w:type="spellStart"/>
-      <w:r>
-        <w:rPr>
-          <w:rFonts w:ascii="Times New Roman" w:hAnsi="Times New Roman"/>
-          <w:sz w:val="24"/>
-        </w:rPr>
-        <w:t>га́сять</w:t>
-      </w:r>
-      <w:proofErr w:type="spellEnd"/>
-      <w:r>
-        <w:rPr>
-          <w:rFonts w:ascii="Times New Roman" w:hAnsi="Times New Roman"/>
-          <w:sz w:val="24"/>
-        </w:rPr>
-        <w:t xml:space="preserve"> </w:t>
-      </w:r>
-      <w:proofErr w:type="spellStart"/>
-      <w:r>
-        <w:rPr>
-          <w:rFonts w:ascii="Times New Roman" w:hAnsi="Times New Roman"/>
-          <w:sz w:val="24"/>
-        </w:rPr>
-        <w:t>свою</w:t>
-      </w:r>
-      <w:proofErr w:type="spellEnd"/>
-      <w:r>
-        <w:rPr>
-          <w:rFonts w:ascii="Times New Roman" w:hAnsi="Times New Roman"/>
-          <w:sz w:val="24"/>
-        </w:rPr>
-        <w:t xml:space="preserve">́ </w:t>
-      </w:r>
-      <w:proofErr w:type="spellStart"/>
-      <w:r>
-        <w:rPr>
-          <w:rFonts w:ascii="Times New Roman" w:hAnsi="Times New Roman"/>
-          <w:sz w:val="24"/>
-        </w:rPr>
-        <w:t>спра́гу</w:t>
-      </w:r>
-      <w:proofErr w:type="spellEnd"/>
-      <w:r>
-        <w:rPr>
-          <w:rFonts w:ascii="Times New Roman" w:hAnsi="Times New Roman"/>
-          <w:sz w:val="24"/>
-        </w:rPr>
-        <w:t>.</w:t>
-      </w:r>
-    </w:p>
-    <w:p>
-      <w:pPr>
-        <w:spacing w:after="120"/>
-      </w:pPr>
-      <w:proofErr w:type="spellStart"/>
-      <w:r>
-        <w:rPr>
-          <w:rFonts w:ascii="Times New Roman" w:hAnsi="Times New Roman"/>
-          <w:sz w:val="24"/>
-        </w:rPr>
-        <w:t>Над</w:t>
-      </w:r>
-      <w:proofErr w:type="spellEnd"/>
-      <w:r>
-        <w:rPr>
-          <w:rFonts w:ascii="Times New Roman" w:hAnsi="Times New Roman"/>
-          <w:sz w:val="24"/>
-        </w:rPr>
-        <w:t xml:space="preserve"> </w:t>
-      </w:r>
-      <w:proofErr w:type="spellStart"/>
-      <w:r>
-        <w:rPr>
-          <w:rFonts w:ascii="Times New Roman" w:hAnsi="Times New Roman"/>
-          <w:sz w:val="24"/>
-        </w:rPr>
-        <w:t>ни́ми</w:t>
-      </w:r>
-      <w:proofErr w:type="spellEnd"/>
-      <w:r>
-        <w:rPr>
-          <w:rFonts w:ascii="Times New Roman" w:hAnsi="Times New Roman"/>
-          <w:sz w:val="24"/>
-        </w:rPr>
-        <w:t xml:space="preserve"> </w:t>
-      </w:r>
-      <w:proofErr w:type="spellStart"/>
-      <w:r>
-        <w:rPr>
-          <w:rFonts w:ascii="Times New Roman" w:hAnsi="Times New Roman"/>
-          <w:sz w:val="24"/>
-        </w:rPr>
-        <w:t>ку́блиться</w:t>
-      </w:r>
-      <w:proofErr w:type="spellEnd"/>
-      <w:r>
-        <w:rPr>
-          <w:rFonts w:ascii="Times New Roman" w:hAnsi="Times New Roman"/>
-          <w:sz w:val="24"/>
-        </w:rPr>
-        <w:t xml:space="preserve"> </w:t>
-      </w:r>
-      <w:proofErr w:type="spellStart"/>
-      <w:r>
-        <w:rPr>
-          <w:rFonts w:ascii="Times New Roman" w:hAnsi="Times New Roman"/>
-          <w:sz w:val="24"/>
-        </w:rPr>
-        <w:t>небе́сне</w:t>
-      </w:r>
-      <w:proofErr w:type="spellEnd"/>
-      <w:r>
-        <w:rPr>
-          <w:rFonts w:ascii="Times New Roman" w:hAnsi="Times New Roman"/>
-          <w:sz w:val="24"/>
-        </w:rPr>
-        <w:t xml:space="preserve"> </w:t>
-      </w:r>
-      <w:proofErr w:type="spellStart"/>
-      <w:proofErr w:type="gramStart"/>
-      <w:r>
-        <w:rPr>
-          <w:rFonts w:ascii="Times New Roman" w:hAnsi="Times New Roman"/>
-          <w:sz w:val="24"/>
-        </w:rPr>
-        <w:t>пта́ство</w:t>
-      </w:r>
-      <w:proofErr w:type="spellEnd"/>
-      <w:r>
-        <w:rPr>
-          <w:rFonts w:ascii="Times New Roman" w:hAnsi="Times New Roman"/>
-          <w:sz w:val="24"/>
-        </w:rPr>
-        <w:t>,*</w:t>
-      </w:r>
-      <w:proofErr w:type="gramEnd"/>
-      <w:r>
-        <w:rPr>
-          <w:rFonts w:ascii="Times New Roman" w:hAnsi="Times New Roman"/>
-          <w:sz w:val="24"/>
-        </w:rPr>
-        <w:t xml:space="preserve"> </w:t>
-      </w:r>
-      <w:proofErr w:type="spellStart"/>
-      <w:r>
-        <w:rPr>
-          <w:rFonts w:ascii="Times New Roman" w:hAnsi="Times New Roman"/>
-          <w:sz w:val="24"/>
-        </w:rPr>
-        <w:t>з-по́між</w:t>
-      </w:r>
-      <w:proofErr w:type="spellEnd"/>
-      <w:r>
-        <w:rPr>
-          <w:rFonts w:ascii="Times New Roman" w:hAnsi="Times New Roman"/>
-          <w:sz w:val="24"/>
-        </w:rPr>
-        <w:t xml:space="preserve"> </w:t>
-      </w:r>
-      <w:proofErr w:type="spellStart"/>
-      <w:r>
-        <w:rPr>
-          <w:rFonts w:ascii="Times New Roman" w:hAnsi="Times New Roman"/>
-          <w:sz w:val="24"/>
-        </w:rPr>
-        <w:t>гілля́к</w:t>
-      </w:r>
-      <w:proofErr w:type="spellEnd"/>
-      <w:r>
-        <w:rPr>
-          <w:rFonts w:ascii="Times New Roman" w:hAnsi="Times New Roman"/>
-          <w:sz w:val="24"/>
-        </w:rPr>
-        <w:t xml:space="preserve"> </w:t>
-      </w:r>
-      <w:proofErr w:type="spellStart"/>
-      <w:r>
-        <w:rPr>
-          <w:rFonts w:ascii="Times New Roman" w:hAnsi="Times New Roman"/>
-          <w:sz w:val="24"/>
-        </w:rPr>
-        <w:t>дає</w:t>
-      </w:r>
-      <w:proofErr w:type="spellEnd"/>
-      <w:r>
-        <w:rPr>
-          <w:rFonts w:ascii="Times New Roman" w:hAnsi="Times New Roman"/>
-          <w:sz w:val="24"/>
-        </w:rPr>
-        <w:t xml:space="preserve">́ </w:t>
-      </w:r>
-      <w:proofErr w:type="spellStart"/>
-      <w:r>
-        <w:rPr>
-          <w:rFonts w:ascii="Times New Roman" w:hAnsi="Times New Roman"/>
-          <w:sz w:val="24"/>
-        </w:rPr>
-        <w:t>свій</w:t>
-      </w:r>
-      <w:proofErr w:type="spellEnd"/>
-      <w:r>
-        <w:rPr>
-          <w:rFonts w:ascii="Times New Roman" w:hAnsi="Times New Roman"/>
-          <w:sz w:val="24"/>
-        </w:rPr>
-        <w:t xml:space="preserve"> </w:t>
-      </w:r>
-      <w:proofErr w:type="spellStart"/>
-      <w:r>
-        <w:rPr>
-          <w:rFonts w:ascii="Times New Roman" w:hAnsi="Times New Roman"/>
-          <w:sz w:val="24"/>
-        </w:rPr>
-        <w:t>го́лос</w:t>
-      </w:r>
-      <w:proofErr w:type="spellEnd"/>
-      <w:r>
-        <w:rPr>
-          <w:rFonts w:ascii="Times New Roman" w:hAnsi="Times New Roman"/>
-          <w:sz w:val="24"/>
-        </w:rPr>
-        <w:t>.</w:t>
-      </w:r>
-    </w:p>
-    <w:p>
-      <w:pPr>
-        <w:spacing w:after="120"/>
-      </w:pPr>
-      <w:r>
-        <w:rPr>
-          <w:rFonts w:ascii="Times New Roman" w:hAnsi="Times New Roman"/>
-          <w:sz w:val="24"/>
-        </w:rPr>
-        <w:t xml:space="preserve">Ти </w:t>
-      </w:r>
-      <w:proofErr w:type="spellStart"/>
-      <w:r>
-        <w:rPr>
-          <w:rFonts w:ascii="Times New Roman" w:hAnsi="Times New Roman"/>
-          <w:sz w:val="24"/>
-        </w:rPr>
-        <w:t>напува́єш</w:t>
-      </w:r>
-      <w:proofErr w:type="spellEnd"/>
-      <w:r>
-        <w:rPr>
-          <w:rFonts w:ascii="Times New Roman" w:hAnsi="Times New Roman"/>
-          <w:sz w:val="24"/>
-        </w:rPr>
-        <w:t xml:space="preserve"> </w:t>
-      </w:r>
-      <w:proofErr w:type="spellStart"/>
-      <w:r>
-        <w:rPr>
-          <w:rFonts w:ascii="Times New Roman" w:hAnsi="Times New Roman"/>
-          <w:sz w:val="24"/>
-        </w:rPr>
-        <w:t>го́ри</w:t>
-      </w:r>
-      <w:proofErr w:type="spellEnd"/>
-      <w:r>
-        <w:rPr>
-          <w:rFonts w:ascii="Times New Roman" w:hAnsi="Times New Roman"/>
-          <w:sz w:val="24"/>
-        </w:rPr>
-        <w:t xml:space="preserve"> з </w:t>
-      </w:r>
-      <w:proofErr w:type="spellStart"/>
-      <w:r>
-        <w:rPr>
-          <w:rFonts w:ascii="Times New Roman" w:hAnsi="Times New Roman"/>
-          <w:sz w:val="24"/>
-        </w:rPr>
-        <w:t>Твої́х</w:t>
-      </w:r>
-      <w:proofErr w:type="spellEnd"/>
-      <w:r>
-        <w:rPr>
-          <w:rFonts w:ascii="Times New Roman" w:hAnsi="Times New Roman"/>
-          <w:sz w:val="24"/>
-        </w:rPr>
-        <w:t xml:space="preserve"> </w:t>
-      </w:r>
-      <w:proofErr w:type="spellStart"/>
-      <w:proofErr w:type="gramStart"/>
-      <w:r>
-        <w:rPr>
-          <w:rFonts w:ascii="Times New Roman" w:hAnsi="Times New Roman"/>
-          <w:sz w:val="24"/>
-        </w:rPr>
-        <w:t>го́рниць</w:t>
-      </w:r>
-      <w:proofErr w:type="spellEnd"/>
-      <w:r>
-        <w:rPr>
-          <w:rFonts w:ascii="Times New Roman" w:hAnsi="Times New Roman"/>
-          <w:sz w:val="24"/>
-        </w:rPr>
-        <w:t>,*</w:t>
-      </w:r>
-      <w:proofErr w:type="gramEnd"/>
-      <w:r>
-        <w:rPr>
-          <w:rFonts w:ascii="Times New Roman" w:hAnsi="Times New Roman"/>
-          <w:sz w:val="24"/>
-        </w:rPr>
-        <w:t xml:space="preserve"> </w:t>
-      </w:r>
-      <w:proofErr w:type="spellStart"/>
-      <w:r>
-        <w:rPr>
-          <w:rFonts w:ascii="Times New Roman" w:hAnsi="Times New Roman"/>
-          <w:sz w:val="24"/>
-        </w:rPr>
-        <w:t>земля</w:t>
-      </w:r>
-      <w:proofErr w:type="spellEnd"/>
-      <w:r>
-        <w:rPr>
-          <w:rFonts w:ascii="Times New Roman" w:hAnsi="Times New Roman"/>
-          <w:sz w:val="24"/>
-        </w:rPr>
-        <w:t xml:space="preserve">́ </w:t>
-      </w:r>
-      <w:proofErr w:type="spellStart"/>
-      <w:r>
-        <w:rPr>
-          <w:rFonts w:ascii="Times New Roman" w:hAnsi="Times New Roman"/>
-          <w:sz w:val="24"/>
-        </w:rPr>
-        <w:t>наси́чується</w:t>
-      </w:r>
-      <w:proofErr w:type="spellEnd"/>
-      <w:r>
-        <w:rPr>
-          <w:rFonts w:ascii="Times New Roman" w:hAnsi="Times New Roman"/>
-          <w:sz w:val="24"/>
-        </w:rPr>
-        <w:t xml:space="preserve"> </w:t>
-      </w:r>
-      <w:proofErr w:type="spellStart"/>
-      <w:r>
-        <w:rPr>
-          <w:rFonts w:ascii="Times New Roman" w:hAnsi="Times New Roman"/>
-          <w:sz w:val="24"/>
-        </w:rPr>
-        <w:t>пло́дом</w:t>
-      </w:r>
-      <w:proofErr w:type="spellEnd"/>
-      <w:r>
-        <w:rPr>
-          <w:rFonts w:ascii="Times New Roman" w:hAnsi="Times New Roman"/>
-          <w:sz w:val="24"/>
-        </w:rPr>
-        <w:t xml:space="preserve"> </w:t>
-      </w:r>
-      <w:proofErr w:type="spellStart"/>
-      <w:r>
-        <w:rPr>
-          <w:rFonts w:ascii="Times New Roman" w:hAnsi="Times New Roman"/>
-          <w:sz w:val="24"/>
-        </w:rPr>
-        <w:t>діл</w:t>
-      </w:r>
-      <w:proofErr w:type="spellEnd"/>
-      <w:r>
-        <w:rPr>
-          <w:rFonts w:ascii="Times New Roman" w:hAnsi="Times New Roman"/>
-          <w:sz w:val="24"/>
-        </w:rPr>
-        <w:t xml:space="preserve"> </w:t>
-      </w:r>
-      <w:proofErr w:type="spellStart"/>
-      <w:r>
-        <w:rPr>
-          <w:rFonts w:ascii="Times New Roman" w:hAnsi="Times New Roman"/>
-          <w:sz w:val="24"/>
-        </w:rPr>
-        <w:t>Твої́х</w:t>
-      </w:r>
-      <w:proofErr w:type="spellEnd"/>
-      <w:r>
-        <w:rPr>
-          <w:rFonts w:ascii="Times New Roman" w:hAnsi="Times New Roman"/>
-          <w:sz w:val="24"/>
-        </w:rPr>
-        <w:t>.</w:t>
-      </w:r>
-    </w:p>
-    <w:p>
-      <w:pPr>
-        <w:spacing w:after="120"/>
-      </w:pPr>
-      <w:proofErr w:type="spellStart"/>
-      <w:r>
-        <w:rPr>
-          <w:rFonts w:ascii="Times New Roman" w:hAnsi="Times New Roman"/>
-          <w:sz w:val="24"/>
-        </w:rPr>
-        <w:t>Виро́щуєш</w:t>
-      </w:r>
-      <w:proofErr w:type="spellEnd"/>
-      <w:r>
-        <w:rPr>
-          <w:rFonts w:ascii="Times New Roman" w:hAnsi="Times New Roman"/>
-          <w:sz w:val="24"/>
-        </w:rPr>
-        <w:t xml:space="preserve"> </w:t>
-      </w:r>
-      <w:proofErr w:type="spellStart"/>
-      <w:r>
-        <w:rPr>
-          <w:rFonts w:ascii="Times New Roman" w:hAnsi="Times New Roman"/>
-          <w:sz w:val="24"/>
-        </w:rPr>
-        <w:t>траву</w:t>
-      </w:r>
-      <w:proofErr w:type="spellEnd"/>
-      <w:r>
-        <w:rPr>
-          <w:rFonts w:ascii="Times New Roman" w:hAnsi="Times New Roman"/>
-          <w:sz w:val="24"/>
-        </w:rPr>
-        <w:t xml:space="preserve">́ </w:t>
-      </w:r>
-      <w:proofErr w:type="spellStart"/>
-      <w:r>
-        <w:rPr>
-          <w:rFonts w:ascii="Times New Roman" w:hAnsi="Times New Roman"/>
-          <w:sz w:val="24"/>
-        </w:rPr>
-        <w:t>для</w:t>
-      </w:r>
-      <w:proofErr w:type="spellEnd"/>
-      <w:r>
-        <w:rPr>
-          <w:rFonts w:ascii="Times New Roman" w:hAnsi="Times New Roman"/>
-          <w:sz w:val="24"/>
-        </w:rPr>
-        <w:t xml:space="preserve"> </w:t>
-      </w:r>
-      <w:proofErr w:type="spellStart"/>
-      <w:r>
-        <w:rPr>
-          <w:rFonts w:ascii="Times New Roman" w:hAnsi="Times New Roman"/>
-          <w:sz w:val="24"/>
-        </w:rPr>
-        <w:t>ско́ту</w:t>
-      </w:r>
-      <w:proofErr w:type="spellEnd"/>
-      <w:r>
-        <w:rPr>
-          <w:rFonts w:ascii="Times New Roman" w:hAnsi="Times New Roman"/>
-          <w:sz w:val="24"/>
-        </w:rPr>
-        <w:t xml:space="preserve">, </w:t>
-      </w:r>
-      <w:proofErr w:type="spellStart"/>
-      <w:r>
-        <w:rPr>
-          <w:rFonts w:ascii="Times New Roman" w:hAnsi="Times New Roman"/>
-          <w:sz w:val="24"/>
-        </w:rPr>
-        <w:t>зе́ла</w:t>
-      </w:r>
-      <w:proofErr w:type="spellEnd"/>
-      <w:r>
-        <w:rPr>
-          <w:rFonts w:ascii="Times New Roman" w:hAnsi="Times New Roman"/>
-          <w:sz w:val="24"/>
-        </w:rPr>
-        <w:t xml:space="preserve"> – на </w:t>
-      </w:r>
-      <w:proofErr w:type="spellStart"/>
-      <w:r>
-        <w:rPr>
-          <w:rFonts w:ascii="Times New Roman" w:hAnsi="Times New Roman"/>
-          <w:sz w:val="24"/>
-        </w:rPr>
-        <w:t>вжи́ток</w:t>
-      </w:r>
-      <w:proofErr w:type="spellEnd"/>
-      <w:r>
-        <w:rPr>
-          <w:rFonts w:ascii="Times New Roman" w:hAnsi="Times New Roman"/>
-          <w:sz w:val="24"/>
-        </w:rPr>
-        <w:t xml:space="preserve"> </w:t>
-      </w:r>
-      <w:proofErr w:type="spellStart"/>
-      <w:proofErr w:type="gramStart"/>
-      <w:r>
-        <w:rPr>
-          <w:rFonts w:ascii="Times New Roman" w:hAnsi="Times New Roman"/>
-          <w:sz w:val="24"/>
-        </w:rPr>
-        <w:t>лю́дям</w:t>
-      </w:r>
-      <w:proofErr w:type="spellEnd"/>
-      <w:r>
-        <w:rPr>
-          <w:rFonts w:ascii="Times New Roman" w:hAnsi="Times New Roman"/>
-          <w:sz w:val="24"/>
-        </w:rPr>
-        <w:t>,*</w:t>
-      </w:r>
-      <w:proofErr w:type="gramEnd"/>
-      <w:r>
-        <w:rPr>
-          <w:rFonts w:ascii="Times New Roman" w:hAnsi="Times New Roman"/>
-          <w:sz w:val="24"/>
-        </w:rPr>
-        <w:t xml:space="preserve"> </w:t>
-      </w:r>
-      <w:proofErr w:type="spellStart"/>
-      <w:r>
-        <w:rPr>
-          <w:rFonts w:ascii="Times New Roman" w:hAnsi="Times New Roman"/>
-          <w:sz w:val="24"/>
-        </w:rPr>
-        <w:t>щоб</w:t>
-      </w:r>
-      <w:proofErr w:type="spellEnd"/>
-      <w:r>
-        <w:rPr>
-          <w:rFonts w:ascii="Times New Roman" w:hAnsi="Times New Roman"/>
-          <w:sz w:val="24"/>
-        </w:rPr>
-        <w:t xml:space="preserve"> </w:t>
-      </w:r>
-      <w:proofErr w:type="spellStart"/>
-      <w:r>
-        <w:rPr>
-          <w:rFonts w:ascii="Times New Roman" w:hAnsi="Times New Roman"/>
-          <w:sz w:val="24"/>
-        </w:rPr>
-        <w:t>хліб</w:t>
-      </w:r>
-      <w:proofErr w:type="spellEnd"/>
-      <w:r>
-        <w:rPr>
-          <w:rFonts w:ascii="Times New Roman" w:hAnsi="Times New Roman"/>
-          <w:sz w:val="24"/>
-        </w:rPr>
-        <w:t xml:space="preserve"> </w:t>
-      </w:r>
-      <w:proofErr w:type="spellStart"/>
-      <w:r>
-        <w:rPr>
-          <w:rFonts w:ascii="Times New Roman" w:hAnsi="Times New Roman"/>
-          <w:sz w:val="24"/>
-        </w:rPr>
-        <w:t>із</w:t>
-      </w:r>
-      <w:proofErr w:type="spellEnd"/>
-      <w:r>
-        <w:rPr>
-          <w:rFonts w:ascii="Times New Roman" w:hAnsi="Times New Roman"/>
-          <w:sz w:val="24"/>
-        </w:rPr>
-        <w:t xml:space="preserve"> </w:t>
-      </w:r>
-      <w:proofErr w:type="spellStart"/>
-      <w:r>
-        <w:rPr>
-          <w:rFonts w:ascii="Times New Roman" w:hAnsi="Times New Roman"/>
-          <w:sz w:val="24"/>
-        </w:rPr>
-        <w:t>землі</w:t>
-      </w:r>
-      <w:proofErr w:type="spellEnd"/>
-      <w:r>
-        <w:rPr>
-          <w:rFonts w:ascii="Times New Roman" w:hAnsi="Times New Roman"/>
-          <w:sz w:val="24"/>
-        </w:rPr>
-        <w:t xml:space="preserve">́ </w:t>
-      </w:r>
-      <w:proofErr w:type="spellStart"/>
-      <w:r>
-        <w:rPr>
-          <w:rFonts w:ascii="Times New Roman" w:hAnsi="Times New Roman"/>
-          <w:sz w:val="24"/>
-        </w:rPr>
-        <w:t>добува́ли</w:t>
-      </w:r>
-      <w:proofErr w:type="spellEnd"/>
-      <w:r>
-        <w:rPr>
-          <w:rFonts w:ascii="Times New Roman" w:hAnsi="Times New Roman"/>
-          <w:sz w:val="24"/>
-        </w:rPr>
-        <w:t>:</w:t>
-      </w:r>
-    </w:p>
-    <w:p>
-      <w:pPr>
-        <w:spacing w:after="120"/>
-      </w:pPr>
-      <w:proofErr w:type="spellStart"/>
-      <w:r>
-        <w:rPr>
-          <w:rFonts w:ascii="Times New Roman" w:hAnsi="Times New Roman"/>
-          <w:sz w:val="24"/>
-        </w:rPr>
-        <w:t>Вино</w:t>
-      </w:r>
-      <w:proofErr w:type="spellEnd"/>
-      <w:r>
-        <w:rPr>
-          <w:rFonts w:ascii="Times New Roman" w:hAnsi="Times New Roman"/>
-          <w:sz w:val="24"/>
-        </w:rPr>
-        <w:t xml:space="preserve">́, що </w:t>
-      </w:r>
-      <w:proofErr w:type="spellStart"/>
-      <w:r>
-        <w:rPr>
-          <w:rFonts w:ascii="Times New Roman" w:hAnsi="Times New Roman"/>
-          <w:sz w:val="24"/>
-        </w:rPr>
-        <w:t>се́рце</w:t>
-      </w:r>
-      <w:proofErr w:type="spellEnd"/>
-      <w:r>
-        <w:rPr>
-          <w:rFonts w:ascii="Times New Roman" w:hAnsi="Times New Roman"/>
-          <w:sz w:val="24"/>
-        </w:rPr>
-        <w:t xml:space="preserve"> </w:t>
-      </w:r>
-      <w:proofErr w:type="spellStart"/>
-      <w:r>
-        <w:rPr>
-          <w:rFonts w:ascii="Times New Roman" w:hAnsi="Times New Roman"/>
-          <w:sz w:val="24"/>
-        </w:rPr>
-        <w:t>лю́дське</w:t>
-      </w:r>
-      <w:proofErr w:type="spellEnd"/>
-      <w:r>
-        <w:rPr>
-          <w:rFonts w:ascii="Times New Roman" w:hAnsi="Times New Roman"/>
-          <w:sz w:val="24"/>
-        </w:rPr>
-        <w:t xml:space="preserve"> </w:t>
-      </w:r>
-      <w:proofErr w:type="spellStart"/>
-      <w:r>
-        <w:rPr>
-          <w:rFonts w:ascii="Times New Roman" w:hAnsi="Times New Roman"/>
-          <w:sz w:val="24"/>
-        </w:rPr>
-        <w:t>звеселя́є</w:t>
-      </w:r>
-      <w:proofErr w:type="spellEnd"/>
-      <w:r>
-        <w:rPr>
-          <w:rFonts w:ascii="Times New Roman" w:hAnsi="Times New Roman"/>
-          <w:sz w:val="24"/>
-        </w:rPr>
-        <w:t xml:space="preserve">, </w:t>
-      </w:r>
-      <w:proofErr w:type="spellStart"/>
-      <w:r>
-        <w:rPr>
-          <w:rFonts w:ascii="Times New Roman" w:hAnsi="Times New Roman"/>
-          <w:sz w:val="24"/>
-        </w:rPr>
-        <w:t>олі́ю</w:t>
-      </w:r>
-      <w:proofErr w:type="spellEnd"/>
-      <w:r>
-        <w:rPr>
-          <w:rFonts w:ascii="Times New Roman" w:hAnsi="Times New Roman"/>
-          <w:sz w:val="24"/>
-        </w:rPr>
-        <w:t xml:space="preserve">, </w:t>
-      </w:r>
-      <w:proofErr w:type="spellStart"/>
-      <w:r>
-        <w:rPr>
-          <w:rFonts w:ascii="Times New Roman" w:hAnsi="Times New Roman"/>
-          <w:sz w:val="24"/>
-        </w:rPr>
-        <w:t>щоб</w:t>
-      </w:r>
-      <w:proofErr w:type="spellEnd"/>
-      <w:r>
-        <w:rPr>
-          <w:rFonts w:ascii="Times New Roman" w:hAnsi="Times New Roman"/>
-          <w:sz w:val="24"/>
-        </w:rPr>
-        <w:t xml:space="preserve"> </w:t>
-      </w:r>
-      <w:proofErr w:type="spellStart"/>
-      <w:r>
-        <w:rPr>
-          <w:rFonts w:ascii="Times New Roman" w:hAnsi="Times New Roman"/>
-          <w:sz w:val="24"/>
-        </w:rPr>
-        <w:t>від</w:t>
-      </w:r>
-      <w:proofErr w:type="spellEnd"/>
-      <w:r>
-        <w:rPr>
-          <w:rFonts w:ascii="Times New Roman" w:hAnsi="Times New Roman"/>
-          <w:sz w:val="24"/>
-        </w:rPr>
-        <w:t xml:space="preserve"> </w:t>
-      </w:r>
-      <w:proofErr w:type="spellStart"/>
-      <w:r>
-        <w:rPr>
-          <w:rFonts w:ascii="Times New Roman" w:hAnsi="Times New Roman"/>
-          <w:sz w:val="24"/>
-        </w:rPr>
-        <w:t>не́ї</w:t>
-      </w:r>
-      <w:proofErr w:type="spellEnd"/>
-      <w:r>
-        <w:rPr>
-          <w:rFonts w:ascii="Times New Roman" w:hAnsi="Times New Roman"/>
-          <w:sz w:val="24"/>
-        </w:rPr>
-        <w:t xml:space="preserve"> </w:t>
-      </w:r>
-      <w:proofErr w:type="spellStart"/>
-      <w:r>
-        <w:rPr>
-          <w:rFonts w:ascii="Times New Roman" w:hAnsi="Times New Roman"/>
-          <w:sz w:val="24"/>
-        </w:rPr>
-        <w:t>ясні́ло</w:t>
-      </w:r>
-      <w:proofErr w:type="spellEnd"/>
-      <w:r>
-        <w:rPr>
-          <w:rFonts w:ascii="Times New Roman" w:hAnsi="Times New Roman"/>
-          <w:sz w:val="24"/>
-        </w:rPr>
-        <w:t xml:space="preserve"> </w:t>
-      </w:r>
-      <w:proofErr w:type="spellStart"/>
-      <w:proofErr w:type="gramStart"/>
-      <w:r>
-        <w:rPr>
-          <w:rFonts w:ascii="Times New Roman" w:hAnsi="Times New Roman"/>
-          <w:sz w:val="24"/>
-        </w:rPr>
-        <w:t>обли́ччя</w:t>
-      </w:r>
-      <w:proofErr w:type="spellEnd"/>
-      <w:r>
-        <w:rPr>
-          <w:rFonts w:ascii="Times New Roman" w:hAnsi="Times New Roman"/>
-          <w:sz w:val="24"/>
-        </w:rPr>
-        <w:t>,*</w:t>
-      </w:r>
-      <w:proofErr w:type="gramEnd"/>
-      <w:r>
-        <w:rPr>
-          <w:rFonts w:ascii="Times New Roman" w:hAnsi="Times New Roman"/>
-          <w:sz w:val="24"/>
-        </w:rPr>
-        <w:t xml:space="preserve"> і </w:t>
-      </w:r>
-      <w:proofErr w:type="spellStart"/>
-      <w:r>
-        <w:rPr>
-          <w:rFonts w:ascii="Times New Roman" w:hAnsi="Times New Roman"/>
-          <w:sz w:val="24"/>
-        </w:rPr>
-        <w:t>хліб</w:t>
-      </w:r>
-      <w:proofErr w:type="spellEnd"/>
-      <w:r>
-        <w:rPr>
-          <w:rFonts w:ascii="Times New Roman" w:hAnsi="Times New Roman"/>
-          <w:sz w:val="24"/>
-        </w:rPr>
-        <w:t xml:space="preserve">, що </w:t>
-      </w:r>
-      <w:proofErr w:type="spellStart"/>
-      <w:r>
-        <w:rPr>
-          <w:rFonts w:ascii="Times New Roman" w:hAnsi="Times New Roman"/>
-          <w:sz w:val="24"/>
-        </w:rPr>
-        <w:t>скрі́плює</w:t>
-      </w:r>
-      <w:proofErr w:type="spellEnd"/>
-      <w:r>
-        <w:rPr>
-          <w:rFonts w:ascii="Times New Roman" w:hAnsi="Times New Roman"/>
-          <w:sz w:val="24"/>
-        </w:rPr>
-        <w:t xml:space="preserve"> </w:t>
-      </w:r>
-      <w:proofErr w:type="spellStart"/>
-      <w:r>
-        <w:rPr>
-          <w:rFonts w:ascii="Times New Roman" w:hAnsi="Times New Roman"/>
-          <w:sz w:val="24"/>
-        </w:rPr>
-        <w:t>се́рце</w:t>
-      </w:r>
-      <w:proofErr w:type="spellEnd"/>
-      <w:r>
-        <w:rPr>
-          <w:rFonts w:ascii="Times New Roman" w:hAnsi="Times New Roman"/>
-          <w:sz w:val="24"/>
-        </w:rPr>
-        <w:t xml:space="preserve"> </w:t>
-      </w:r>
-      <w:proofErr w:type="spellStart"/>
-      <w:r>
-        <w:rPr>
-          <w:rFonts w:ascii="Times New Roman" w:hAnsi="Times New Roman"/>
-          <w:sz w:val="24"/>
-        </w:rPr>
-        <w:t>лю́дське</w:t>
-      </w:r>
-      <w:proofErr w:type="spellEnd"/>
-      <w:r>
-        <w:rPr>
-          <w:rFonts w:ascii="Times New Roman" w:hAnsi="Times New Roman"/>
-          <w:sz w:val="24"/>
-        </w:rPr>
-        <w:t>.</w:t>
-      </w:r>
-    </w:p>
-    <w:p>
-      <w:pPr>
-        <w:spacing w:after="120"/>
-      </w:pPr>
-      <w:proofErr w:type="spellStart"/>
-      <w:r>
-        <w:rPr>
-          <w:rFonts w:ascii="Times New Roman" w:hAnsi="Times New Roman"/>
-          <w:sz w:val="24"/>
-        </w:rPr>
-        <w:t>Наси́чуються</w:t>
-      </w:r>
-      <w:proofErr w:type="spellEnd"/>
-      <w:r>
-        <w:rPr>
-          <w:rFonts w:ascii="Times New Roman" w:hAnsi="Times New Roman"/>
-          <w:sz w:val="24"/>
-        </w:rPr>
-        <w:t xml:space="preserve"> </w:t>
-      </w:r>
-      <w:proofErr w:type="spellStart"/>
-      <w:r>
-        <w:rPr>
-          <w:rFonts w:ascii="Times New Roman" w:hAnsi="Times New Roman"/>
-          <w:sz w:val="24"/>
-        </w:rPr>
-        <w:t>дере́ва</w:t>
-      </w:r>
-      <w:proofErr w:type="spellEnd"/>
-      <w:r>
-        <w:rPr>
-          <w:rFonts w:ascii="Times New Roman" w:hAnsi="Times New Roman"/>
-          <w:sz w:val="24"/>
-        </w:rPr>
-        <w:t xml:space="preserve"> </w:t>
-      </w:r>
-      <w:proofErr w:type="spellStart"/>
-      <w:proofErr w:type="gramStart"/>
-      <w:r>
-        <w:rPr>
-          <w:rFonts w:ascii="Times New Roman" w:hAnsi="Times New Roman"/>
-          <w:sz w:val="24"/>
-        </w:rPr>
-        <w:t>Госпо́дні</w:t>
-      </w:r>
-      <w:proofErr w:type="spellEnd"/>
-      <w:r>
-        <w:rPr>
-          <w:rFonts w:ascii="Times New Roman" w:hAnsi="Times New Roman"/>
-          <w:sz w:val="24"/>
-        </w:rPr>
-        <w:t>,*</w:t>
-      </w:r>
-      <w:proofErr w:type="gramEnd"/>
-      <w:r>
-        <w:rPr>
-          <w:rFonts w:ascii="Times New Roman" w:hAnsi="Times New Roman"/>
-          <w:sz w:val="24"/>
-        </w:rPr>
-        <w:t xml:space="preserve"> </w:t>
-      </w:r>
-      <w:proofErr w:type="spellStart"/>
-      <w:r>
-        <w:rPr>
-          <w:rFonts w:ascii="Times New Roman" w:hAnsi="Times New Roman"/>
-          <w:sz w:val="24"/>
-        </w:rPr>
-        <w:t>ке́дри</w:t>
-      </w:r>
-      <w:proofErr w:type="spellEnd"/>
-      <w:r>
-        <w:rPr>
-          <w:rFonts w:ascii="Times New Roman" w:hAnsi="Times New Roman"/>
-          <w:sz w:val="24"/>
-        </w:rPr>
-        <w:t xml:space="preserve"> </w:t>
-      </w:r>
-      <w:proofErr w:type="spellStart"/>
-      <w:r>
-        <w:rPr>
-          <w:rFonts w:ascii="Times New Roman" w:hAnsi="Times New Roman"/>
-          <w:sz w:val="24"/>
-        </w:rPr>
-        <w:t>лива́нські</w:t>
-      </w:r>
-      <w:proofErr w:type="spellEnd"/>
-      <w:r>
-        <w:rPr>
-          <w:rFonts w:ascii="Times New Roman" w:hAnsi="Times New Roman"/>
-          <w:sz w:val="24"/>
-        </w:rPr>
-        <w:t xml:space="preserve">, що </w:t>
-      </w:r>
-      <w:proofErr w:type="spellStart"/>
-      <w:r>
-        <w:rPr>
-          <w:rFonts w:ascii="Times New Roman" w:hAnsi="Times New Roman"/>
-          <w:sz w:val="24"/>
-        </w:rPr>
-        <w:t>посади́в</w:t>
-      </w:r>
-      <w:proofErr w:type="spellEnd"/>
-      <w:r>
-        <w:rPr>
-          <w:rFonts w:ascii="Times New Roman" w:hAnsi="Times New Roman"/>
-          <w:sz w:val="24"/>
-        </w:rPr>
-        <w:t xml:space="preserve"> </w:t>
-      </w:r>
-      <w:proofErr w:type="spellStart"/>
-      <w:r>
-        <w:rPr>
-          <w:rFonts w:ascii="Times New Roman" w:hAnsi="Times New Roman"/>
-          <w:sz w:val="24"/>
-        </w:rPr>
-        <w:t>їх</w:t>
-      </w:r>
-      <w:proofErr w:type="spellEnd"/>
-      <w:r>
-        <w:rPr>
-          <w:rFonts w:ascii="Times New Roman" w:hAnsi="Times New Roman"/>
-          <w:sz w:val="24"/>
-        </w:rPr>
-        <w:t>.</w:t>
+        <w:t>Усю́ звірину́, що в по́лі, вони́ напува́ють,* ди́кі осли́ там га́сять свою́ спра́гу.</w:t>
+      </w:r>
+    </w:p>
+    <w:p>
+      <w:pPr>
+        <w:spacing w:after="120"/>
+        <w:rPr>
+          <w:lang w:val="ru-MD"/>
+        </w:rPr>
+      </w:pPr>
+      <w:r>
+        <w:rPr>
+          <w:rFonts w:ascii="Times New Roman" w:hAnsi="Times New Roman"/>
+          <w:sz w:val="24"/>
+          <w:lang w:val="ru-MD"/>
+        </w:rPr>
+        <w:t>Над ни́ми ку́блиться небе́сне пта́ство,* з-по́між гілля́к дає́ свій го́лос.</w:t>
+      </w:r>
+    </w:p>
+    <w:p>
+      <w:pPr>
+        <w:spacing w:after="120"/>
+        <w:rPr>
+          <w:lang w:val="ru-MD"/>
+        </w:rPr>
+      </w:pPr>
+      <w:r>
+        <w:rPr>
+          <w:rFonts w:ascii="Times New Roman" w:hAnsi="Times New Roman"/>
+          <w:sz w:val="24"/>
+          <w:lang w:val="ru-MD"/>
+        </w:rPr>
+        <w:t>Ти напува́єш го́ри з Твої́х го́рниць,* земля́ наси́чується пло́дом діл Твої́х.</w:t>
+      </w:r>
+    </w:p>
+    <w:p>
+      <w:pPr>
+        <w:spacing w:after="120"/>
+        <w:rPr>
+          <w:lang w:val="ru-MD"/>
+        </w:rPr>
+      </w:pPr>
+      <w:r>
+        <w:rPr>
+          <w:rFonts w:ascii="Times New Roman" w:hAnsi="Times New Roman"/>
+          <w:sz w:val="24"/>
+          <w:lang w:val="ru-MD"/>
+        </w:rPr>
+        <w:t>Виро́щуєш траву́ для ско́ту, зе́ла – на вжи́ток лю́дям,* щоб хліб із землі́ добува́ли:</w:t>
+      </w:r>
+    </w:p>
+    <w:p>
+      <w:pPr>
+        <w:spacing w:after="120"/>
+        <w:rPr>
+          <w:lang w:val="ru-MD"/>
+        </w:rPr>
+      </w:pPr>
+      <w:r>
+        <w:rPr>
+          <w:rFonts w:ascii="Times New Roman" w:hAnsi="Times New Roman"/>
+          <w:sz w:val="24"/>
+          <w:lang w:val="ru-MD"/>
+        </w:rPr>
+        <w:t>Вино́, що се́рце лю́дське звеселя́є, олі́ю, щоб від не́ї ясні́ло обли́ччя,* і хліб, що скрі́плює се́рце лю́дське.</w:t>
+      </w:r>
+    </w:p>
+    <w:p>
+      <w:pPr>
+        <w:spacing w:after="120"/>
+        <w:rPr>
+          <w:lang w:val="ru-MD"/>
+        </w:rPr>
+      </w:pPr>
+      <w:r>
+        <w:rPr>
+          <w:rFonts w:ascii="Times New Roman" w:hAnsi="Times New Roman"/>
+          <w:sz w:val="24"/>
+          <w:lang w:val="ru-MD"/>
+        </w:rPr>
+        <w:t>Наси́чуються дере́ва Госпо́дні,* ке́дри лива́нські, що посади́в їх.</w:t>
       </w:r>
     </w:p>
     <w:p>
@@ -2730,6 +1333,7 @@
           <w:rFonts w:ascii="Times New Roman" w:hAnsi="Times New Roman" w:cs="Times New Roman"/>
           <w:sz w:val="24"/>
           <w:szCs w:val="24"/>
+          <w:lang w:val="ru-MD"/>
         </w:rPr>
       </w:pPr>
       <w:r>
@@ -2751,42 +1355,34 @@
         </w:rPr>
         <w:t xml:space="preserve"> Господи, Господи, що пречистою твоєю долонею все утримуєш, що довго терпиш нам усім, і жалієшся задля нашої злоби! Згадай твої милості і ласки, відвідай нас у твоїй доброті і дай нам пройти й останок нинішнього дня вільним від різних затій лукавого, і збережи наше життя без напастувань, благодаттю Святого твого Духа, − милістю, щедротами і чоловіколюб'ям єдинородного Сина твого, з яким і ти є благословенний, з пресвятим, добрим і животворящим твоїм Духом, нині і повсякчас, і на віки віків. </w:t>
       </w:r>
-      <w:proofErr w:type="spellStart"/>
       <w:r>
         <w:rPr>
           <w:rFonts w:ascii="Times New Roman" w:eastAsia="Gungsuh" w:hAnsi="Times New Roman" w:cs="Gungsuh"/>
           <w:sz w:val="24"/>
           <w:szCs w:val="24"/>
-        </w:rPr>
-        <w:t>Амінь</w:t>
-      </w:r>
-      <w:proofErr w:type="spellEnd"/>
-      <w:r>
-        <w:rPr>
-          <w:rFonts w:ascii="Times New Roman" w:eastAsia="Gungsuh" w:hAnsi="Times New Roman" w:cs="Gungsuh"/>
-          <w:sz w:val="24"/>
-          <w:szCs w:val="24"/>
-        </w:rPr>
-        <w:t>.</w:t>
-      </w:r>
-    </w:p>
-    <w:p>
-      <w:pPr>
-        <w:spacing w:after="120"/>
-        <w:jc w:val="both"/>
-        <w:rPr>
-          <w:rFonts w:ascii="Times New Roman" w:hAnsi="Times New Roman" w:cs="Times New Roman"/>
-          <w:sz w:val="24"/>
-          <w:szCs w:val="24"/>
-          <w:lang w:val="ru-MD"/>
-        </w:rPr>
-      </w:pPr>
-      <w:r>
-        <w:rPr>
-          <w:rFonts w:ascii="Times New Roman" w:hAnsi="Times New Roman" w:cs="Times New Roman"/>
-          <w:color w:val="FF0000"/>
-          <w:sz w:val="24"/>
-          <w:szCs w:val="24"/>
+          <w:lang w:val="ru-MD"/>
+        </w:rPr>
+        <w:t>Амінь.</w:t>
+      </w:r>
+    </w:p>
+    <w:p>
+      <w:pPr>
+        <w:spacing w:after="120"/>
+        <w:jc w:val="both"/>
+        <w:rPr>
+          <w:rFonts w:ascii="Times New Roman" w:hAnsi="Times New Roman" w:cs="Times New Roman"/>
+          <w:sz w:val="24"/>
+          <w:szCs w:val="24"/>
+          <w:lang w:val="ru-MD"/>
+        </w:rPr>
+      </w:pPr>
+      <w:r>
+        <w:rPr>
+          <w:rFonts w:ascii="Times New Roman" w:hAnsi="Times New Roman" w:cs="Times New Roman"/>
+          <w:color w:val="FF0000"/>
+          <w:sz w:val="24"/>
+          <w:szCs w:val="24"/>
+          <w:lang w:val="ru-MD"/>
         </w:rPr>
         <w:t>7.</w:t>
       </w:r>
@@ -2795,476 +1391,9 @@
           <w:rFonts w:ascii="Times New Roman" w:hAnsi="Times New Roman" w:cs="Times New Roman"/>
           <w:sz w:val="24"/>
           <w:szCs w:val="24"/>
-        </w:rPr>
-        <w:t xml:space="preserve"> </w:t>
-      </w:r>
-      <w:proofErr w:type="spellStart"/>
-      <w:r>
-        <w:rPr>
-          <w:rFonts w:ascii="Times New Roman" w:hAnsi="Times New Roman" w:cs="Times New Roman"/>
-          <w:sz w:val="24"/>
-          <w:szCs w:val="24"/>
-        </w:rPr>
-        <w:t>Боже</w:t>
-      </w:r>
-      <w:proofErr w:type="spellEnd"/>
-      <w:r>
-        <w:rPr>
-          <w:rFonts w:ascii="Times New Roman" w:hAnsi="Times New Roman" w:cs="Times New Roman"/>
-          <w:sz w:val="24"/>
-          <w:szCs w:val="24"/>
-        </w:rPr>
-        <w:t xml:space="preserve"> </w:t>
-      </w:r>
-      <w:proofErr w:type="spellStart"/>
-      <w:r>
-        <w:rPr>
-          <w:rFonts w:ascii="Times New Roman" w:hAnsi="Times New Roman" w:cs="Times New Roman"/>
-          <w:sz w:val="24"/>
-          <w:szCs w:val="24"/>
-        </w:rPr>
-        <w:t>великий</w:t>
-      </w:r>
-      <w:proofErr w:type="spellEnd"/>
-      <w:r>
-        <w:rPr>
-          <w:rFonts w:ascii="Times New Roman" w:hAnsi="Times New Roman" w:cs="Times New Roman"/>
-          <w:sz w:val="24"/>
-          <w:szCs w:val="24"/>
-        </w:rPr>
-        <w:t xml:space="preserve"> і </w:t>
-      </w:r>
-      <w:proofErr w:type="spellStart"/>
-      <w:r>
-        <w:rPr>
-          <w:rFonts w:ascii="Times New Roman" w:hAnsi="Times New Roman" w:cs="Times New Roman"/>
-          <w:sz w:val="24"/>
-          <w:szCs w:val="24"/>
-        </w:rPr>
-        <w:t>дивний</w:t>
-      </w:r>
-      <w:proofErr w:type="spellEnd"/>
-      <w:r>
-        <w:rPr>
-          <w:rFonts w:ascii="Times New Roman" w:hAnsi="Times New Roman" w:cs="Times New Roman"/>
-          <w:sz w:val="24"/>
-          <w:szCs w:val="24"/>
-        </w:rPr>
-        <w:t xml:space="preserve">, що </w:t>
-      </w:r>
-      <w:proofErr w:type="spellStart"/>
-      <w:r>
-        <w:rPr>
-          <w:rFonts w:ascii="Times New Roman" w:hAnsi="Times New Roman" w:cs="Times New Roman"/>
-          <w:sz w:val="24"/>
-          <w:szCs w:val="24"/>
-        </w:rPr>
-        <w:t>несказанною</w:t>
-      </w:r>
-      <w:proofErr w:type="spellEnd"/>
-      <w:r>
-        <w:rPr>
-          <w:rFonts w:ascii="Times New Roman" w:hAnsi="Times New Roman" w:cs="Times New Roman"/>
-          <w:sz w:val="24"/>
-          <w:szCs w:val="24"/>
-        </w:rPr>
-        <w:t xml:space="preserve"> </w:t>
-      </w:r>
-      <w:proofErr w:type="spellStart"/>
-      <w:r>
-        <w:rPr>
-          <w:rFonts w:ascii="Times New Roman" w:hAnsi="Times New Roman" w:cs="Times New Roman"/>
-          <w:sz w:val="24"/>
-          <w:szCs w:val="24"/>
-        </w:rPr>
-        <w:t>добрістю</w:t>
-      </w:r>
-      <w:proofErr w:type="spellEnd"/>
-      <w:r>
-        <w:rPr>
-          <w:rFonts w:ascii="Times New Roman" w:hAnsi="Times New Roman" w:cs="Times New Roman"/>
-          <w:sz w:val="24"/>
-          <w:szCs w:val="24"/>
-        </w:rPr>
-        <w:t xml:space="preserve"> і </w:t>
-      </w:r>
-      <w:proofErr w:type="spellStart"/>
-      <w:r>
-        <w:rPr>
-          <w:rFonts w:ascii="Times New Roman" w:hAnsi="Times New Roman" w:cs="Times New Roman"/>
-          <w:sz w:val="24"/>
-          <w:szCs w:val="24"/>
-        </w:rPr>
-        <w:t>багатим</w:t>
-      </w:r>
-      <w:proofErr w:type="spellEnd"/>
-      <w:r>
-        <w:rPr>
-          <w:rFonts w:ascii="Times New Roman" w:hAnsi="Times New Roman" w:cs="Times New Roman"/>
-          <w:sz w:val="24"/>
-          <w:szCs w:val="24"/>
-        </w:rPr>
-        <w:t xml:space="preserve"> </w:t>
-      </w:r>
-      <w:proofErr w:type="spellStart"/>
-      <w:r>
-        <w:rPr>
-          <w:rFonts w:ascii="Times New Roman" w:hAnsi="Times New Roman" w:cs="Times New Roman"/>
-          <w:sz w:val="24"/>
-          <w:szCs w:val="24"/>
-        </w:rPr>
-        <w:t>промислом</w:t>
-      </w:r>
-      <w:proofErr w:type="spellEnd"/>
-      <w:r>
-        <w:rPr>
-          <w:rFonts w:ascii="Times New Roman" w:hAnsi="Times New Roman" w:cs="Times New Roman"/>
-          <w:sz w:val="24"/>
-          <w:szCs w:val="24"/>
-        </w:rPr>
-        <w:t xml:space="preserve"> </w:t>
-      </w:r>
-      <w:proofErr w:type="spellStart"/>
-      <w:r>
-        <w:rPr>
-          <w:rFonts w:ascii="Times New Roman" w:hAnsi="Times New Roman" w:cs="Times New Roman"/>
-          <w:sz w:val="24"/>
-          <w:szCs w:val="24"/>
-        </w:rPr>
-        <w:t>усім</w:t>
-      </w:r>
-      <w:proofErr w:type="spellEnd"/>
-      <w:r>
-        <w:rPr>
-          <w:rFonts w:ascii="Times New Roman" w:hAnsi="Times New Roman" w:cs="Times New Roman"/>
-          <w:sz w:val="24"/>
-          <w:szCs w:val="24"/>
-        </w:rPr>
-        <w:t xml:space="preserve"> </w:t>
-      </w:r>
-      <w:proofErr w:type="spellStart"/>
-      <w:r>
-        <w:rPr>
-          <w:rFonts w:ascii="Times New Roman" w:hAnsi="Times New Roman" w:cs="Times New Roman"/>
-          <w:sz w:val="24"/>
-          <w:szCs w:val="24"/>
-        </w:rPr>
-        <w:t>управляєш</w:t>
-      </w:r>
-      <w:proofErr w:type="spellEnd"/>
-      <w:r>
-        <w:rPr>
-          <w:rFonts w:ascii="Times New Roman" w:hAnsi="Times New Roman" w:cs="Times New Roman"/>
-          <w:sz w:val="24"/>
-          <w:szCs w:val="24"/>
-        </w:rPr>
-        <w:t xml:space="preserve">, і </w:t>
-      </w:r>
-      <w:proofErr w:type="spellStart"/>
-      <w:r>
-        <w:rPr>
-          <w:rFonts w:ascii="Times New Roman" w:hAnsi="Times New Roman" w:cs="Times New Roman"/>
-          <w:sz w:val="24"/>
-          <w:szCs w:val="24"/>
-        </w:rPr>
-        <w:t>дав</w:t>
-      </w:r>
-      <w:proofErr w:type="spellEnd"/>
-      <w:r>
-        <w:rPr>
-          <w:rFonts w:ascii="Times New Roman" w:hAnsi="Times New Roman" w:cs="Times New Roman"/>
-          <w:sz w:val="24"/>
-          <w:szCs w:val="24"/>
-        </w:rPr>
-        <w:t xml:space="preserve"> </w:t>
-      </w:r>
-      <w:proofErr w:type="spellStart"/>
-      <w:r>
-        <w:rPr>
-          <w:rFonts w:ascii="Times New Roman" w:hAnsi="Times New Roman" w:cs="Times New Roman"/>
-          <w:sz w:val="24"/>
-          <w:szCs w:val="24"/>
-        </w:rPr>
-        <w:t>нам</w:t>
-      </w:r>
-      <w:proofErr w:type="spellEnd"/>
-      <w:r>
-        <w:rPr>
-          <w:rFonts w:ascii="Times New Roman" w:hAnsi="Times New Roman" w:cs="Times New Roman"/>
-          <w:sz w:val="24"/>
-          <w:szCs w:val="24"/>
-        </w:rPr>
-        <w:t xml:space="preserve"> </w:t>
-      </w:r>
-      <w:proofErr w:type="spellStart"/>
-      <w:r>
-        <w:rPr>
-          <w:rFonts w:ascii="Times New Roman" w:hAnsi="Times New Roman" w:cs="Times New Roman"/>
-          <w:sz w:val="24"/>
-          <w:szCs w:val="24"/>
-        </w:rPr>
-        <w:t>земні</w:t>
-      </w:r>
-      <w:proofErr w:type="spellEnd"/>
-      <w:r>
-        <w:rPr>
-          <w:rFonts w:ascii="Times New Roman" w:hAnsi="Times New Roman" w:cs="Times New Roman"/>
-          <w:sz w:val="24"/>
-          <w:szCs w:val="24"/>
-        </w:rPr>
-        <w:t xml:space="preserve"> </w:t>
-      </w:r>
-      <w:proofErr w:type="spellStart"/>
-      <w:r>
-        <w:rPr>
-          <w:rFonts w:ascii="Times New Roman" w:hAnsi="Times New Roman" w:cs="Times New Roman"/>
-          <w:sz w:val="24"/>
-          <w:szCs w:val="24"/>
-        </w:rPr>
-        <w:t>добра</w:t>
-      </w:r>
-      <w:proofErr w:type="spellEnd"/>
-      <w:r>
-        <w:rPr>
-          <w:rFonts w:ascii="Times New Roman" w:hAnsi="Times New Roman" w:cs="Times New Roman"/>
-          <w:sz w:val="24"/>
-          <w:szCs w:val="24"/>
-        </w:rPr>
-        <w:t xml:space="preserve"> й </w:t>
-      </w:r>
-      <w:proofErr w:type="spellStart"/>
-      <w:r>
-        <w:rPr>
-          <w:rFonts w:ascii="Times New Roman" w:hAnsi="Times New Roman" w:cs="Times New Roman"/>
-          <w:sz w:val="24"/>
-          <w:szCs w:val="24"/>
-        </w:rPr>
-        <w:t>запевнив</w:t>
-      </w:r>
-      <w:proofErr w:type="spellEnd"/>
-      <w:r>
-        <w:rPr>
-          <w:rFonts w:ascii="Times New Roman" w:hAnsi="Times New Roman" w:cs="Times New Roman"/>
-          <w:sz w:val="24"/>
-          <w:szCs w:val="24"/>
-        </w:rPr>
-        <w:t xml:space="preserve"> </w:t>
-      </w:r>
-      <w:proofErr w:type="spellStart"/>
-      <w:r>
-        <w:rPr>
-          <w:rFonts w:ascii="Times New Roman" w:hAnsi="Times New Roman" w:cs="Times New Roman"/>
-          <w:sz w:val="24"/>
-          <w:szCs w:val="24"/>
-        </w:rPr>
-        <w:t>нам</w:t>
-      </w:r>
-      <w:proofErr w:type="spellEnd"/>
-      <w:r>
-        <w:rPr>
-          <w:rFonts w:ascii="Times New Roman" w:hAnsi="Times New Roman" w:cs="Times New Roman"/>
-          <w:sz w:val="24"/>
-          <w:szCs w:val="24"/>
-        </w:rPr>
-        <w:t xml:space="preserve"> </w:t>
-      </w:r>
-      <w:proofErr w:type="spellStart"/>
-      <w:r>
-        <w:rPr>
-          <w:rFonts w:ascii="Times New Roman" w:hAnsi="Times New Roman" w:cs="Times New Roman"/>
-          <w:sz w:val="24"/>
-          <w:szCs w:val="24"/>
-        </w:rPr>
-        <w:t>обіцяне</w:t>
-      </w:r>
-      <w:proofErr w:type="spellEnd"/>
-      <w:r>
-        <w:rPr>
-          <w:rFonts w:ascii="Times New Roman" w:hAnsi="Times New Roman" w:cs="Times New Roman"/>
-          <w:sz w:val="24"/>
-          <w:szCs w:val="24"/>
-        </w:rPr>
-        <w:t xml:space="preserve"> </w:t>
-      </w:r>
-      <w:proofErr w:type="spellStart"/>
-      <w:r>
-        <w:rPr>
-          <w:rFonts w:ascii="Times New Roman" w:hAnsi="Times New Roman" w:cs="Times New Roman"/>
-          <w:sz w:val="24"/>
-          <w:szCs w:val="24"/>
-        </w:rPr>
-        <w:t>царство</w:t>
-      </w:r>
-      <w:proofErr w:type="spellEnd"/>
-      <w:r>
-        <w:rPr>
-          <w:rFonts w:ascii="Times New Roman" w:hAnsi="Times New Roman" w:cs="Times New Roman"/>
-          <w:sz w:val="24"/>
-          <w:szCs w:val="24"/>
-        </w:rPr>
-        <w:t xml:space="preserve"> </w:t>
-      </w:r>
-      <w:proofErr w:type="spellStart"/>
-      <w:r>
-        <w:rPr>
-          <w:rFonts w:ascii="Times New Roman" w:hAnsi="Times New Roman" w:cs="Times New Roman"/>
-          <w:sz w:val="24"/>
-          <w:szCs w:val="24"/>
-        </w:rPr>
-        <w:t>уділеними</w:t>
-      </w:r>
-      <w:proofErr w:type="spellEnd"/>
-      <w:r>
-        <w:rPr>
-          <w:rFonts w:ascii="Times New Roman" w:hAnsi="Times New Roman" w:cs="Times New Roman"/>
-          <w:sz w:val="24"/>
-          <w:szCs w:val="24"/>
-        </w:rPr>
-        <w:t xml:space="preserve"> </w:t>
-      </w:r>
-      <w:proofErr w:type="spellStart"/>
-      <w:r>
-        <w:rPr>
-          <w:rFonts w:ascii="Times New Roman" w:hAnsi="Times New Roman" w:cs="Times New Roman"/>
-          <w:sz w:val="24"/>
-          <w:szCs w:val="24"/>
-        </w:rPr>
-        <w:t>ласками</w:t>
-      </w:r>
-      <w:proofErr w:type="spellEnd"/>
-      <w:r>
-        <w:rPr>
-          <w:rFonts w:ascii="Times New Roman" w:hAnsi="Times New Roman" w:cs="Times New Roman"/>
-          <w:sz w:val="24"/>
-          <w:szCs w:val="24"/>
-        </w:rPr>
-        <w:t xml:space="preserve"> </w:t>
-      </w:r>
-      <w:proofErr w:type="spellStart"/>
-      <w:r>
-        <w:rPr>
-          <w:rFonts w:ascii="Times New Roman" w:hAnsi="Times New Roman" w:cs="Times New Roman"/>
-          <w:sz w:val="24"/>
-          <w:szCs w:val="24"/>
-        </w:rPr>
-        <w:t>впродовж</w:t>
-      </w:r>
-      <w:proofErr w:type="spellEnd"/>
-      <w:r>
-        <w:rPr>
-          <w:rFonts w:ascii="Times New Roman" w:hAnsi="Times New Roman" w:cs="Times New Roman"/>
-          <w:sz w:val="24"/>
-          <w:szCs w:val="24"/>
-        </w:rPr>
-        <w:t xml:space="preserve"> </w:t>
-      </w:r>
-      <w:proofErr w:type="spellStart"/>
-      <w:r>
-        <w:rPr>
-          <w:rFonts w:ascii="Times New Roman" w:hAnsi="Times New Roman" w:cs="Times New Roman"/>
-          <w:sz w:val="24"/>
-          <w:szCs w:val="24"/>
-        </w:rPr>
-        <w:t>цього</w:t>
-      </w:r>
-      <w:proofErr w:type="spellEnd"/>
-      <w:r>
-        <w:rPr>
-          <w:rFonts w:ascii="Times New Roman" w:hAnsi="Times New Roman" w:cs="Times New Roman"/>
-          <w:sz w:val="24"/>
-          <w:szCs w:val="24"/>
-        </w:rPr>
-        <w:t xml:space="preserve"> </w:t>
-      </w:r>
-      <w:proofErr w:type="spellStart"/>
-      <w:r>
-        <w:rPr>
-          <w:rFonts w:ascii="Times New Roman" w:hAnsi="Times New Roman" w:cs="Times New Roman"/>
-          <w:sz w:val="24"/>
-          <w:szCs w:val="24"/>
-        </w:rPr>
-        <w:t>дня</w:t>
-      </w:r>
-      <w:proofErr w:type="spellEnd"/>
-      <w:r>
-        <w:rPr>
-          <w:rFonts w:ascii="Times New Roman" w:hAnsi="Times New Roman" w:cs="Times New Roman"/>
-          <w:sz w:val="24"/>
-          <w:szCs w:val="24"/>
-        </w:rPr>
-        <w:t xml:space="preserve">, </w:t>
-      </w:r>
-      <w:proofErr w:type="spellStart"/>
-      <w:r>
-        <w:rPr>
-          <w:rFonts w:ascii="Times New Roman" w:hAnsi="Times New Roman" w:cs="Times New Roman"/>
-          <w:sz w:val="24"/>
-          <w:szCs w:val="24"/>
-        </w:rPr>
-        <w:t>остерігши</w:t>
-      </w:r>
-      <w:proofErr w:type="spellEnd"/>
-      <w:r>
-        <w:rPr>
-          <w:rFonts w:ascii="Times New Roman" w:hAnsi="Times New Roman" w:cs="Times New Roman"/>
-          <w:sz w:val="24"/>
-          <w:szCs w:val="24"/>
-        </w:rPr>
-        <w:t xml:space="preserve"> нас </w:t>
-      </w:r>
-      <w:proofErr w:type="spellStart"/>
-      <w:r>
-        <w:rPr>
-          <w:rFonts w:ascii="Times New Roman" w:hAnsi="Times New Roman" w:cs="Times New Roman"/>
-          <w:sz w:val="24"/>
-          <w:szCs w:val="24"/>
-        </w:rPr>
-        <w:t>від</w:t>
-      </w:r>
-      <w:proofErr w:type="spellEnd"/>
-      <w:r>
-        <w:rPr>
-          <w:rFonts w:ascii="Times New Roman" w:hAnsi="Times New Roman" w:cs="Times New Roman"/>
-          <w:sz w:val="24"/>
-          <w:szCs w:val="24"/>
-        </w:rPr>
-        <w:t xml:space="preserve"> </w:t>
-      </w:r>
-      <w:proofErr w:type="spellStart"/>
-      <w:r>
-        <w:rPr>
-          <w:rFonts w:ascii="Times New Roman" w:hAnsi="Times New Roman" w:cs="Times New Roman"/>
-          <w:sz w:val="24"/>
-          <w:szCs w:val="24"/>
-        </w:rPr>
-        <w:t>усякого</w:t>
-      </w:r>
-      <w:proofErr w:type="spellEnd"/>
-      <w:r>
-        <w:rPr>
-          <w:rFonts w:ascii="Times New Roman" w:hAnsi="Times New Roman" w:cs="Times New Roman"/>
-          <w:sz w:val="24"/>
-          <w:szCs w:val="24"/>
-        </w:rPr>
-        <w:t xml:space="preserve"> </w:t>
-      </w:r>
-      <w:proofErr w:type="spellStart"/>
-      <w:r>
-        <w:rPr>
-          <w:rFonts w:ascii="Times New Roman" w:hAnsi="Times New Roman" w:cs="Times New Roman"/>
-          <w:sz w:val="24"/>
-          <w:szCs w:val="24"/>
-        </w:rPr>
-        <w:t>лиха</w:t>
-      </w:r>
-      <w:proofErr w:type="spellEnd"/>
-      <w:r>
-        <w:rPr>
-          <w:rFonts w:ascii="Times New Roman" w:hAnsi="Times New Roman" w:cs="Times New Roman"/>
-          <w:sz w:val="24"/>
-          <w:szCs w:val="24"/>
-        </w:rPr>
-        <w:t xml:space="preserve">! </w:t>
+          <w:lang w:val="ru-MD"/>
+        </w:rPr>
+        <w:t xml:space="preserve"> Боже великий і дивний, що несказанною добрістю і багатим промислом усім управляєш, і дав нам земні добра й запевнив нам обіцяне царство уділеними ласками впродовж цього дня, остерігши нас від усякого лиха! </w:t>
       </w:r>
       <w:r>
         <w:rPr>
@@ -5191,13 +3320,13 @@
           <w:rFonts w:ascii="Times New Roman" w:hAnsi="Times New Roman"/>
         </w:rPr>
       </w:pPr>
-      <w:proofErr w:type="spellStart"/>
       <w:r>
         <w:rPr>
           <w:rFonts w:ascii="Times New Roman" w:hAnsi="Times New Roman"/>
           <w:b/>
           <w:color w:val="000000"/>
           <w:sz w:val="24"/>
+          <w:lang w:val="ru-MD"/>
         </w:rPr>
         <w:t>Неха</w:t>
       </w:r>
@@ -5205,6 +3334,7 @@
         <w:rPr>
           <w:rFonts w:ascii="Times New Roman" w:hAnsi="Times New Roman"/>
           <w:sz w:val="24"/>
+          <w:lang w:val="ru-MD"/>
         </w:rPr>
         <w:t>́</w:t>
       </w:r>
@@ -5214,33 +3344,51 @@
           <w:b/>
           <w:color w:val="000000"/>
           <w:sz w:val="24"/>
-        </w:rPr>
-        <w:t>й</w:t>
-      </w:r>
-      <w:proofErr w:type="spellEnd"/>
+          <w:lang w:val="ru-MD"/>
+        </w:rPr>
+        <w:t>й піднесе</w:t>
+      </w:r>
+      <w:r>
+        <w:rPr>
+          <w:rFonts w:ascii="Times New Roman" w:hAnsi="Times New Roman"/>
+          <w:sz w:val="24"/>
+          <w:lang w:val="ru-MD"/>
+        </w:rPr>
+        <w:t>́</w:t>
+      </w:r>
       <w:r>
         <w:rPr>
           <w:rFonts w:ascii="Times New Roman" w:hAnsi="Times New Roman"/>
           <w:b/>
           <w:color w:val="000000"/>
           <w:sz w:val="24"/>
-        </w:rPr>
-        <w:t xml:space="preserve"> </w:t>
-      </w:r>
-      <w:proofErr w:type="spellStart"/>
+          <w:lang w:val="ru-MD"/>
+        </w:rPr>
+        <w:t>ться моли</w:t>
+      </w:r>
+      <w:r>
+        <w:rPr>
+          <w:rFonts w:ascii="Times New Roman" w:hAnsi="Times New Roman"/>
+          <w:sz w:val="24"/>
+          <w:lang w:val="ru-MD"/>
+        </w:rPr>
+        <w:t>́</w:t>
+      </w:r>
       <w:r>
         <w:rPr>
           <w:rFonts w:ascii="Times New Roman" w:hAnsi="Times New Roman"/>
           <w:b/>
           <w:color w:val="000000"/>
           <w:sz w:val="24"/>
-        </w:rPr>
-        <w:t>піднесе</w:t>
-      </w:r>
-      <w:r>
-        <w:rPr>
-          <w:rFonts w:ascii="Times New Roman" w:hAnsi="Times New Roman"/>
-          <w:sz w:val="24"/>
+          <w:lang w:val="ru-MD"/>
+        </w:rPr>
+        <w:t>тва моя</w:t>
+      </w:r>
+      <w:r>
+        <w:rPr>
+          <w:rFonts w:ascii="Times New Roman" w:hAnsi="Times New Roman"/>
+          <w:sz w:val="24"/>
+          <w:lang w:val="ru-MD"/>
         </w:rPr>
         <w:t>́</w:t>
       </w:r>
@@ -5250,33 +3398,51 @@
           <w:b/>
           <w:color w:val="000000"/>
           <w:sz w:val="24"/>
-        </w:rPr>
-        <w:t>ться</w:t>
-      </w:r>
-      <w:proofErr w:type="spellEnd"/>
+          <w:lang w:val="ru-MD"/>
+        </w:rPr>
+        <w:t>,* мов кади</w:t>
+      </w:r>
+      <w:r>
+        <w:rPr>
+          <w:rFonts w:ascii="Times New Roman" w:hAnsi="Times New Roman"/>
+          <w:sz w:val="24"/>
+          <w:lang w:val="ru-MD"/>
+        </w:rPr>
+        <w:t>́</w:t>
+      </w:r>
       <w:r>
         <w:rPr>
           <w:rFonts w:ascii="Times New Roman" w:hAnsi="Times New Roman"/>
           <w:b/>
           <w:color w:val="000000"/>
           <w:sz w:val="24"/>
-        </w:rPr>
-        <w:t xml:space="preserve"> </w:t>
-      </w:r>
-      <w:proofErr w:type="spellStart"/>
+          <w:lang w:val="ru-MD"/>
+        </w:rPr>
+        <w:t>ло пе</w:t>
+      </w:r>
+      <w:r>
+        <w:rPr>
+          <w:rFonts w:ascii="Times New Roman" w:hAnsi="Times New Roman"/>
+          <w:sz w:val="24"/>
+          <w:lang w:val="ru-MD"/>
+        </w:rPr>
+        <w:t>́</w:t>
+      </w:r>
       <w:r>
         <w:rPr>
           <w:rFonts w:ascii="Times New Roman" w:hAnsi="Times New Roman"/>
           <w:b/>
           <w:color w:val="000000"/>
           <w:sz w:val="24"/>
-        </w:rPr>
-        <w:t>моли</w:t>
-      </w:r>
-      <w:r>
-        <w:rPr>
-          <w:rFonts w:ascii="Times New Roman" w:hAnsi="Times New Roman"/>
-          <w:sz w:val="24"/>
+          <w:lang w:val="ru-MD"/>
+        </w:rPr>
+        <w:t>ред Тобо</w:t>
+      </w:r>
+      <w:r>
+        <w:rPr>
+          <w:rFonts w:ascii="Times New Roman" w:hAnsi="Times New Roman"/>
+          <w:sz w:val="24"/>
+          <w:lang w:val="ru-MD"/>
         </w:rPr>
         <w:t>́</w:t>
       </w:r>
@@ -5286,35 +3452,51 @@
           <w:b/>
           <w:color w:val="000000"/>
           <w:sz w:val="24"/>
-        </w:rPr>
-        <w:t>тва</w:t>
-      </w:r>
-      <w:proofErr w:type="spellEnd"/>
+          <w:lang w:val="ru-MD"/>
+        </w:rPr>
+        <w:t>ю;* підно</w:t>
+      </w:r>
+      <w:r>
+        <w:rPr>
+          <w:rFonts w:ascii="Times New Roman" w:hAnsi="Times New Roman"/>
+          <w:sz w:val="24"/>
+          <w:lang w:val="ru-MD"/>
+        </w:rPr>
+        <w:t>́</w:t>
+      </w:r>
       <w:r>
         <w:rPr>
           <w:rFonts w:ascii="Times New Roman" w:hAnsi="Times New Roman"/>
           <w:b/>
           <w:color w:val="000000"/>
           <w:sz w:val="24"/>
-        </w:rPr>
-        <w:t xml:space="preserve"> </w:t>
-      </w:r>
-      <w:proofErr w:type="spellStart"/>
-      <w:proofErr w:type="gramStart"/>
+          <w:lang w:val="ru-MD"/>
+        </w:rPr>
+        <w:t>шення рук мої</w:t>
+      </w:r>
+      <w:r>
+        <w:rPr>
+          <w:rFonts w:ascii="Times New Roman" w:hAnsi="Times New Roman"/>
+          <w:sz w:val="24"/>
+          <w:lang w:val="ru-MD"/>
+        </w:rPr>
+        <w:t>́</w:t>
+      </w:r>
       <w:r>
         <w:rPr>
           <w:rFonts w:ascii="Times New Roman" w:hAnsi="Times New Roman"/>
           <w:b/>
           <w:color w:val="000000"/>
           <w:sz w:val="24"/>
-        </w:rPr>
-        <w:t>моя</w:t>
-      </w:r>
-      <w:proofErr w:type="spellEnd"/>
-      <w:r>
-        <w:rPr>
-          <w:rFonts w:ascii="Times New Roman" w:hAnsi="Times New Roman"/>
-          <w:sz w:val="24"/>
+          <w:lang w:val="ru-MD"/>
+        </w:rPr>
+        <w:t>х,* як же</w:t>
+      </w:r>
+      <w:r>
+        <w:rPr>
+          <w:rFonts w:ascii="Times New Roman" w:hAnsi="Times New Roman"/>
+          <w:sz w:val="24"/>
+          <w:lang w:val="ru-MD"/>
         </w:rPr>
         <w:t>́</w:t>
       </w:r>
@@ -5324,20 +3506,28 @@
           <w:b/>
           <w:color w:val="000000"/>
           <w:sz w:val="24"/>
-        </w:rPr>
-        <w:t>,*</w:t>
-      </w:r>
-      <w:proofErr w:type="gramEnd"/>
+          <w:lang w:val="ru-MD"/>
+        </w:rPr>
+        <w:t>ртва вечі</w:t>
+      </w:r>
+      <w:r>
+        <w:rPr>
+          <w:rFonts w:ascii="Times New Roman" w:hAnsi="Times New Roman"/>
+          <w:sz w:val="24"/>
+          <w:lang w:val="ru-MD"/>
+        </w:rPr>
+        <w:t>́</w:t>
+      </w:r>
       <w:r>
         <w:rPr>
           <w:rFonts w:ascii="Times New Roman" w:hAnsi="Times New Roman"/>
           <w:b/>
           <w:color w:val="000000"/>
           <w:sz w:val="24"/>
-        </w:rPr>
-        <w:t xml:space="preserve"> </w:t>
-      </w:r>
-      <w:proofErr w:type="spellStart"/>
+          <w:lang w:val="ru-MD"/>
+        </w:rPr>
+        <w:t xml:space="preserve">рня.* </w:t>
+      </w:r>
       <w:r>
         <w:rPr>
           <w:rFonts w:ascii="Times New Roman" w:hAnsi="Times New Roman"/>
@@ -5345,9 +3535,15 @@
           <w:color w:val="000000"/>
           <w:sz w:val="24"/>
         </w:rPr>
-        <w:t>мов</w:t>
-      </w:r>
-      <w:proofErr w:type="spellEnd"/>
+        <w:t>Ви</w:t>
+      </w:r>
+      <w:r>
+        <w:rPr>
+          <w:rFonts w:ascii="Times New Roman" w:hAnsi="Times New Roman"/>
+          <w:sz w:val="24"/>
+        </w:rPr>
+        <w:t>́</w:t>
+      </w:r>
       <w:r>
         <w:rPr>
           <w:rFonts w:ascii="Times New Roman" w:hAnsi="Times New Roman"/>
@@ -5355,9 +3551,15 @@
           <w:color w:val="000000"/>
           <w:sz w:val="24"/>
         </w:rPr>
-        <w:t xml:space="preserve"> </w:t>
-      </w:r>
-      <w:proofErr w:type="spellStart"/>
+        <w:t>слухай мене</w:t>
+      </w:r>
+      <w:r>
+        <w:rPr>
+          <w:rFonts w:ascii="Times New Roman" w:hAnsi="Times New Roman"/>
+          <w:sz w:val="24"/>
+        </w:rPr>
+        <w:t>́</w:t>
+      </w:r>
       <w:r>
         <w:rPr>
           <w:rFonts w:ascii="Times New Roman" w:hAnsi="Times New Roman"/>
@@ -5365,7 +3567,7 @@
           <w:color w:val="000000"/>
           <w:sz w:val="24"/>
         </w:rPr>
-        <w:t>кади</w:t>
+        <w:t>, Го</w:t>
       </w:r>
       <w:r>
         <w:rPr>
@@ -5381,526 +3583,19 @@
           <w:color w:val="000000"/>
           <w:sz w:val="24"/>
         </w:rPr>
-        <w:t>ло</w:t>
-      </w:r>
-      <w:proofErr w:type="spellEnd"/>
-      <w:r>
-        <w:rPr>
-          <w:rFonts w:ascii="Times New Roman" w:hAnsi="Times New Roman"/>
-          <w:b/>
-          <w:color w:val="000000"/>
-          <w:sz w:val="24"/>
-        </w:rPr>
-        <w:t xml:space="preserve"> </w:t>
-      </w:r>
-      <w:proofErr w:type="spellStart"/>
-      <w:r>
-        <w:rPr>
-          <w:rFonts w:ascii="Times New Roman" w:hAnsi="Times New Roman"/>
-          <w:b/>
-          <w:color w:val="000000"/>
-          <w:sz w:val="24"/>
-        </w:rPr>
-        <w:t>пе</w:t>
-      </w:r>
-      <w:r>
-        <w:rPr>
-          <w:rFonts w:ascii="Times New Roman" w:hAnsi="Times New Roman"/>
-          <w:sz w:val="24"/>
-        </w:rPr>
-        <w:t>́</w:t>
-      </w:r>
-      <w:r>
-        <w:rPr>
-          <w:rFonts w:ascii="Times New Roman" w:hAnsi="Times New Roman"/>
-          <w:b/>
-          <w:color w:val="000000"/>
-          <w:sz w:val="24"/>
-        </w:rPr>
-        <w:t>ред</w:t>
-      </w:r>
-      <w:proofErr w:type="spellEnd"/>
-      <w:r>
-        <w:rPr>
-          <w:rFonts w:ascii="Times New Roman" w:hAnsi="Times New Roman"/>
-          <w:b/>
-          <w:color w:val="000000"/>
-          <w:sz w:val="24"/>
-        </w:rPr>
-        <w:t xml:space="preserve"> </w:t>
-      </w:r>
-      <w:proofErr w:type="spellStart"/>
-      <w:r>
-        <w:rPr>
-          <w:rFonts w:ascii="Times New Roman" w:hAnsi="Times New Roman"/>
-          <w:b/>
-          <w:color w:val="000000"/>
-          <w:sz w:val="24"/>
-        </w:rPr>
-        <w:t>Тобо</w:t>
-      </w:r>
-      <w:r>
-        <w:rPr>
-          <w:rFonts w:ascii="Times New Roman" w:hAnsi="Times New Roman"/>
-          <w:sz w:val="24"/>
-        </w:rPr>
-        <w:t>́</w:t>
-      </w:r>
-      <w:r>
-        <w:rPr>
-          <w:rFonts w:ascii="Times New Roman" w:hAnsi="Times New Roman"/>
-          <w:b/>
-          <w:color w:val="000000"/>
-          <w:sz w:val="24"/>
-        </w:rPr>
-        <w:t>ю</w:t>
-      </w:r>
-      <w:proofErr w:type="spellEnd"/>
-      <w:r>
-        <w:rPr>
-          <w:rFonts w:ascii="Times New Roman" w:hAnsi="Times New Roman"/>
-          <w:b/>
-          <w:color w:val="000000"/>
-          <w:sz w:val="24"/>
-        </w:rPr>
-        <w:t xml:space="preserve">;* </w:t>
-      </w:r>
-      <w:proofErr w:type="spellStart"/>
-      <w:r>
-        <w:rPr>
-          <w:rFonts w:ascii="Times New Roman" w:hAnsi="Times New Roman"/>
-          <w:b/>
-          <w:color w:val="000000"/>
-          <w:sz w:val="24"/>
-        </w:rPr>
-        <w:t>підно</w:t>
-      </w:r>
-      <w:r>
-        <w:rPr>
-          <w:rFonts w:ascii="Times New Roman" w:hAnsi="Times New Roman"/>
-          <w:sz w:val="24"/>
-        </w:rPr>
-        <w:t>́</w:t>
-      </w:r>
-      <w:r>
-        <w:rPr>
-          <w:rFonts w:ascii="Times New Roman" w:hAnsi="Times New Roman"/>
-          <w:b/>
-          <w:color w:val="000000"/>
-          <w:sz w:val="24"/>
-        </w:rPr>
-        <w:t>шення</w:t>
-      </w:r>
-      <w:proofErr w:type="spellEnd"/>
-      <w:r>
-        <w:rPr>
-          <w:rFonts w:ascii="Times New Roman" w:hAnsi="Times New Roman"/>
-          <w:b/>
-          <w:color w:val="000000"/>
-          <w:sz w:val="24"/>
-        </w:rPr>
-        <w:t xml:space="preserve"> </w:t>
-      </w:r>
-      <w:proofErr w:type="spellStart"/>
-      <w:r>
-        <w:rPr>
-          <w:rFonts w:ascii="Times New Roman" w:hAnsi="Times New Roman"/>
-          <w:b/>
-          <w:color w:val="000000"/>
-          <w:sz w:val="24"/>
-        </w:rPr>
-        <w:t>рук</w:t>
-      </w:r>
-      <w:proofErr w:type="spellEnd"/>
-      <w:r>
-        <w:rPr>
-          <w:rFonts w:ascii="Times New Roman" w:hAnsi="Times New Roman"/>
-          <w:b/>
-          <w:color w:val="000000"/>
-          <w:sz w:val="24"/>
-        </w:rPr>
-        <w:t xml:space="preserve"> </w:t>
-      </w:r>
-      <w:proofErr w:type="spellStart"/>
-      <w:r>
-        <w:rPr>
-          <w:rFonts w:ascii="Times New Roman" w:hAnsi="Times New Roman"/>
-          <w:b/>
-          <w:color w:val="000000"/>
-          <w:sz w:val="24"/>
-        </w:rPr>
-        <w:t>мої</w:t>
-      </w:r>
-      <w:r>
-        <w:rPr>
-          <w:rFonts w:ascii="Times New Roman" w:hAnsi="Times New Roman"/>
-          <w:sz w:val="24"/>
-        </w:rPr>
-        <w:t>́</w:t>
-      </w:r>
-      <w:r>
-        <w:rPr>
-          <w:rFonts w:ascii="Times New Roman" w:hAnsi="Times New Roman"/>
-          <w:b/>
-          <w:color w:val="000000"/>
-          <w:sz w:val="24"/>
-        </w:rPr>
-        <w:t>х</w:t>
-      </w:r>
-      <w:proofErr w:type="spellEnd"/>
-      <w:r>
-        <w:rPr>
-          <w:rFonts w:ascii="Times New Roman" w:hAnsi="Times New Roman"/>
-          <w:b/>
-          <w:color w:val="000000"/>
-          <w:sz w:val="24"/>
-        </w:rPr>
-        <w:t xml:space="preserve">,* </w:t>
-      </w:r>
-      <w:proofErr w:type="spellStart"/>
-      <w:r>
-        <w:rPr>
-          <w:rFonts w:ascii="Times New Roman" w:hAnsi="Times New Roman"/>
-          <w:b/>
-          <w:color w:val="000000"/>
-          <w:sz w:val="24"/>
-        </w:rPr>
-        <w:t>як</w:t>
-      </w:r>
-      <w:proofErr w:type="spellEnd"/>
-      <w:r>
-        <w:rPr>
-          <w:rFonts w:ascii="Times New Roman" w:hAnsi="Times New Roman"/>
-          <w:b/>
-          <w:color w:val="000000"/>
-          <w:sz w:val="24"/>
-        </w:rPr>
-        <w:t xml:space="preserve"> </w:t>
-      </w:r>
-      <w:proofErr w:type="spellStart"/>
-      <w:r>
-        <w:rPr>
-          <w:rFonts w:ascii="Times New Roman" w:hAnsi="Times New Roman"/>
-          <w:b/>
-          <w:color w:val="000000"/>
-          <w:sz w:val="24"/>
-        </w:rPr>
-        <w:t>же</w:t>
-      </w:r>
-      <w:r>
-        <w:rPr>
-          <w:rFonts w:ascii="Times New Roman" w:hAnsi="Times New Roman"/>
-          <w:sz w:val="24"/>
-        </w:rPr>
-        <w:t>́</w:t>
-      </w:r>
-      <w:r>
-        <w:rPr>
-          <w:rFonts w:ascii="Times New Roman" w:hAnsi="Times New Roman"/>
-          <w:b/>
-          <w:color w:val="000000"/>
-          <w:sz w:val="24"/>
-        </w:rPr>
-        <w:t>ртва</w:t>
-      </w:r>
-      <w:proofErr w:type="spellEnd"/>
-      <w:r>
-        <w:rPr>
-          <w:rFonts w:ascii="Times New Roman" w:hAnsi="Times New Roman"/>
-          <w:b/>
-          <w:color w:val="000000"/>
-          <w:sz w:val="24"/>
-        </w:rPr>
-        <w:t xml:space="preserve"> вечі</w:t>
-      </w:r>
-      <w:r>
-        <w:rPr>
-          <w:rFonts w:ascii="Times New Roman" w:hAnsi="Times New Roman"/>
-          <w:sz w:val="24"/>
-        </w:rPr>
-        <w:t>́</w:t>
-      </w:r>
-      <w:r>
-        <w:rPr>
-          <w:rFonts w:ascii="Times New Roman" w:hAnsi="Times New Roman"/>
-          <w:b/>
-          <w:color w:val="000000"/>
-          <w:sz w:val="24"/>
-        </w:rPr>
-        <w:t xml:space="preserve">рня.* </w:t>
-      </w:r>
-      <w:proofErr w:type="spellStart"/>
-      <w:r>
-        <w:rPr>
-          <w:rFonts w:ascii="Times New Roman" w:hAnsi="Times New Roman"/>
-          <w:b/>
-          <w:color w:val="000000"/>
-          <w:sz w:val="24"/>
-        </w:rPr>
-        <w:t>Ви</w:t>
-      </w:r>
-      <w:r>
-        <w:rPr>
-          <w:rFonts w:ascii="Times New Roman" w:hAnsi="Times New Roman"/>
-          <w:sz w:val="24"/>
-        </w:rPr>
-        <w:t>́</w:t>
-      </w:r>
-      <w:r>
-        <w:rPr>
-          <w:rFonts w:ascii="Times New Roman" w:hAnsi="Times New Roman"/>
-          <w:b/>
-          <w:color w:val="000000"/>
-          <w:sz w:val="24"/>
-        </w:rPr>
-        <w:t>слухай</w:t>
-      </w:r>
-      <w:proofErr w:type="spellEnd"/>
-      <w:r>
-        <w:rPr>
-          <w:rFonts w:ascii="Times New Roman" w:hAnsi="Times New Roman"/>
-          <w:b/>
-          <w:color w:val="000000"/>
-          <w:sz w:val="24"/>
-        </w:rPr>
-        <w:t xml:space="preserve"> </w:t>
-      </w:r>
-      <w:proofErr w:type="spellStart"/>
-      <w:r>
-        <w:rPr>
-          <w:rFonts w:ascii="Times New Roman" w:hAnsi="Times New Roman"/>
-          <w:b/>
-          <w:color w:val="000000"/>
-          <w:sz w:val="24"/>
-        </w:rPr>
-        <w:t>мене</w:t>
-      </w:r>
-      <w:proofErr w:type="spellEnd"/>
-      <w:r>
-        <w:rPr>
-          <w:rFonts w:ascii="Times New Roman" w:hAnsi="Times New Roman"/>
-          <w:sz w:val="24"/>
-        </w:rPr>
-        <w:t>́</w:t>
-      </w:r>
-      <w:r>
-        <w:rPr>
-          <w:rFonts w:ascii="Times New Roman" w:hAnsi="Times New Roman"/>
-          <w:b/>
-          <w:color w:val="000000"/>
-          <w:sz w:val="24"/>
-        </w:rPr>
-        <w:t xml:space="preserve">, </w:t>
-      </w:r>
-      <w:proofErr w:type="spellStart"/>
-      <w:r>
-        <w:rPr>
-          <w:rFonts w:ascii="Times New Roman" w:hAnsi="Times New Roman"/>
-          <w:b/>
-          <w:color w:val="000000"/>
-          <w:sz w:val="24"/>
-        </w:rPr>
-        <w:t>Го</w:t>
-      </w:r>
-      <w:r>
-        <w:rPr>
-          <w:rFonts w:ascii="Times New Roman" w:hAnsi="Times New Roman"/>
-          <w:sz w:val="24"/>
-        </w:rPr>
-        <w:t>́</w:t>
-      </w:r>
-      <w:r>
-        <w:rPr>
-          <w:rFonts w:ascii="Times New Roman" w:hAnsi="Times New Roman"/>
-          <w:b/>
-          <w:color w:val="000000"/>
-          <w:sz w:val="24"/>
-        </w:rPr>
-        <w:t>споди</w:t>
-      </w:r>
-      <w:proofErr w:type="spellEnd"/>
-      <w:r>
-        <w:rPr>
-          <w:rFonts w:ascii="Times New Roman" w:hAnsi="Times New Roman"/>
-          <w:b/>
-          <w:color w:val="000000"/>
-          <w:sz w:val="24"/>
-        </w:rPr>
-        <w:t>.</w:t>
-      </w:r>
-    </w:p>
-    <w:p>
-      <w:pPr>
-        <w:spacing w:after="120"/>
-      </w:pPr>
-      <w:proofErr w:type="spellStart"/>
-      <w:r>
-        <w:rPr>
-          <w:rFonts w:ascii="Times New Roman" w:hAnsi="Times New Roman"/>
-          <w:sz w:val="24"/>
-        </w:rPr>
-        <w:t>Поста́в</w:t>
-      </w:r>
-      <w:proofErr w:type="spellEnd"/>
-      <w:r>
-        <w:rPr>
-          <w:rFonts w:ascii="Times New Roman" w:hAnsi="Times New Roman"/>
-          <w:sz w:val="24"/>
-        </w:rPr>
-        <w:t xml:space="preserve">, </w:t>
-      </w:r>
-      <w:proofErr w:type="spellStart"/>
-      <w:r>
-        <w:rPr>
-          <w:rFonts w:ascii="Times New Roman" w:hAnsi="Times New Roman"/>
-          <w:sz w:val="24"/>
-        </w:rPr>
-        <w:t>Го́споди</w:t>
-      </w:r>
-      <w:proofErr w:type="spellEnd"/>
-      <w:r>
-        <w:rPr>
-          <w:rFonts w:ascii="Times New Roman" w:hAnsi="Times New Roman"/>
-          <w:sz w:val="24"/>
-        </w:rPr>
-        <w:t xml:space="preserve">, </w:t>
-      </w:r>
-      <w:proofErr w:type="spellStart"/>
-      <w:r>
-        <w:rPr>
-          <w:rFonts w:ascii="Times New Roman" w:hAnsi="Times New Roman"/>
-          <w:sz w:val="24"/>
-        </w:rPr>
-        <w:t>мої́м</w:t>
-      </w:r>
-      <w:proofErr w:type="spellEnd"/>
-      <w:r>
-        <w:rPr>
-          <w:rFonts w:ascii="Times New Roman" w:hAnsi="Times New Roman"/>
-          <w:sz w:val="24"/>
-        </w:rPr>
-        <w:t xml:space="preserve"> </w:t>
-      </w:r>
-      <w:proofErr w:type="spellStart"/>
-      <w:r>
-        <w:rPr>
-          <w:rFonts w:ascii="Times New Roman" w:hAnsi="Times New Roman"/>
-          <w:sz w:val="24"/>
-        </w:rPr>
-        <w:t>уста́м</w:t>
-      </w:r>
-      <w:proofErr w:type="spellEnd"/>
-      <w:r>
-        <w:rPr>
-          <w:rFonts w:ascii="Times New Roman" w:hAnsi="Times New Roman"/>
-          <w:sz w:val="24"/>
-        </w:rPr>
-        <w:t xml:space="preserve"> </w:t>
-      </w:r>
-      <w:proofErr w:type="spellStart"/>
-      <w:proofErr w:type="gramStart"/>
-      <w:r>
-        <w:rPr>
-          <w:rFonts w:ascii="Times New Roman" w:hAnsi="Times New Roman"/>
-          <w:sz w:val="24"/>
-        </w:rPr>
-        <w:t>сторо́жу</w:t>
-      </w:r>
-      <w:proofErr w:type="spellEnd"/>
-      <w:r>
-        <w:rPr>
-          <w:rFonts w:ascii="Times New Roman" w:hAnsi="Times New Roman"/>
-          <w:sz w:val="24"/>
-        </w:rPr>
-        <w:t>;*</w:t>
-      </w:r>
-      <w:proofErr w:type="gramEnd"/>
-      <w:r>
-        <w:rPr>
-          <w:rFonts w:ascii="Times New Roman" w:hAnsi="Times New Roman"/>
-          <w:sz w:val="24"/>
-        </w:rPr>
-        <w:t xml:space="preserve"> </w:t>
-      </w:r>
-      <w:proofErr w:type="spellStart"/>
-      <w:r>
-        <w:rPr>
-          <w:rFonts w:ascii="Times New Roman" w:hAnsi="Times New Roman"/>
-          <w:sz w:val="24"/>
-        </w:rPr>
-        <w:t>до</w:t>
-      </w:r>
-      <w:proofErr w:type="spellEnd"/>
-      <w:r>
-        <w:rPr>
-          <w:rFonts w:ascii="Times New Roman" w:hAnsi="Times New Roman"/>
-          <w:sz w:val="24"/>
-        </w:rPr>
-        <w:t xml:space="preserve"> </w:t>
-      </w:r>
-      <w:proofErr w:type="spellStart"/>
-      <w:r>
-        <w:rPr>
-          <w:rFonts w:ascii="Times New Roman" w:hAnsi="Times New Roman"/>
-          <w:sz w:val="24"/>
-        </w:rPr>
-        <w:t>двере́й</w:t>
-      </w:r>
-      <w:proofErr w:type="spellEnd"/>
-      <w:r>
-        <w:rPr>
-          <w:rFonts w:ascii="Times New Roman" w:hAnsi="Times New Roman"/>
-          <w:sz w:val="24"/>
-        </w:rPr>
-        <w:t xml:space="preserve"> </w:t>
-      </w:r>
-      <w:proofErr w:type="spellStart"/>
-      <w:r>
-        <w:rPr>
-          <w:rFonts w:ascii="Times New Roman" w:hAnsi="Times New Roman"/>
-          <w:sz w:val="24"/>
-        </w:rPr>
-        <w:t>губ</w:t>
-      </w:r>
-      <w:proofErr w:type="spellEnd"/>
-      <w:r>
-        <w:rPr>
-          <w:rFonts w:ascii="Times New Roman" w:hAnsi="Times New Roman"/>
-          <w:sz w:val="24"/>
-        </w:rPr>
-        <w:t xml:space="preserve"> </w:t>
-      </w:r>
-      <w:proofErr w:type="spellStart"/>
-      <w:r>
-        <w:rPr>
-          <w:rFonts w:ascii="Times New Roman" w:hAnsi="Times New Roman"/>
-          <w:sz w:val="24"/>
-        </w:rPr>
-        <w:t>мої́х</w:t>
-      </w:r>
-      <w:proofErr w:type="spellEnd"/>
-      <w:r>
-        <w:rPr>
-          <w:rFonts w:ascii="Times New Roman" w:hAnsi="Times New Roman"/>
-          <w:sz w:val="24"/>
-        </w:rPr>
-        <w:t xml:space="preserve"> − </w:t>
-      </w:r>
-      <w:proofErr w:type="spellStart"/>
-      <w:r>
-        <w:rPr>
-          <w:rFonts w:ascii="Times New Roman" w:hAnsi="Times New Roman"/>
-          <w:sz w:val="24"/>
-        </w:rPr>
-        <w:t>ва́рту</w:t>
-      </w:r>
-      <w:proofErr w:type="spellEnd"/>
-      <w:r>
-        <w:rPr>
-          <w:rFonts w:ascii="Times New Roman" w:hAnsi="Times New Roman"/>
-          <w:sz w:val="24"/>
-        </w:rPr>
-        <w:t>!</w:t>
+        <w:t>споди.</w:t>
+      </w:r>
+    </w:p>
+    <w:p>
+      <w:pPr>
+        <w:spacing w:after="120"/>
+      </w:pPr>
+      <w:r>
+        <w:rPr>
+          <w:rFonts w:ascii="Times New Roman" w:hAnsi="Times New Roman"/>
+          <w:sz w:val="24"/>
+        </w:rPr>
+        <w:t>Поста́в, Го́споди, мої́м уста́м сторо́жу;* до двере́й губ мої́х − ва́рту!</w:t>
       </w:r>
     </w:p>
     <w:p>
@@ -6283,7 +3978,7 @@
           <w:szCs w:val="24"/>
           <w:lang w:val="ru-MD"/>
         </w:rPr>
-        <w:t xml:space="preserve"> Чесним твоїм хрестом, Христе,* ти диявола посоромив* і воскресінням твоїм жало гріха присмирив,* і спас ти нас від брам смерти.* Славимо тебе, Єдинородний.</w:t>
+        <w:t xml:space="preserve"> </w:t>
       </w:r>
     </w:p>
     <w:p>
@@ -6348,6 +4043,663 @@
         <w:spacing w:after="120"/>
         <w:jc w:val="both"/>
         <w:rPr>
+          <w:rFonts w:ascii="Times New Roman" w:hAnsi="Times New Roman" w:cs="Times New Roman"/>
+          <w:sz w:val="24"/>
+          <w:szCs w:val="24"/>
+          <w:lang w:val="uk-UA"/>
+        </w:rPr>
+      </w:pPr>
+      <w:r>
+        <w:rPr>
+          <w:rFonts w:ascii="Times New Roman" w:hAnsi="Times New Roman" w:cs="Times New Roman"/>
+          <w:sz w:val="24"/>
+          <w:szCs w:val="24"/>
+          <w:lang w:val="uk-UA"/>
+        </w:rPr>
+        <w:t>Того́, що дає́ воскресі́ння лю́дському ро́дові,* ве́дено на же́ртву, немо́в ягня́тко.* Його́ настраха́лись а́дські володі́льці і відчини́лися бра́ми плачу́,* бо ввійшо́в Цар сла́ви − Христо́с, ка́жучи в’я́зням: Вихо́дьте!* – а тим, що в темноті́: З’яві́ться!</w:t>
+      </w:r>
+    </w:p>
+    <w:p>
+      <w:pPr>
+        <w:spacing w:after="120"/>
+        <w:jc w:val="center"/>
+        <w:rPr>
+          <w:rFonts w:ascii="Times New Roman" w:hAnsi="Times New Roman" w:cs="Times New Roman"/>
+          <w:b/>
+          <w:color w:val="FF0000"/>
+          <w:sz w:val="24"/>
+          <w:szCs w:val="24"/>
+          <w:lang w:val="uk-UA"/>
+        </w:rPr>
+      </w:pPr>
+      <w:r>
+        <w:rPr>
+          <w:rFonts w:ascii="Times New Roman" w:hAnsi="Times New Roman" w:cs="Times New Roman"/>
+          <w:b/>
+          <w:color w:val="FF0000"/>
+          <w:sz w:val="24"/>
+          <w:szCs w:val="24"/>
+          <w:lang w:val="uk-UA"/>
+        </w:rPr>
+        <w:t>Псалом 129</w:t>
+      </w:r>
+    </w:p>
+    <w:p>
+      <w:pPr>
+        <w:spacing w:after="120"/>
+        <w:rPr>
+          <w:lang w:val="uk-UA"/>
+        </w:rPr>
+      </w:pPr>
+      <w:r>
+        <w:rPr>
+          <w:rFonts w:ascii="Times New Roman" w:hAnsi="Times New Roman"/>
+          <w:i/>
+          <w:color w:val="FF0000"/>
+          <w:sz w:val="24"/>
+          <w:lang w:val="uk-UA"/>
+        </w:rPr>
+        <w:lastRenderedPageBreak/>
+        <w:t>Стих:</w:t>
+      </w:r>
+      <w:r>
+        <w:rPr>
+          <w:rFonts w:ascii="Times New Roman" w:hAnsi="Times New Roman"/>
+          <w:i/>
+          <w:sz w:val="24"/>
+          <w:lang w:val="uk-UA"/>
+        </w:rPr>
+        <w:t xml:space="preserve"> </w:t>
+      </w:r>
+      <w:r>
+        <w:rPr>
+          <w:rFonts w:ascii="Times New Roman" w:hAnsi="Times New Roman"/>
+          <w:sz w:val="24"/>
+          <w:u w:val="single"/>
+          <w:lang w:val="uk-UA"/>
+        </w:rPr>
+        <w:t>З глиби́н взива́ю до Те́бе, Го́споди,* Го́споди, почу́й мій го́лос.</w:t>
+      </w:r>
+    </w:p>
+    <w:p>
+      <w:pPr>
+        <w:spacing w:after="120"/>
+        <w:jc w:val="both"/>
+        <w:rPr>
+          <w:rFonts w:ascii="Times New Roman" w:hAnsi="Times New Roman" w:cs="Times New Roman"/>
+          <w:sz w:val="24"/>
+          <w:szCs w:val="24"/>
+          <w:lang w:val="uk-UA"/>
+        </w:rPr>
+      </w:pPr>
+      <w:r>
+        <w:rPr>
+          <w:rFonts w:ascii="Times New Roman" w:hAnsi="Times New Roman" w:cs="Times New Roman"/>
+          <w:sz w:val="24"/>
+          <w:szCs w:val="24"/>
+          <w:lang w:val="uk-UA"/>
+        </w:rPr>
+        <w:t xml:space="preserve">Вели́ке чу́до! Творе́ць неви́димого* постражда́в ви́димо з-за Свого́ </w:t>
+      </w:r>
+      <w:r>
+        <w:rPr>
+          <w:rFonts w:ascii="Times New Roman" w:hAnsi="Times New Roman" w:cs="Times New Roman"/>
+          <w:sz w:val="24"/>
+          <w:szCs w:val="24"/>
+          <w:lang w:val="uk-UA"/>
+        </w:rPr>
+        <w:t>л</w:t>
+      </w:r>
+      <w:r>
+        <w:rPr>
+          <w:rFonts w:ascii="Times New Roman" w:hAnsi="Times New Roman" w:cs="Times New Roman"/>
+          <w:sz w:val="24"/>
+          <w:szCs w:val="24"/>
+          <w:lang w:val="uk-UA"/>
+        </w:rPr>
+        <w:t>юдинолю́бства,* і воскре́с як безсме́ртний.* Тож прийді́ть, племена́ наро́дів, і поклоні́ться Йому́,* бо Його́ милосе́рдям ми ви́зволились з ома́ни* і навчи́лись велича́ти єди́ного Бо́га в трьох осо́бах.</w:t>
+      </w:r>
+    </w:p>
+    <w:p>
+      <w:pPr>
+        <w:spacing w:after="120"/>
+        <w:rPr>
+          <w:lang w:val="uk-UA"/>
+        </w:rPr>
+      </w:pPr>
+      <w:r>
+        <w:rPr>
+          <w:rFonts w:ascii="Times New Roman" w:hAnsi="Times New Roman"/>
+          <w:i/>
+          <w:color w:val="FF0000"/>
+          <w:sz w:val="24"/>
+          <w:lang w:val="uk-UA"/>
+        </w:rPr>
+        <w:t>Стих:</w:t>
+      </w:r>
+      <w:r>
+        <w:rPr>
+          <w:rFonts w:ascii="Times New Roman" w:hAnsi="Times New Roman"/>
+          <w:i/>
+          <w:sz w:val="24"/>
+          <w:lang w:val="uk-UA"/>
+        </w:rPr>
+        <w:t xml:space="preserve"> </w:t>
+      </w:r>
+      <w:r>
+        <w:rPr>
+          <w:rFonts w:ascii="Times New Roman" w:hAnsi="Times New Roman"/>
+          <w:sz w:val="24"/>
+          <w:u w:val="single"/>
+          <w:lang w:val="uk-UA"/>
+        </w:rPr>
+        <w:t>Неха́й бу́дуть Твої́ ву́ха ува́жні,* до го́лосу бла́гання мого́.</w:t>
+      </w:r>
+    </w:p>
+    <w:p>
+      <w:pPr>
+        <w:spacing w:after="120"/>
+        <w:jc w:val="both"/>
+        <w:rPr>
+          <w:rFonts w:ascii="Times New Roman" w:hAnsi="Times New Roman" w:cs="Times New Roman"/>
+          <w:sz w:val="24"/>
+          <w:szCs w:val="24"/>
+          <w:lang w:val="uk-UA"/>
+        </w:rPr>
+      </w:pPr>
+      <w:r>
+        <w:rPr>
+          <w:rFonts w:ascii="Times New Roman" w:hAnsi="Times New Roman" w:cs="Times New Roman"/>
+          <w:sz w:val="24"/>
+          <w:szCs w:val="24"/>
+          <w:lang w:val="uk-UA"/>
+        </w:rPr>
+        <w:t>Вечі́рній поклі́н прино́симо Тобі́</w:t>
+      </w:r>
+      <w:r>
+        <w:rPr>
+          <w:rFonts w:ascii="Times New Roman" w:hAnsi="Times New Roman" w:cs="Times New Roman"/>
+          <w:sz w:val="24"/>
+          <w:szCs w:val="24"/>
+          <w:lang w:val="uk-UA"/>
+        </w:rPr>
+        <w:t>,</w:t>
+      </w:r>
+      <w:r>
+        <w:rPr>
+          <w:rFonts w:ascii="Times New Roman" w:hAnsi="Times New Roman" w:cs="Times New Roman"/>
+          <w:sz w:val="24"/>
+          <w:szCs w:val="24"/>
+          <w:lang w:val="uk-UA"/>
+        </w:rPr>
+        <w:t xml:space="preserve"> невечі́рньому </w:t>
+      </w:r>
+      <w:r>
+        <w:rPr>
+          <w:rFonts w:ascii="Times New Roman" w:hAnsi="Times New Roman" w:cs="Times New Roman"/>
+          <w:sz w:val="24"/>
+          <w:szCs w:val="24"/>
+          <w:lang w:val="uk-UA"/>
+        </w:rPr>
+        <w:t>С</w:t>
+      </w:r>
+      <w:r>
+        <w:rPr>
+          <w:rFonts w:ascii="Times New Roman" w:hAnsi="Times New Roman" w:cs="Times New Roman"/>
+          <w:sz w:val="24"/>
+          <w:szCs w:val="24"/>
+          <w:lang w:val="uk-UA"/>
+        </w:rPr>
+        <w:t>ві́тлу,* що на кіне́ць вікі́в, че́рез ті́ло, немо́в у дзе́ркалі,* ви́димо зася́яло сві́тові й зійшло́ аж до а́ду;* там розві́яло засто́ялу те́мряву,* і ся́йво воскресі́ння забли́сло наро́дам.* Світлода́вче Го́споди, – сла́ва Тобі́!</w:t>
+      </w:r>
+    </w:p>
+    <w:p>
+      <w:pPr>
+        <w:spacing w:after="120"/>
+        <w:rPr>
+          <w:lang w:val="uk-UA"/>
+        </w:rPr>
+      </w:pPr>
+      <w:r>
+        <w:rPr>
+          <w:rFonts w:ascii="Times New Roman" w:hAnsi="Times New Roman"/>
+          <w:i/>
+          <w:color w:val="FF0000"/>
+          <w:sz w:val="24"/>
+          <w:lang w:val="uk-UA"/>
+        </w:rPr>
+        <w:t>Стих:</w:t>
+      </w:r>
+      <w:r>
+        <w:rPr>
+          <w:rFonts w:ascii="Times New Roman" w:hAnsi="Times New Roman"/>
+          <w:i/>
+          <w:sz w:val="24"/>
+          <w:lang w:val="uk-UA"/>
+        </w:rPr>
+        <w:t xml:space="preserve"> </w:t>
+      </w:r>
+      <w:r>
+        <w:rPr>
+          <w:rFonts w:ascii="Times New Roman" w:hAnsi="Times New Roman"/>
+          <w:sz w:val="24"/>
+          <w:u w:val="single"/>
+          <w:lang w:val="uk-UA"/>
+        </w:rPr>
+        <w:t>Коли́ Ти, Го́споди, зважа́тимеш на беззако́ння, то хто всто́їться, Го́споди.* Та в Те́бе є проще́ння.</w:t>
+      </w:r>
+    </w:p>
+    <w:p>
+      <w:pPr>
+        <w:spacing w:after="120"/>
+        <w:jc w:val="both"/>
+        <w:rPr>
+          <w:rFonts w:ascii="Times New Roman" w:hAnsi="Times New Roman" w:cs="Times New Roman"/>
+          <w:sz w:val="24"/>
+          <w:szCs w:val="24"/>
+          <w:lang w:val="uk-UA"/>
+        </w:rPr>
+      </w:pPr>
+      <w:r>
+        <w:rPr>
+          <w:rFonts w:ascii="Times New Roman" w:hAnsi="Times New Roman" w:cs="Times New Roman"/>
+          <w:sz w:val="24"/>
+          <w:szCs w:val="24"/>
+          <w:lang w:val="uk-UA"/>
+        </w:rPr>
+        <w:t>Сла́вимо Христа́, нача́льника на́шого спасі́ння,* бо коли́ Він воскре́с із ме́ртвих,* світ з обма́ну ви́зволився,</w:t>
+      </w:r>
+      <w:r>
+        <w:rPr>
+          <w:rFonts w:ascii="Times New Roman" w:hAnsi="Times New Roman" w:cs="Times New Roman"/>
+          <w:sz w:val="24"/>
+          <w:szCs w:val="24"/>
+          <w:lang w:val="uk-UA"/>
+        </w:rPr>
+        <w:t>*</w:t>
+      </w:r>
+      <w:r>
+        <w:rPr>
+          <w:rFonts w:ascii="Times New Roman" w:hAnsi="Times New Roman" w:cs="Times New Roman"/>
+          <w:sz w:val="24"/>
+          <w:szCs w:val="24"/>
+          <w:lang w:val="uk-UA"/>
+        </w:rPr>
+        <w:t xml:space="preserve"> хор а́нгельський раді́є,* втіка́є де́монська ома́на,* упа́лий Ада́м підво́диться,</w:t>
+      </w:r>
+      <w:r>
+        <w:rPr>
+          <w:rFonts w:ascii="Times New Roman" w:hAnsi="Times New Roman" w:cs="Times New Roman"/>
+          <w:sz w:val="24"/>
+          <w:szCs w:val="24"/>
+          <w:lang w:val="uk-UA"/>
+        </w:rPr>
+        <w:t>*</w:t>
+      </w:r>
+      <w:r>
+        <w:rPr>
+          <w:rFonts w:ascii="Times New Roman" w:hAnsi="Times New Roman" w:cs="Times New Roman"/>
+          <w:sz w:val="24"/>
+          <w:szCs w:val="24"/>
+          <w:lang w:val="uk-UA"/>
+        </w:rPr>
+        <w:t xml:space="preserve"> дия́вол же утра́тив си́лу.</w:t>
+      </w:r>
+    </w:p>
+    <w:p>
+      <w:pPr>
+        <w:spacing w:after="120"/>
+        <w:rPr>
+          <w:lang w:val="uk-UA"/>
+        </w:rPr>
+      </w:pPr>
+      <w:r>
+        <w:rPr>
+          <w:rFonts w:ascii="Times New Roman" w:hAnsi="Times New Roman"/>
+          <w:i/>
+          <w:color w:val="FF0000"/>
+          <w:sz w:val="24"/>
+          <w:lang w:val="uk-UA"/>
+        </w:rPr>
+        <w:t>Стих:</w:t>
+      </w:r>
+      <w:r>
+        <w:rPr>
+          <w:rFonts w:ascii="Times New Roman" w:hAnsi="Times New Roman"/>
+          <w:i/>
+          <w:sz w:val="24"/>
+          <w:lang w:val="uk-UA"/>
+        </w:rPr>
+        <w:t xml:space="preserve"> </w:t>
+      </w:r>
+      <w:r>
+        <w:rPr>
+          <w:rFonts w:ascii="Times New Roman" w:hAnsi="Times New Roman"/>
+          <w:sz w:val="24"/>
+          <w:u w:val="single"/>
+          <w:lang w:val="uk-UA"/>
+        </w:rPr>
+        <w:t>За́для І́мени Твого́ наді́юсь на Те́бе, Го́споди, наді́ється душа́ моя́ на сло́во Твоє́;* наді́ється душа́ моя́ на Го́спода.</w:t>
+      </w:r>
+    </w:p>
+    <w:p>
+      <w:pPr>
+        <w:spacing w:after="120"/>
+        <w:jc w:val="both"/>
+        <w:rPr>
+          <w:rFonts w:ascii="Times New Roman" w:hAnsi="Times New Roman" w:cs="Times New Roman"/>
+          <w:sz w:val="24"/>
+          <w:szCs w:val="24"/>
+          <w:lang w:val="uk-UA"/>
+        </w:rPr>
+      </w:pPr>
+      <w:r>
+        <w:rPr>
+          <w:rFonts w:ascii="Times New Roman" w:hAnsi="Times New Roman" w:cs="Times New Roman"/>
+          <w:sz w:val="24"/>
+          <w:szCs w:val="24"/>
+          <w:lang w:val="uk-UA"/>
+        </w:rPr>
+        <w:t>Повча́ли сторо́жу нечести́вці:* Затаї́ть Христо́ве воскресі́ння!* – і, взя́вши срібняки́, кажі́ть:* Коли́ ми спа́ли, вкра́дено з гро́бу ме́ртвого.* Хто ба́чив, хто чув коли́, щоб укра́дено поме́рлого,* ще й нама́заного і на́гого,* що лиши́в у гро́бі й свої́ похоро́нні поло́тна?* Не обма́нюйте себе́, неві́рні,* але́ навчі́ться сказа́нь проро́ків і зрозумі́йте,* що Він спра́вді – Спаси́тель сві́ту і Всемогу́тній.</w:t>
+      </w:r>
+    </w:p>
+    <w:p>
+      <w:pPr>
+        <w:spacing w:after="120"/>
+        <w:rPr>
+          <w:lang w:val="uk-UA"/>
+        </w:rPr>
+      </w:pPr>
+      <w:r>
+        <w:rPr>
+          <w:rFonts w:ascii="Times New Roman" w:hAnsi="Times New Roman"/>
+          <w:i/>
+          <w:color w:val="FF0000"/>
+          <w:sz w:val="24"/>
+          <w:lang w:val="uk-UA"/>
+        </w:rPr>
+        <w:t>Стих:</w:t>
+      </w:r>
+      <w:r>
+        <w:rPr>
+          <w:rFonts w:ascii="Times New Roman" w:hAnsi="Times New Roman"/>
+          <w:i/>
+          <w:sz w:val="24"/>
+          <w:lang w:val="uk-UA"/>
+        </w:rPr>
+        <w:t xml:space="preserve"> </w:t>
+      </w:r>
+      <w:r>
+        <w:rPr>
+          <w:rFonts w:ascii="Times New Roman" w:hAnsi="Times New Roman"/>
+          <w:sz w:val="24"/>
+          <w:u w:val="single"/>
+          <w:lang w:val="uk-UA"/>
+        </w:rPr>
+        <w:t>Від ра́нньої сторо́жі до но́чі від ра́нньої сторо́жі* неха́й упова́є Ізра́їль на Го́спода.</w:t>
+      </w:r>
+    </w:p>
+    <w:p>
+      <w:pPr>
+        <w:spacing w:after="120"/>
+        <w:jc w:val="both"/>
+        <w:rPr>
+          <w:rFonts w:ascii="Times New Roman" w:hAnsi="Times New Roman" w:cs="Times New Roman"/>
+          <w:sz w:val="24"/>
+          <w:szCs w:val="24"/>
+          <w:lang w:val="uk-UA"/>
+        </w:rPr>
+      </w:pPr>
+      <w:r>
+        <w:rPr>
+          <w:rFonts w:ascii="Times New Roman" w:hAnsi="Times New Roman" w:cs="Times New Roman"/>
+          <w:sz w:val="24"/>
+          <w:szCs w:val="24"/>
+          <w:lang w:val="uk-UA"/>
+        </w:rPr>
+        <w:t>Го́споди, що ад полони́в* і смерть зни́щив, Спаси́телю наш,* що просвіти́в Твої́м че́сним хресто́м світ,</w:t>
+      </w:r>
+      <w:r>
+        <w:rPr>
+          <w:rFonts w:ascii="Times New Roman" w:hAnsi="Times New Roman" w:cs="Times New Roman"/>
+          <w:sz w:val="24"/>
+          <w:szCs w:val="24"/>
+          <w:lang w:val="uk-UA"/>
+        </w:rPr>
+        <w:t>*</w:t>
+      </w:r>
+      <w:r>
+        <w:rPr>
+          <w:rFonts w:ascii="Times New Roman" w:hAnsi="Times New Roman" w:cs="Times New Roman"/>
+          <w:sz w:val="24"/>
+          <w:szCs w:val="24"/>
+          <w:lang w:val="uk-UA"/>
+        </w:rPr>
+        <w:t xml:space="preserve"> – поми́луй нас!</w:t>
+      </w:r>
+    </w:p>
+    <w:p>
+      <w:pPr>
+        <w:spacing w:after="120"/>
+        <w:rPr>
+          <w:lang w:val="uk-UA"/>
+        </w:rPr>
+      </w:pPr>
+      <w:r>
+        <w:rPr>
+          <w:rFonts w:ascii="Times New Roman" w:hAnsi="Times New Roman"/>
+          <w:i/>
+          <w:color w:val="FF0000"/>
+          <w:sz w:val="24"/>
+          <w:lang w:val="uk-UA"/>
+        </w:rPr>
+        <w:t>Стих:</w:t>
+      </w:r>
+      <w:r>
+        <w:rPr>
+          <w:rFonts w:ascii="Times New Roman" w:hAnsi="Times New Roman"/>
+          <w:i/>
+          <w:sz w:val="24"/>
+          <w:lang w:val="uk-UA"/>
+        </w:rPr>
+        <w:t xml:space="preserve"> </w:t>
+      </w:r>
+      <w:r>
+        <w:rPr>
+          <w:rFonts w:ascii="Times New Roman" w:hAnsi="Times New Roman"/>
+          <w:sz w:val="24"/>
+          <w:u w:val="single"/>
+          <w:lang w:val="uk-UA"/>
+        </w:rPr>
+        <w:t>Бо в Го́спода ми́лість і відку́плення вели́ке в Ньо́го;* Він ви́зволить Ізра́їля від усьо́го беззако́ння його́.</w:t>
+      </w:r>
+    </w:p>
+    <w:p>
+      <w:pPr>
+        <w:spacing w:after="120"/>
+        <w:jc w:val="both"/>
+        <w:rPr>
+          <w:rFonts w:ascii="Times New Roman" w:hAnsi="Times New Roman" w:cs="Times New Roman"/>
+          <w:i/>
+          <w:sz w:val="24"/>
+          <w:szCs w:val="24"/>
+          <w:lang w:val="uk-UA"/>
+        </w:rPr>
+      </w:pPr>
+    </w:p>
+    <w:p>
+      <w:pPr>
+        <w:spacing w:after="120"/>
+        <w:jc w:val="center"/>
+        <w:rPr>
+          <w:rFonts w:ascii="Times New Roman" w:hAnsi="Times New Roman" w:cs="Times New Roman"/>
+          <w:b/>
+          <w:i/>
+          <w:color w:val="FF0000"/>
+          <w:sz w:val="24"/>
+          <w:szCs w:val="24"/>
+          <w:lang w:val="ru-MD"/>
+        </w:rPr>
+      </w:pPr>
+      <w:r>
+        <w:rPr>
+          <w:rFonts w:ascii="Times New Roman" w:hAnsi="Times New Roman" w:cs="Times New Roman"/>
+          <w:b/>
+          <w:i/>
+          <w:color w:val="FF0000"/>
+          <w:sz w:val="24"/>
+          <w:szCs w:val="24"/>
+          <w:lang w:val="ru-MD"/>
+        </w:rPr>
+        <w:t>Псалом 116</w:t>
+      </w:r>
+    </w:p>
+    <w:p>
+      <w:pPr>
+        <w:spacing w:after="120"/>
+        <w:rPr>
+          <w:lang w:val="ru-MD"/>
+        </w:rPr>
+      </w:pPr>
+      <w:r>
+        <w:rPr>
+          <w:rFonts w:ascii="Times New Roman" w:hAnsi="Times New Roman"/>
+          <w:i/>
+          <w:color w:val="FF0000"/>
+          <w:sz w:val="24"/>
+          <w:lang w:val="ru-MD"/>
+        </w:rPr>
+        <w:t>Стих:</w:t>
+      </w:r>
+      <w:r>
+        <w:rPr>
+          <w:rFonts w:ascii="Times New Roman" w:hAnsi="Times New Roman"/>
+          <w:i/>
+          <w:sz w:val="24"/>
+          <w:lang w:val="ru-MD"/>
+        </w:rPr>
+        <w:t xml:space="preserve"> </w:t>
+      </w:r>
+      <w:r>
+        <w:rPr>
+          <w:rFonts w:ascii="Times New Roman" w:hAnsi="Times New Roman"/>
+          <w:sz w:val="24"/>
+          <w:u w:val="single"/>
+          <w:lang w:val="ru-MD"/>
+        </w:rPr>
+        <w:t>Хвалі́те Го́спода всі наро́ди!* Прославля́йте Його́ всі лю́ди!</w:t>
+      </w:r>
+    </w:p>
+    <w:p>
+      <w:pPr>
+        <w:spacing w:after="120"/>
+        <w:jc w:val="both"/>
+        <w:rPr>
+          <w:rFonts w:ascii="Times New Roman" w:hAnsi="Times New Roman" w:cs="Times New Roman"/>
+          <w:i/>
+          <w:sz w:val="24"/>
+          <w:szCs w:val="24"/>
+          <w:lang w:val="ru-MD"/>
+        </w:rPr>
+      </w:pPr>
+    </w:p>
+    <w:p>
+      <w:pPr>
+        <w:spacing w:after="120"/>
+        <w:rPr>
+          <w:lang w:val="ru-MD"/>
+        </w:rPr>
+      </w:pPr>
+      <w:r>
+        <w:rPr>
+          <w:rFonts w:ascii="Times New Roman" w:hAnsi="Times New Roman"/>
+          <w:i/>
+          <w:color w:val="FF0000"/>
+          <w:sz w:val="24"/>
+          <w:lang w:val="ru-MD"/>
+        </w:rPr>
+        <w:t>Стих:</w:t>
+      </w:r>
+      <w:r>
+        <w:rPr>
+          <w:rFonts w:ascii="Times New Roman" w:hAnsi="Times New Roman"/>
+          <w:i/>
+          <w:sz w:val="24"/>
+          <w:lang w:val="ru-MD"/>
+        </w:rPr>
+        <w:t xml:space="preserve"> </w:t>
+      </w:r>
+      <w:r>
+        <w:rPr>
+          <w:rFonts w:ascii="Times New Roman" w:hAnsi="Times New Roman"/>
+          <w:sz w:val="24"/>
+          <w:u w:val="single"/>
+          <w:lang w:val="ru-MD"/>
+        </w:rPr>
+        <w:t>Вели́ке бо до нас Його́ милосе́рдя,* і ві́рність Го́спода пові́ки.</w:t>
+      </w:r>
+    </w:p>
+    <w:p>
+      <w:pPr>
+        <w:spacing w:after="120"/>
+        <w:jc w:val="both"/>
+        <w:rPr>
+          <w:rFonts w:ascii="Times New Roman" w:hAnsi="Times New Roman" w:cs="Times New Roman"/>
+          <w:i/>
+          <w:sz w:val="24"/>
+          <w:szCs w:val="24"/>
+          <w:lang w:val="ru-MD"/>
+        </w:rPr>
+      </w:pPr>
+    </w:p>
+    <w:p>
+      <w:pPr>
+        <w:spacing w:after="120"/>
+        <w:jc w:val="both"/>
+        <w:rPr>
+          <w:rFonts w:ascii="Times New Roman" w:hAnsi="Times New Roman" w:cs="Times New Roman"/>
+          <w:sz w:val="24"/>
+          <w:szCs w:val="24"/>
+          <w:lang w:val="ru-MD"/>
+        </w:rPr>
+      </w:pPr>
+      <w:r>
+        <w:rPr>
+          <w:rFonts w:ascii="Times New Roman" w:hAnsi="Times New Roman" w:cs="Times New Roman"/>
+          <w:b/>
+          <w:sz w:val="24"/>
+          <w:szCs w:val="24"/>
+          <w:lang w:val="ru-MD"/>
+        </w:rPr>
+        <w:t>Слава:</w:t>
+      </w:r>
+      <w:r>
+        <w:rPr>
+          <w:rFonts w:ascii="Times New Roman" w:hAnsi="Times New Roman" w:cs="Times New Roman"/>
+          <w:sz w:val="24"/>
+          <w:szCs w:val="24"/>
+          <w:lang w:val="ru-MD"/>
+        </w:rPr>
+        <w:t xml:space="preserve"> </w:t>
+      </w:r>
+    </w:p>
+    <w:p>
+      <w:pPr>
+        <w:spacing w:after="120"/>
+        <w:jc w:val="both"/>
+        <w:rPr>
+          <w:rFonts w:ascii="Times New Roman" w:hAnsi="Times New Roman" w:cs="Times New Roman"/>
+          <w:sz w:val="24"/>
+          <w:szCs w:val="24"/>
+          <w:lang w:val="ru-MD"/>
+        </w:rPr>
+      </w:pPr>
+    </w:p>
+    <w:p>
+      <w:pPr>
+        <w:spacing w:after="120"/>
+        <w:jc w:val="both"/>
+        <w:rPr>
           <w:rFonts w:ascii="Times New Roman" w:eastAsia="Gungsuh" w:hAnsi="Times New Roman" w:cs="Gungsuh"/>
           <w:sz w:val="24"/>
           <w:szCs w:val="24"/>
@@ -6356,728 +4708,61 @@
       </w:pPr>
       <w:r>
         <w:rPr>
+          <w:rFonts w:ascii="Times New Roman" w:hAnsi="Times New Roman" w:cs="Times New Roman"/>
+          <w:b/>
+          <w:sz w:val="24"/>
+          <w:szCs w:val="24"/>
+          <w:lang w:val="ru-MD"/>
+        </w:rPr>
+        <w:t>І нині</w:t>
+      </w:r>
+      <w:r>
+        <w:rPr>
+          <w:rFonts w:ascii="Times New Roman" w:hAnsi="Times New Roman" w:cs="Times New Roman"/>
+          <w:sz w:val="24"/>
+          <w:szCs w:val="24"/>
+          <w:lang w:val="ru-MD"/>
+        </w:rPr>
+        <w:t xml:space="preserve"> </w:t>
+      </w:r>
+      <w:r>
+        <w:rPr>
+          <w:rFonts w:ascii="Times New Roman" w:hAnsi="Times New Roman" w:cs="Times New Roman"/>
+          <w:i/>
+          <w:color w:val="FF0000"/>
+          <w:sz w:val="24"/>
+          <w:szCs w:val="24"/>
+          <w:lang w:val="ru-MD"/>
+        </w:rPr>
+        <w:t>(догмат, г. 5):</w:t>
+      </w:r>
+      <w:r>
+        <w:rPr>
           <w:rFonts w:ascii="Times New Roman" w:eastAsia="Gungsuh" w:hAnsi="Times New Roman" w:cs="Gungsuh"/>
           <w:sz w:val="24"/>
           <w:szCs w:val="24"/>
           <w:lang w:val="ru-MD"/>
         </w:rPr>
-        <w:t>Того, що дає воскресіння людському родові,* ведено на жертву, немов ягнятко.* Його настрахались адські володільці і відчинилися брами плачу,* бо ввійшов Цар слави − Христос, кажучи в'язням: Виходьте!* – а тим, що в темноті: З'явіться!</w:t>
-      </w:r>
-    </w:p>
-    <w:p>
-      <w:pPr>
-        <w:spacing w:after="120"/>
-        <w:jc w:val="both"/>
-        <w:rPr>
-          <w:rFonts w:ascii="Times New Roman" w:hAnsi="Times New Roman" w:cs="Times New Roman"/>
-          <w:sz w:val="24"/>
-          <w:szCs w:val="24"/>
-          <w:lang w:val="uk-UA"/>
-        </w:rPr>
-      </w:pPr>
-      <w:r>
-        <w:rPr>
-          <w:rFonts w:ascii="Times New Roman" w:hAnsi="Times New Roman" w:cs="Times New Roman"/>
-          <w:sz w:val="24"/>
-          <w:szCs w:val="24"/>
-          <w:lang w:val="uk-UA"/>
-        </w:rPr>
-        <w:lastRenderedPageBreak/>
-        <w:t>Того́, що дає́ воскресі́ння лю́дському ро́дові,* ве́дено на же́ртву, немо́в ягня́тко.* Його́ настраха́лись а́дські володі́льці і відчини́лися бра́ми плачу́,* бо ввійшо́в Цар сла́ви − Христо́с, ка́жучи в’я́зням: Вихо́дьте!* – а тим, що в темноті́: З’яві́ться!</w:t>
-      </w:r>
-    </w:p>
-    <w:p>
-      <w:pPr>
-        <w:spacing w:after="120"/>
-        <w:jc w:val="center"/>
-        <w:rPr>
-          <w:rFonts w:ascii="Times New Roman" w:hAnsi="Times New Roman" w:cs="Times New Roman"/>
-          <w:b/>
-          <w:color w:val="FF0000"/>
-          <w:sz w:val="24"/>
-          <w:szCs w:val="24"/>
-          <w:lang w:val="ru-MD"/>
-        </w:rPr>
-      </w:pPr>
-      <w:r>
-        <w:rPr>
-          <w:rFonts w:ascii="Times New Roman" w:hAnsi="Times New Roman" w:cs="Times New Roman"/>
-          <w:b/>
-          <w:color w:val="FF0000"/>
-          <w:sz w:val="24"/>
-          <w:szCs w:val="24"/>
-          <w:lang w:val="ru-MD"/>
-        </w:rPr>
-        <w:t>Псалом 129</w:t>
-      </w:r>
-    </w:p>
-    <w:p>
-      <w:pPr>
-        <w:spacing w:after="120"/>
-        <w:rPr>
-          <w:lang w:val="ru-MD"/>
-        </w:rPr>
-      </w:pPr>
-      <w:r>
-        <w:rPr>
-          <w:rFonts w:ascii="Times New Roman" w:hAnsi="Times New Roman"/>
-          <w:i/>
-          <w:color w:val="FF0000"/>
-          <w:sz w:val="24"/>
-          <w:lang w:val="ru-MD"/>
-        </w:rPr>
-        <w:t>Стих:</w:t>
-      </w:r>
-      <w:r>
-        <w:rPr>
-          <w:rFonts w:ascii="Times New Roman" w:hAnsi="Times New Roman"/>
-          <w:i/>
-          <w:sz w:val="24"/>
-          <w:lang w:val="ru-MD"/>
-        </w:rPr>
         <w:t xml:space="preserve"> </w:t>
       </w:r>
       <w:r>
         <w:rPr>
-          <w:rFonts w:ascii="Times New Roman" w:hAnsi="Times New Roman"/>
-          <w:sz w:val="24"/>
-          <w:u w:val="single"/>
-          <w:lang w:val="ru-MD"/>
-        </w:rPr>
-        <w:t>З глиби́н взива́ю до Те́бе, Го́споди,* Го́споди, почу́й мій го́лос.</w:t>
-      </w:r>
-    </w:p>
-    <w:p>
-      <w:pPr>
-        <w:spacing w:after="120"/>
-        <w:jc w:val="both"/>
-        <w:rPr>
-          <w:rFonts w:ascii="Times New Roman" w:hAnsi="Times New Roman" w:cs="Times New Roman"/>
-          <w:sz w:val="24"/>
-          <w:szCs w:val="24"/>
-          <w:lang w:val="ru-MD"/>
-        </w:rPr>
-      </w:pPr>
-      <w:r>
-        <w:rPr>
-          <w:rFonts w:ascii="Times New Roman" w:hAnsi="Times New Roman" w:cs="Times New Roman"/>
-          <w:sz w:val="24"/>
-          <w:szCs w:val="24"/>
-          <w:lang w:val="ru-MD"/>
-        </w:rPr>
-        <w:t>Велике чудо! Творець невидимого* постраждав видимо з-за свого чоловіколюбства,* і воскрес як безсмертний.* Тож прийдіть, племена народів, і поклоніться йому,* бо його милосердям ми визволились з омани* і навчились величати єдиного Бога в трьох особах.</w:t>
-      </w:r>
-    </w:p>
-    <w:p>
-      <w:pPr>
-        <w:spacing w:after="120"/>
-        <w:jc w:val="both"/>
-        <w:rPr>
-          <w:rFonts w:ascii="Times New Roman" w:hAnsi="Times New Roman" w:cs="Times New Roman"/>
-          <w:sz w:val="24"/>
-          <w:szCs w:val="24"/>
-          <w:lang w:val="uk-UA"/>
-        </w:rPr>
-      </w:pPr>
-      <w:r>
-        <w:rPr>
-          <w:rFonts w:ascii="Times New Roman" w:hAnsi="Times New Roman" w:cs="Times New Roman"/>
-          <w:sz w:val="24"/>
-          <w:szCs w:val="24"/>
-          <w:lang w:val="uk-UA"/>
-        </w:rPr>
-        <w:t>Вели́ке чу́до! Творе́ць неви́димого* постражда́в ви́димо з-за Свого́ Людинолю́бства,* і воскре́с як безсме́ртний.* Тож прийді́ть, племена́ наро́дів, і поклоні́ться Йому́,* бо Його́ милосе́рдям ми ви́зволились з ома́ни* і навчи́лись велича́ти єди́ного Бо́га в трьох осо́бах.</w:t>
-      </w:r>
-    </w:p>
-    <w:p>
-      <w:pPr>
-        <w:spacing w:after="120"/>
-        <w:rPr>
-          <w:lang w:val="ru-MD"/>
-        </w:rPr>
-      </w:pPr>
-      <w:r>
-        <w:rPr>
-          <w:rFonts w:ascii="Times New Roman" w:hAnsi="Times New Roman"/>
-          <w:i/>
-          <w:color w:val="FF0000"/>
-          <w:sz w:val="24"/>
-          <w:lang w:val="ru-MD"/>
-        </w:rPr>
-        <w:t>Стих:</w:t>
-      </w:r>
-      <w:r>
-        <w:rPr>
-          <w:rFonts w:ascii="Times New Roman" w:hAnsi="Times New Roman"/>
-          <w:i/>
-          <w:sz w:val="24"/>
-          <w:lang w:val="ru-MD"/>
-        </w:rPr>
-        <w:t xml:space="preserve"> </w:t>
-      </w:r>
-      <w:r>
-        <w:rPr>
-          <w:rFonts w:ascii="Times New Roman" w:hAnsi="Times New Roman"/>
-          <w:sz w:val="24"/>
-          <w:u w:val="single"/>
-          <w:lang w:val="ru-MD"/>
-        </w:rPr>
-        <w:t>Неха́й бу́дуть Твої́ ву́ха ува́жні,* до го́лосу бла́гання мого́.</w:t>
-      </w:r>
-    </w:p>
-    <w:p>
-      <w:pPr>
-        <w:spacing w:after="120"/>
-        <w:jc w:val="both"/>
-        <w:rPr>
-          <w:rFonts w:ascii="Times New Roman" w:hAnsi="Times New Roman" w:cs="Times New Roman"/>
-          <w:sz w:val="24"/>
-          <w:szCs w:val="24"/>
-          <w:lang w:val="ru-MD"/>
-        </w:rPr>
-      </w:pPr>
-      <w:r>
-        <w:rPr>
-          <w:rFonts w:ascii="Times New Roman" w:hAnsi="Times New Roman" w:cs="Times New Roman"/>
-          <w:sz w:val="24"/>
-          <w:szCs w:val="24"/>
-          <w:lang w:val="ru-MD"/>
-        </w:rPr>
-        <w:t>Вечірній поклін приносимо тобі невечірньому світлу,* що на кінець віків, через тіло, немов у дзеркалі,* видимо засяяло світові й зійшло аж до аду;* там розвіяло застоялу темряву,* і сяйво воскресіння заблисло народам.* Світлодавче Господи, – слава тобі!</w:t>
-      </w:r>
-    </w:p>
-    <w:p>
-      <w:pPr>
-        <w:spacing w:after="120"/>
-        <w:jc w:val="both"/>
-        <w:rPr>
-          <w:rFonts w:ascii="Times New Roman" w:hAnsi="Times New Roman" w:cs="Times New Roman"/>
-          <w:sz w:val="24"/>
-          <w:szCs w:val="24"/>
-          <w:lang w:val="ru-MD"/>
-        </w:rPr>
-      </w:pPr>
-      <w:r>
-        <w:rPr>
-          <w:rFonts w:ascii="Times New Roman" w:hAnsi="Times New Roman" w:cs="Times New Roman"/>
-          <w:sz w:val="24"/>
-          <w:szCs w:val="24"/>
-          <w:lang w:val="ru-MD"/>
-        </w:rPr>
-        <w:t>Вечі́рній поклі́н прино́симо Тобі́ невечі́рньому сві́тлу,* що на кіне́ць вікі́в, че́рез ті́ло, немо́в у дзе́ркалі,* ви́димо зася́яло сві́тові й зійшло́ аж до а́ду;* там розві́яло засто́ялу те́мряву,* і ся́йво воскресі́ння забли́сло наро́дам.* Світлода́вче Го́споди, – сла́ва Тобі́!</w:t>
-      </w:r>
-    </w:p>
-    <w:p>
-      <w:pPr>
-        <w:spacing w:after="120"/>
-        <w:rPr>
-          <w:lang w:val="ru-MD"/>
-        </w:rPr>
-      </w:pPr>
-      <w:r>
-        <w:rPr>
-          <w:rFonts w:ascii="Times New Roman" w:hAnsi="Times New Roman"/>
-          <w:i/>
-          <w:color w:val="FF0000"/>
-          <w:sz w:val="24"/>
-          <w:lang w:val="ru-MD"/>
-        </w:rPr>
-        <w:t>Стих:</w:t>
-      </w:r>
-      <w:r>
-        <w:rPr>
-          <w:rFonts w:ascii="Times New Roman" w:hAnsi="Times New Roman"/>
-          <w:i/>
-          <w:sz w:val="24"/>
-          <w:lang w:val="ru-MD"/>
-        </w:rPr>
-        <w:t xml:space="preserve"> </w:t>
-      </w:r>
-      <w:r>
-        <w:rPr>
-          <w:rFonts w:ascii="Times New Roman" w:hAnsi="Times New Roman"/>
-          <w:sz w:val="24"/>
-          <w:u w:val="single"/>
-          <w:lang w:val="ru-MD"/>
-        </w:rPr>
-        <w:t>Коли́ Ти, Го́споди, зважа́тимеш на беззако́ння, то хто всто́їться, Го́споди.* Та в Те́бе є проще́ння.</w:t>
-      </w:r>
-    </w:p>
-    <w:p>
-      <w:pPr>
-        <w:spacing w:after="120"/>
-        <w:jc w:val="both"/>
-        <w:rPr>
-          <w:rFonts w:ascii="Times New Roman" w:hAnsi="Times New Roman" w:cs="Times New Roman"/>
-          <w:sz w:val="24"/>
-          <w:szCs w:val="24"/>
-          <w:lang w:val="ru-MD"/>
-        </w:rPr>
-      </w:pPr>
-      <w:r>
-        <w:rPr>
-          <w:rFonts w:ascii="Times New Roman" w:hAnsi="Times New Roman" w:cs="Times New Roman"/>
-          <w:sz w:val="24"/>
-          <w:szCs w:val="24"/>
-          <w:lang w:val="ru-MD"/>
-        </w:rPr>
-        <w:t>Славимо Христа, начальника нашого спасіння,* бо коли він воскрес із мертвих,* світ з обману визволився, хор ангельський радіє,* втікає демонська омана,* упалий Адам підводиться, диявол же утратив силу.</w:t>
-      </w:r>
-    </w:p>
-    <w:p>
-      <w:pPr>
-        <w:spacing w:after="120"/>
-        <w:jc w:val="both"/>
-        <w:rPr>
-          <w:rFonts w:ascii="Times New Roman" w:hAnsi="Times New Roman" w:cs="Times New Roman"/>
-          <w:sz w:val="24"/>
-          <w:szCs w:val="24"/>
-          <w:lang w:val="uk-UA"/>
-        </w:rPr>
-      </w:pPr>
-      <w:r>
-        <w:rPr>
-          <w:rFonts w:ascii="Times New Roman" w:hAnsi="Times New Roman" w:cs="Times New Roman"/>
-          <w:sz w:val="24"/>
-          <w:szCs w:val="24"/>
-          <w:lang w:val="uk-UA"/>
-        </w:rPr>
-        <w:t>Сла́вимо Христа́, нача́льника на́шого спасі́ння,* бо коли́ Він воскре́с із ме́ртвих,* світ з обма́ну ви́зволився, хор а́нгельський раді́є,* втіка́є де́монська ома́на,* упа́лий Ада́м підво́диться, дия́вол же утра́тив си́лу.</w:t>
-      </w:r>
-    </w:p>
-    <w:p>
-      <w:pPr>
-        <w:spacing w:after="120"/>
-        <w:rPr>
-          <w:lang w:val="ru-MD"/>
-        </w:rPr>
-      </w:pPr>
-      <w:r>
-        <w:rPr>
-          <w:rFonts w:ascii="Times New Roman" w:hAnsi="Times New Roman"/>
-          <w:i/>
-          <w:color w:val="FF0000"/>
-          <w:sz w:val="24"/>
-          <w:lang w:val="ru-MD"/>
-        </w:rPr>
-        <w:t>Стих:</w:t>
-      </w:r>
-      <w:r>
-        <w:rPr>
-          <w:rFonts w:ascii="Times New Roman" w:hAnsi="Times New Roman"/>
-          <w:i/>
-          <w:sz w:val="24"/>
-          <w:lang w:val="ru-MD"/>
-        </w:rPr>
-        <w:t xml:space="preserve"> </w:t>
-      </w:r>
-      <w:r>
-        <w:rPr>
-          <w:rFonts w:ascii="Times New Roman" w:hAnsi="Times New Roman"/>
-          <w:sz w:val="24"/>
-          <w:u w:val="single"/>
-          <w:lang w:val="ru-MD"/>
-        </w:rPr>
-        <w:t>За́для І́мени Твого́ наді́юсь на Те́бе, Го́споди, наді́ється душа́ моя́ на сло́во Твоє́;* наді́ється душа́ моя́ на Го́спода.</w:t>
-      </w:r>
-    </w:p>
-    <w:p>
-      <w:pPr>
-        <w:spacing w:after="120"/>
-        <w:jc w:val="both"/>
-        <w:rPr>
-          <w:rFonts w:ascii="Times New Roman" w:hAnsi="Times New Roman" w:cs="Times New Roman"/>
-          <w:sz w:val="24"/>
-          <w:szCs w:val="24"/>
-          <w:lang w:val="ru-MD"/>
-        </w:rPr>
-      </w:pPr>
-      <w:r>
-        <w:rPr>
-          <w:rFonts w:ascii="Times New Roman" w:hAnsi="Times New Roman" w:cs="Times New Roman"/>
-          <w:sz w:val="24"/>
-          <w:szCs w:val="24"/>
-          <w:lang w:val="ru-MD"/>
-        </w:rPr>
-        <w:t>Повчали сторожу нечестивці:* Затаїть Христове воскресіння!* – і взявши срібняки, кажіть:* Коли ми спали, вкрадено з гробу мертвого.* Хто бачив, хто чув коли, щоб украдено померлого,* ще й намазаного і нагого,* що лишив у гробі й свої похоронні полотна?* Не обманюйте себе, невірні,* але навчіться сказань пророків і зрозумійте,* що він справді – Спаситель світу і Всемогутній.</w:t>
-      </w:r>
-    </w:p>
-    <w:p>
-      <w:pPr>
-        <w:spacing w:after="120"/>
-        <w:jc w:val="both"/>
-        <w:rPr>
-          <w:rFonts w:ascii="Times New Roman" w:hAnsi="Times New Roman" w:cs="Times New Roman"/>
-          <w:sz w:val="24"/>
-          <w:szCs w:val="24"/>
-          <w:lang w:val="uk-UA"/>
-        </w:rPr>
-      </w:pPr>
-      <w:r>
-        <w:rPr>
-          <w:rFonts w:ascii="Times New Roman" w:hAnsi="Times New Roman" w:cs="Times New Roman"/>
-          <w:sz w:val="24"/>
-          <w:szCs w:val="24"/>
-          <w:lang w:val="uk-UA"/>
-        </w:rPr>
-        <w:t>Повча́ли сторо́жу нечести́вці:* Затаї́ть Христо́ве воскресі́ння!* – і, взя́вши срібняки́, кажі́ть:* Коли́ ми спа́ли, вкра́дено з гро́бу ме́ртвого.* Хто ба́чив, хто чув коли́, щоб укра́дено поме́рлого,* ще й нама́заного і на́гого,* що лиши́в у гро́бі й свої́ похоро́нні поло́тна?* Не обма́нюйте себе́, неві́рні,* але́ навчі́ться сказа́нь проро́ків і зрозумі́йте,* що Він спра́вді – Спаси́тель сві́ту і Всемогу́тній.</w:t>
-      </w:r>
-    </w:p>
-    <w:p>
-      <w:pPr>
-        <w:spacing w:after="120"/>
-        <w:rPr>
-          <w:lang w:val="ru-MD"/>
-        </w:rPr>
-      </w:pPr>
-      <w:r>
-        <w:rPr>
-          <w:rFonts w:ascii="Times New Roman" w:hAnsi="Times New Roman"/>
-          <w:i/>
-          <w:color w:val="FF0000"/>
-          <w:sz w:val="24"/>
-          <w:lang w:val="ru-MD"/>
-        </w:rPr>
-        <w:t>Стих:</w:t>
-      </w:r>
-      <w:r>
-        <w:rPr>
-          <w:rFonts w:ascii="Times New Roman" w:hAnsi="Times New Roman"/>
-          <w:i/>
-          <w:sz w:val="24"/>
-          <w:lang w:val="ru-MD"/>
-        </w:rPr>
-        <w:t xml:space="preserve"> </w:t>
-      </w:r>
-      <w:r>
-        <w:rPr>
-          <w:rFonts w:ascii="Times New Roman" w:hAnsi="Times New Roman"/>
-          <w:sz w:val="24"/>
-          <w:u w:val="single"/>
-          <w:lang w:val="ru-MD"/>
-        </w:rPr>
-        <w:t>Від ра́нньої сторо́жі до но́чі від ра́нньої сторо́жі* неха́й упова́є Ізра́їль на Го́спода.</w:t>
-      </w:r>
-    </w:p>
-    <w:p>
-      <w:pPr>
-        <w:spacing w:after="120"/>
-        <w:jc w:val="both"/>
-        <w:rPr>
-          <w:rFonts w:ascii="Times New Roman" w:hAnsi="Times New Roman" w:cs="Times New Roman"/>
-          <w:sz w:val="24"/>
-          <w:szCs w:val="24"/>
-          <w:lang w:val="ru-MD"/>
-        </w:rPr>
-      </w:pPr>
-      <w:r>
-        <w:rPr>
-          <w:rFonts w:ascii="Times New Roman" w:hAnsi="Times New Roman" w:cs="Times New Roman"/>
-          <w:sz w:val="24"/>
-          <w:szCs w:val="24"/>
-          <w:lang w:val="ru-MD"/>
-        </w:rPr>
-        <w:t>Господи, що ад полонив* і смерть знищив, Спасителю наш,* що просвітив твоїм чесним хрестом світ, – помилуй нас!</w:t>
-      </w:r>
-    </w:p>
-    <w:p>
-      <w:pPr>
-        <w:spacing w:after="120"/>
-        <w:jc w:val="both"/>
-        <w:rPr>
-          <w:rFonts w:ascii="Times New Roman" w:hAnsi="Times New Roman" w:cs="Times New Roman"/>
-          <w:sz w:val="24"/>
-          <w:szCs w:val="24"/>
-          <w:lang w:val="uk-UA"/>
-        </w:rPr>
-      </w:pPr>
-      <w:r>
-        <w:rPr>
-          <w:rFonts w:ascii="Times New Roman" w:hAnsi="Times New Roman" w:cs="Times New Roman"/>
-          <w:sz w:val="24"/>
-          <w:szCs w:val="24"/>
-          <w:lang w:val="uk-UA"/>
-        </w:rPr>
-        <w:t>Го́споди, що ад полони́в* і смерть зни́щив, Спаси́телю наш,* що просвіти́в Твої́м че́сним хресто́м світ, – поми́луй нас!</w:t>
-      </w:r>
-    </w:p>
-    <w:p>
-      <w:pPr>
-        <w:spacing w:after="120"/>
-        <w:rPr>
-          <w:lang w:val="ru-MD"/>
-        </w:rPr>
-      </w:pPr>
-      <w:r>
-        <w:rPr>
-          <w:rFonts w:ascii="Times New Roman" w:hAnsi="Times New Roman"/>
-          <w:i/>
-          <w:color w:val="FF0000"/>
-          <w:sz w:val="24"/>
-          <w:lang w:val="ru-MD"/>
-        </w:rPr>
-        <w:t>Стих:</w:t>
-      </w:r>
-      <w:r>
-        <w:rPr>
-          <w:rFonts w:ascii="Times New Roman" w:hAnsi="Times New Roman"/>
-          <w:i/>
-          <w:sz w:val="24"/>
-          <w:lang w:val="ru-MD"/>
-        </w:rPr>
-        <w:t xml:space="preserve"> </w:t>
-      </w:r>
-      <w:r>
-        <w:rPr>
-          <w:rFonts w:ascii="Times New Roman" w:hAnsi="Times New Roman"/>
-          <w:sz w:val="24"/>
-          <w:u w:val="single"/>
-          <w:lang w:val="ru-MD"/>
-        </w:rPr>
-        <w:t>Бо в Го́спода ми́лість і відку́плення вели́ке в Ньо́го;* Він ви́зволить Ізра́їля від усьо́го беззако́ння його́.</w:t>
-      </w:r>
-    </w:p>
-    <w:p>
-      <w:pPr>
-        <w:spacing w:after="120"/>
-        <w:jc w:val="both"/>
-        <w:rPr>
-          <w:rFonts w:ascii="Times New Roman" w:hAnsi="Times New Roman" w:cs="Times New Roman"/>
-          <w:i/>
-          <w:sz w:val="24"/>
-          <w:szCs w:val="24"/>
-          <w:lang w:val="ru-MD"/>
-        </w:rPr>
-      </w:pPr>
-    </w:p>
-    <w:p>
-      <w:pPr>
-        <w:spacing w:after="120"/>
-        <w:jc w:val="center"/>
-        <w:rPr>
-          <w:rFonts w:ascii="Times New Roman" w:hAnsi="Times New Roman" w:cs="Times New Roman"/>
-          <w:b/>
-          <w:i/>
-          <w:color w:val="FF0000"/>
-          <w:sz w:val="24"/>
-          <w:szCs w:val="24"/>
-          <w:lang w:val="ru-MD"/>
-        </w:rPr>
-      </w:pPr>
-      <w:r>
-        <w:rPr>
-          <w:rFonts w:ascii="Times New Roman" w:hAnsi="Times New Roman" w:cs="Times New Roman"/>
-          <w:b/>
-          <w:i/>
-          <w:color w:val="FF0000"/>
-          <w:sz w:val="24"/>
-          <w:szCs w:val="24"/>
-          <w:lang w:val="ru-MD"/>
-        </w:rPr>
-        <w:t>Псалом 116</w:t>
-      </w:r>
-    </w:p>
-    <w:p>
-      <w:pPr>
-        <w:spacing w:after="120"/>
-        <w:rPr>
-          <w:lang w:val="ru-MD"/>
-        </w:rPr>
-      </w:pPr>
-      <w:r>
-        <w:rPr>
-          <w:rFonts w:ascii="Times New Roman" w:hAnsi="Times New Roman"/>
-          <w:i/>
-          <w:color w:val="FF0000"/>
-          <w:sz w:val="24"/>
-          <w:lang w:val="ru-MD"/>
-        </w:rPr>
-        <w:t>Стих:</w:t>
-      </w:r>
-      <w:r>
-        <w:rPr>
-          <w:rFonts w:ascii="Times New Roman" w:hAnsi="Times New Roman"/>
-          <w:i/>
-          <w:sz w:val="24"/>
-          <w:lang w:val="ru-MD"/>
-        </w:rPr>
-        <w:t xml:space="preserve"> </w:t>
-      </w:r>
-      <w:r>
-        <w:rPr>
-          <w:rFonts w:ascii="Times New Roman" w:hAnsi="Times New Roman"/>
-          <w:sz w:val="24"/>
-          <w:u w:val="single"/>
-          <w:lang w:val="ru-MD"/>
-        </w:rPr>
-        <w:t>Хвалі́те Го́спода всі наро́ди!* Прославля́йте Його́ всі лю́ди!</w:t>
-      </w:r>
-    </w:p>
-    <w:p>
-      <w:pPr>
-        <w:spacing w:after="120"/>
-        <w:jc w:val="both"/>
-        <w:rPr>
-          <w:rFonts w:ascii="Times New Roman" w:hAnsi="Times New Roman" w:cs="Times New Roman"/>
-          <w:i/>
-          <w:sz w:val="24"/>
-          <w:szCs w:val="24"/>
-          <w:lang w:val="ru-MD"/>
-        </w:rPr>
-      </w:pPr>
-    </w:p>
-    <w:p>
-      <w:pPr>
-        <w:spacing w:after="120"/>
-        <w:rPr>
-          <w:lang w:val="ru-MD"/>
-        </w:rPr>
-      </w:pPr>
-      <w:r>
-        <w:rPr>
-          <w:rFonts w:ascii="Times New Roman" w:hAnsi="Times New Roman"/>
-          <w:i/>
-          <w:color w:val="FF0000"/>
-          <w:sz w:val="24"/>
-          <w:lang w:val="ru-MD"/>
-        </w:rPr>
-        <w:t>Стих:</w:t>
-      </w:r>
-      <w:r>
-        <w:rPr>
-          <w:rFonts w:ascii="Times New Roman" w:hAnsi="Times New Roman"/>
-          <w:i/>
-          <w:sz w:val="24"/>
-          <w:lang w:val="ru-MD"/>
-        </w:rPr>
-        <w:t xml:space="preserve"> </w:t>
-      </w:r>
-      <w:r>
-        <w:rPr>
-          <w:rFonts w:ascii="Times New Roman" w:hAnsi="Times New Roman"/>
-          <w:sz w:val="24"/>
-          <w:u w:val="single"/>
-          <w:lang w:val="ru-MD"/>
-        </w:rPr>
-        <w:t>Вели́ке бо до нас Його́ милосе́рдя,* і ві́рність Го́спода пові́ки.</w:t>
-      </w:r>
-    </w:p>
-    <w:p>
-      <w:pPr>
-        <w:spacing w:after="120"/>
-        <w:jc w:val="both"/>
-        <w:rPr>
-          <w:rFonts w:ascii="Times New Roman" w:hAnsi="Times New Roman" w:cs="Times New Roman"/>
-          <w:i/>
-          <w:sz w:val="24"/>
-          <w:szCs w:val="24"/>
-          <w:lang w:val="ru-MD"/>
-        </w:rPr>
-      </w:pPr>
-    </w:p>
-    <w:p>
-      <w:pPr>
-        <w:spacing w:after="120"/>
-        <w:jc w:val="both"/>
-        <w:rPr>
-          <w:rFonts w:ascii="Times New Roman" w:hAnsi="Times New Roman" w:cs="Times New Roman"/>
-          <w:sz w:val="24"/>
-          <w:szCs w:val="24"/>
-          <w:lang w:val="ru-MD"/>
-        </w:rPr>
-      </w:pPr>
-      <w:r>
-        <w:rPr>
-          <w:rFonts w:ascii="Times New Roman" w:hAnsi="Times New Roman" w:cs="Times New Roman"/>
-          <w:b/>
-          <w:sz w:val="24"/>
-          <w:szCs w:val="24"/>
-          <w:lang w:val="ru-MD"/>
-        </w:rPr>
-        <w:t>Слава:</w:t>
-      </w:r>
-      <w:r>
-        <w:rPr>
-          <w:rFonts w:ascii="Times New Roman" w:hAnsi="Times New Roman" w:cs="Times New Roman"/>
-          <w:sz w:val="24"/>
-          <w:szCs w:val="24"/>
-          <w:lang w:val="ru-MD"/>
-        </w:rPr>
-        <w:t xml:space="preserve"> </w:t>
-      </w:r>
-    </w:p>
-    <w:p>
-      <w:pPr>
-        <w:spacing w:after="120"/>
-        <w:jc w:val="both"/>
-        <w:rPr>
-          <w:rFonts w:ascii="Times New Roman" w:hAnsi="Times New Roman" w:cs="Times New Roman"/>
-          <w:sz w:val="24"/>
-          <w:szCs w:val="24"/>
-          <w:lang w:val="ru-MD"/>
-        </w:rPr>
-      </w:pPr>
-    </w:p>
-    <w:p>
-      <w:pPr>
-        <w:spacing w:after="120"/>
-        <w:jc w:val="both"/>
-        <w:rPr>
-          <w:rFonts w:ascii="Times New Roman" w:hAnsi="Times New Roman" w:cs="Times New Roman"/>
-          <w:sz w:val="24"/>
-          <w:szCs w:val="24"/>
-          <w:lang w:val="ru-MD"/>
-        </w:rPr>
-      </w:pPr>
-      <w:r>
-        <w:rPr>
-          <w:rFonts w:ascii="Times New Roman" w:hAnsi="Times New Roman" w:cs="Times New Roman"/>
-          <w:b/>
-          <w:sz w:val="24"/>
-          <w:szCs w:val="24"/>
-          <w:lang w:val="ru-MD"/>
-        </w:rPr>
-        <w:t>І нині</w:t>
-      </w:r>
-      <w:r>
-        <w:rPr>
-          <w:rFonts w:ascii="Times New Roman" w:hAnsi="Times New Roman" w:cs="Times New Roman"/>
-          <w:sz w:val="24"/>
-          <w:szCs w:val="24"/>
-          <w:lang w:val="ru-MD"/>
-        </w:rPr>
-        <w:t xml:space="preserve"> </w:t>
-      </w:r>
-      <w:r>
-        <w:rPr>
-          <w:rFonts w:ascii="Times New Roman" w:hAnsi="Times New Roman" w:cs="Times New Roman"/>
-          <w:i/>
-          <w:color w:val="FF0000"/>
-          <w:sz w:val="24"/>
-          <w:szCs w:val="24"/>
-          <w:lang w:val="ru-MD"/>
-        </w:rPr>
-        <w:t>(догмат, г. 5):</w:t>
-      </w:r>
-      <w:r>
-        <w:rPr>
           <w:rFonts w:ascii="Times New Roman" w:eastAsia="Gungsuh" w:hAnsi="Times New Roman" w:cs="Gungsuh"/>
           <w:sz w:val="24"/>
           <w:szCs w:val="24"/>
           <w:lang w:val="ru-MD"/>
         </w:rPr>
-        <w:t xml:space="preserve"> Колись-то, в Червонім морі,* записано образ непорочної Вседіви.* Там Мойсей – ділитель води,* а тут Гавриїл – служитель чуда.* Тоді Ізраїль ішов глибинами, немов по суші,* нині ж Діва Христа зродила безсіменно;* море по переході Ізраїля лишилось непрохідне,* а Непорочна після народження Еммануїла зосталась нетлінною.* Боже вічний і предвічний, що появився людиною, − помилуй нас!</w:t>
-      </w:r>
-    </w:p>
-    <w:p>
-      <w:pPr>
+        <w:t>Коли́сь-то, в Черво́нім мо́рі,* запи́сано о́браз непоро́чної Вседі́ви.* Там Мойсе́й – діли́тель води́,* а тут Гавриї́л – служи́тель чу́да.* Тоді́ Ізра́їль ішо́в глиби́нами, немо́в по су́ші,* ни́ні ж Ді́ва Христа́ зроди́ла безсіме́нно;* мо́ре по перехо́ді Ізра́їля лиши́лось непрохідне́,* а Непоро́чна пі́сля наро́дження Еммануї́ла зоста́лась нетлі́нною.* Бо́же ві́чний і предві́чний,</w:t>
+      </w:r>
+      <w:r>
         <w:rPr>
           <w:rFonts w:ascii="Times New Roman" w:eastAsia="Gungsuh" w:hAnsi="Times New Roman" w:cs="Gungsuh"/>
           <w:sz w:val="24"/>
           <w:szCs w:val="24"/>
           <w:lang w:val="ru-MD"/>
         </w:rPr>
-      </w:pPr>
+        <w:t>*</w:t>
+      </w:r>
       <w:r>
         <w:rPr>
           <w:rFonts w:ascii="Times New Roman" w:eastAsia="Gungsuh" w:hAnsi="Times New Roman" w:cs="Gungsuh"/>
@@ -7085,7 +4770,7 @@
           <w:szCs w:val="24"/>
           <w:lang w:val="ru-MD"/>
         </w:rPr>
-        <w:t>Коли́сь-то, в Черво́нім мо́рі,* запи́сано о́браз непоро́чної Вседі́ви.* Там Мойсе́й – діли́тель води́,* а тут Гавриї́л – служи́тель чу́да.* Тоді́ Ізра́їль ішо́в глиби́нами, немо́в по су́ші,* ни́ні ж Ді́ва Христа́ зроди́ла безсіме́нно;* мо́ре по перехо́ді Ізра́їля лиши́лось непрохідне́,* а Непоро́чна пі́сля наро́дження Еммануї́ла зоста́лась нетлі́нною.* Бо́же ві́чний і предві́чний, що поя́вився люди́ною, − поми́луй нас!</w:t>
+        <w:t xml:space="preserve"> що поя́вився люди́ною, − поми́луй нас!</w:t>
       </w:r>
     </w:p>
     <w:p>
@@ -7099,6 +4784,7 @@
           <w:color w:val="FF0000"/>
           <w:sz w:val="24"/>
           <w:szCs w:val="24"/>
+          <w:lang w:val="ru-MD"/>
         </w:rPr>
       </w:pPr>
     </w:p>
@@ -7225,6 +4911,7 @@
           <w:szCs w:val="24"/>
           <w:lang w:val="ru-MD"/>
         </w:rPr>
+        <w:lastRenderedPageBreak/>
         <w:t>Добрий Чоловіколюбче Царю, що все благословляєш! Молимось тобі наполегливо, серцем сокрушеним і духом смиренним: Благослови наші входи і виходи, Христе, істинний Боже наш. Бо прихід твій і вознесіння, і пожиття з людьми завжди благословенне: нині і повсякчас, і на віки віків. Амінь.</w:t>
       </w:r>
     </w:p>
@@ -7550,7 +5237,6 @@
           <w:sz w:val="24"/>
           <w:lang w:val="ru-MD"/>
         </w:rPr>
-        <w:lastRenderedPageBreak/>
         <w:t xml:space="preserve">Стих: </w:t>
       </w:r>
       <w:r>
@@ -8060,6 +5746,7 @@
           <w:sz w:val="24"/>
           <w:lang w:val="ru-MD"/>
         </w:rPr>
+        <w:lastRenderedPageBreak/>
         <w:t>Вірні:</w:t>
       </w:r>
       <w:r>
@@ -8342,7 +6029,6 @@
           <w:sz w:val="24"/>
           <w:lang w:val="ru-MD"/>
         </w:rPr>
-        <w:lastRenderedPageBreak/>
         <w:t>Тобі́ нале́жить сла́ва:* Отцю́ і Си́ну, і Свято́му Ду́хові,</w:t>
       </w:r>
     </w:p>
@@ -8758,6 +6444,7 @@
           <w:sz w:val="24"/>
           <w:lang w:val="ru-MD"/>
         </w:rPr>
+        <w:lastRenderedPageBreak/>
         <w:t>Християнської кончини життя нашого – безболізної, бездоганної, мирної – і оправдання на страшному суді Христовому просім.</w:t>
       </w:r>
     </w:p>
@@ -8999,7 +6686,6 @@
           <w:szCs w:val="24"/>
           <w:lang w:val="ru-MD"/>
         </w:rPr>
-        <w:lastRenderedPageBreak/>
         <w:t>Вірні:</w:t>
       </w:r>
       <w:r>
@@ -9230,7 +6916,7 @@
           <w:rFonts w:ascii="Times New Roman" w:hAnsi="Times New Roman" w:cs="Times New Roman"/>
           <w:sz w:val="24"/>
           <w:szCs w:val="24"/>
-          <w:lang w:val="ru-MD"/>
+          <w:lang w:val="uk-UA"/>
         </w:rPr>
       </w:pPr>
       <w:r>
@@ -9251,20 +6937,17 @@
           <w:szCs w:val="24"/>
           <w:lang w:val="ru-MD"/>
         </w:rPr>
-        <w:t xml:space="preserve"> Тебе, Спаса Христа, що тіло прийняв і не розлучився від небес,* голосами й піснями величаємо.* Бо хрест і смерть ти прийняв за рід наш як чоловіколюбний Господь,* і скинувши адські ворота, третього дня воскрес ти,* спасаючи душі наші.</w:t>
-      </w:r>
-    </w:p>
-    <w:p>
-      <w:pPr>
-        <w:spacing w:after="120"/>
-        <w:jc w:val="both"/>
+        <w:t xml:space="preserve"> </w:t>
+      </w:r>
+      <w:r>
         <w:rPr>
           <w:rFonts w:ascii="Times New Roman" w:hAnsi="Times New Roman" w:cs="Times New Roman"/>
           <w:sz w:val="24"/>
           <w:szCs w:val="24"/>
           <w:lang w:val="uk-UA"/>
         </w:rPr>
-      </w:pPr>
+        <w:t xml:space="preserve">Тебе́, Спа́са Христа́, що ті́ло прийня́в і не розлучи́вся від небе́с,* голоса́ми й пісня́ми велича́ємо.* Бо хрест і смерть Ти прийня́в за рід наш як </w:t>
+      </w:r>
       <w:r>
         <w:rPr>
           <w:rFonts w:ascii="Times New Roman" w:hAnsi="Times New Roman" w:cs="Times New Roman"/>
@@ -9272,7 +6955,16 @@
           <w:szCs w:val="24"/>
           <w:lang w:val="uk-UA"/>
         </w:rPr>
-        <w:t>Тебе́, Спа́са Христа́, що ті́ло прийня́в і не розлучи́вся від небе́с,* голоса́ми й пісня́ми велича́ємо.* Бо хрест і смерть Ти прийня́в за рід наш як Людинолю́бний Госпо́дь* і, ски́нувши а́дські воро́та, тре́тього дня воскре́с Ти,* спаса́ючи ду́ші на́ші.</w:t>
+        <w:t>л</w:t>
+      </w:r>
+      <w:r>
+        <w:rPr>
+          <w:rFonts w:ascii="Times New Roman" w:hAnsi="Times New Roman" w:cs="Times New Roman"/>
+          <w:sz w:val="24"/>
+          <w:szCs w:val="24"/>
+          <w:lang w:val="uk-UA"/>
+        </w:rPr>
+        <w:t>юдинолю́бний Госпо́дь* і, ски́нувши а́дські воро́та, тре́тього дня воскре́с Ти,* спаса́ючи ду́ші на́ші.</w:t>
       </w:r>
     </w:p>
     <w:p>
@@ -9330,27 +7022,6 @@
           <w:szCs w:val="24"/>
           <w:lang w:val="ru-MD"/>
         </w:rPr>
-        <w:t>З проколеного твого боку, Життєдавче,* ти вилив потоки життя і спасіння.* Прийнявши тілесну смерть, ти дарував нам безсмертя;* поселившись у гробі, ти, як Бог, нас визволив,* співвоскресивши з собою.* Тому кличемо до тебе:* Чоловіколюбний Господи, – слава тобі!</w:t>
-      </w:r>
-    </w:p>
-    <w:p>
-      <w:pPr>
-        <w:spacing w:after="120"/>
-        <w:jc w:val="both"/>
-        <w:rPr>
-          <w:rFonts w:ascii="Times New Roman" w:hAnsi="Times New Roman" w:cs="Times New Roman"/>
-          <w:sz w:val="24"/>
-          <w:szCs w:val="24"/>
-          <w:lang w:val="ru-MD"/>
-        </w:rPr>
-      </w:pPr>
-      <w:r>
-        <w:rPr>
-          <w:rFonts w:ascii="Times New Roman" w:hAnsi="Times New Roman" w:cs="Times New Roman"/>
-          <w:sz w:val="24"/>
-          <w:szCs w:val="24"/>
-          <w:lang w:val="ru-MD"/>
-        </w:rPr>
         <w:t>З проко́леного Твого́ бо́ку, Життєда́вче,* Ти ви́лив пото́ки життя́ і спасі́ння.* Прийня́вши тіле́сну смерть, Ти дарува́в нам безсме́ртя;* посели́вшись у гро́бі, Ти, як Бог, нас ви́зволив,* співвоскреси́вши з Со́бою.* Тому́ кли́чемо до Те́бе:* Людинолю́бний Го́споди, – сла́ва Тобі́!</w:t>
       </w:r>
     </w:p>
@@ -9369,6 +7040,7 @@
           <w:sz w:val="24"/>
           <w:lang w:val="ru-MD"/>
         </w:rPr>
+        <w:lastRenderedPageBreak/>
         <w:t xml:space="preserve">Стих: </w:t>
       </w:r>
       <w:r>
@@ -9399,27 +7071,6 @@
           <w:rFonts w:ascii="Times New Roman" w:hAnsi="Times New Roman" w:cs="Times New Roman"/>
           <w:sz w:val="24"/>
           <w:szCs w:val="24"/>
-          <w:lang w:val="ru-MD"/>
-        </w:rPr>
-      </w:pPr>
-      <w:r>
-        <w:rPr>
-          <w:rFonts w:ascii="Times New Roman" w:hAnsi="Times New Roman" w:cs="Times New Roman"/>
-          <w:sz w:val="24"/>
-          <w:szCs w:val="24"/>
-          <w:lang w:val="ru-MD"/>
-        </w:rPr>
-        <w:t>Дивне твоє, Чоловіколюбче, розп'яття і схід до аду!* Бо ти полонив його і воскресив з собою колишніх в'язнів;* як Бог, відкривши рай, вчинив їх гідними його осягнути.* Тому й нам, що славимо твоє на третій день воскресіння,* дай очищення гріхів і зволь нам стати жителями раю,* як єдиний добросердий.</w:t>
-      </w:r>
-    </w:p>
-    <w:p>
-      <w:pPr>
-        <w:spacing w:after="120"/>
-        <w:jc w:val="both"/>
-        <w:rPr>
-          <w:rFonts w:ascii="Times New Roman" w:hAnsi="Times New Roman" w:cs="Times New Roman"/>
-          <w:sz w:val="24"/>
-          <w:szCs w:val="24"/>
           <w:lang w:val="uk-UA"/>
         </w:rPr>
       </w:pPr>
@@ -9437,16 +7088,16 @@
       <w:pPr>
         <w:spacing w:after="120"/>
         <w:rPr>
-          <w:lang w:val="ru-MD"/>
-        </w:rPr>
-      </w:pPr>
-      <w:r>
-        <w:rPr>
-          <w:rFonts w:ascii="Times New Roman" w:hAnsi="Times New Roman"/>
-          <w:i/>
-          <w:color w:val="FF0000"/>
-          <w:sz w:val="24"/>
-          <w:lang w:val="ru-MD"/>
+          <w:lang w:val="uk-UA"/>
+        </w:rPr>
+      </w:pPr>
+      <w:r>
+        <w:rPr>
+          <w:rFonts w:ascii="Times New Roman" w:hAnsi="Times New Roman"/>
+          <w:i/>
+          <w:color w:val="FF0000"/>
+          <w:sz w:val="24"/>
+          <w:lang w:val="uk-UA"/>
         </w:rPr>
         <w:t xml:space="preserve">Стих: </w:t>
       </w:r>
@@ -9455,7 +7106,7 @@
           <w:rFonts w:ascii="Times New Roman" w:hAnsi="Times New Roman"/>
           <w:sz w:val="24"/>
           <w:u w:val="single"/>
-          <w:lang w:val="ru-MD"/>
+          <w:lang w:val="uk-UA"/>
         </w:rPr>
         <w:t>До́мові Твоє́му, Го́споди,* нале́жить свя́тість на до́вгі лі́та.</w:t>
       </w:r>
@@ -9465,7 +7116,7 @@
           <w:i/>
           <w:color w:val="FF0000"/>
           <w:sz w:val="24"/>
-          <w:lang w:val="ru-MD"/>
+          <w:lang w:val="uk-UA"/>
         </w:rPr>
         <w:t xml:space="preserve"> (Пс. 92,5)</w:t>
       </w:r>
@@ -9478,27 +7129,6 @@
           <w:rFonts w:ascii="Times New Roman" w:hAnsi="Times New Roman" w:cs="Times New Roman"/>
           <w:sz w:val="24"/>
           <w:szCs w:val="24"/>
-          <w:lang w:val="ru-MD"/>
-        </w:rPr>
-      </w:pPr>
-      <w:r>
-        <w:rPr>
-          <w:rFonts w:ascii="Times New Roman" w:hAnsi="Times New Roman" w:cs="Times New Roman"/>
-          <w:sz w:val="24"/>
-          <w:szCs w:val="24"/>
-          <w:lang w:val="ru-MD"/>
-        </w:rPr>
-        <w:t>Ти, Чоловіколюбче, що задля нас прийняв тілесні страсті* і воскрес на третій день з мертвих,* злікуй наші тілесні пристрасті,* підведи з тяжких прогріхів, і спаси нас!</w:t>
-      </w:r>
-    </w:p>
-    <w:p>
-      <w:pPr>
-        <w:spacing w:after="120"/>
-        <w:jc w:val="both"/>
-        <w:rPr>
-          <w:rFonts w:ascii="Times New Roman" w:hAnsi="Times New Roman" w:cs="Times New Roman"/>
-          <w:sz w:val="24"/>
-          <w:szCs w:val="24"/>
           <w:lang w:val="uk-UA"/>
         </w:rPr>
       </w:pPr>
@@ -9520,7 +7150,7 @@
           <w:rFonts w:ascii="Times New Roman" w:hAnsi="Times New Roman" w:cs="Times New Roman"/>
           <w:sz w:val="24"/>
           <w:szCs w:val="24"/>
-          <w:lang w:val="ru-MD"/>
+          <w:lang w:val="uk-UA"/>
         </w:rPr>
       </w:pPr>
       <w:r>
@@ -9540,28 +7170,8 @@
           <w:szCs w:val="24"/>
           <w:lang w:val="ru-MD"/>
         </w:rPr>
-        <w:t xml:space="preserve">: Ти є храм і брама,* палата й царський престол, Діво Пречиста.* Тобою бо явився мій Спаситель, Христос Господь,* тим, що в темряві спали, будучи сонцем правди,* </w:t>
-      </w:r>
-      <w:r>
-        <w:rPr>
-          <w:rFonts w:ascii="Times New Roman" w:hAnsi="Times New Roman" w:cs="Times New Roman"/>
-          <w:sz w:val="24"/>
-          <w:szCs w:val="24"/>
-          <w:lang w:val="ru-MD"/>
-        </w:rPr>
-        <w:lastRenderedPageBreak/>
-        <w:t>бажаючи просвітити створених на свій образ, своєю рукою.* Тому, Всеславна, що здобула собі материнське до нього довір'я,* безнастанно молись, щоб спастися душам нашим.</w:t>
-      </w:r>
-    </w:p>
-    <w:p>
-      <w:pPr>
-        <w:rPr>
-          <w:rFonts w:ascii="Times New Roman" w:hAnsi="Times New Roman" w:cs="Times New Roman"/>
-          <w:sz w:val="24"/>
-          <w:szCs w:val="24"/>
-          <w:lang w:val="uk-UA"/>
-        </w:rPr>
-      </w:pPr>
+        <w:t xml:space="preserve">: </w:t>
+      </w:r>
       <w:r>
         <w:rPr>
           <w:rFonts w:ascii="Times New Roman" w:hAnsi="Times New Roman" w:cs="Times New Roman"/>
@@ -10072,6 +7682,7 @@
           <w:sz w:val="24"/>
           <w:lang w:val="ru-MD"/>
         </w:rPr>
+        <w:lastRenderedPageBreak/>
         <w:t>Вірні:</w:t>
       </w:r>
       <w:r>
@@ -10247,7 +7858,6 @@
           <w:sz w:val="24"/>
           <w:lang w:val="ru-MD"/>
         </w:rPr>
-        <w:lastRenderedPageBreak/>
         <w:t>Священник:</w:t>
       </w:r>
       <w:r>
@@ -10271,6 +7881,9 @@
     <w:p>
       <w:pPr>
         <w:spacing w:after="120"/>
+        <w:rPr>
+          <w:lang w:val="ru-MD"/>
+        </w:rPr>
       </w:pPr>
       <w:r>
         <w:rPr>
@@ -10299,44 +7912,21 @@
         </w:rPr>
         <w:t xml:space="preserve">Сла́ва Отцю́, і Си́ну, і Свято́му Ду́хові, і ни́ні, і повсякча́с, і на ві́ки вікі́в. Амі́нь. </w:t>
       </w:r>
-      <w:proofErr w:type="spellStart"/>
-      <w:r>
-        <w:rPr>
-          <w:rFonts w:ascii="Times New Roman" w:hAnsi="Times New Roman"/>
-          <w:sz w:val="24"/>
-        </w:rPr>
-        <w:t>Го́споди</w:t>
-      </w:r>
-      <w:proofErr w:type="spellEnd"/>
-      <w:r>
-        <w:rPr>
-          <w:rFonts w:ascii="Times New Roman" w:hAnsi="Times New Roman"/>
-          <w:sz w:val="24"/>
-        </w:rPr>
-        <w:t xml:space="preserve">, </w:t>
-      </w:r>
-      <w:proofErr w:type="spellStart"/>
-      <w:r>
-        <w:rPr>
-          <w:rFonts w:ascii="Times New Roman" w:hAnsi="Times New Roman"/>
-          <w:sz w:val="24"/>
-        </w:rPr>
-        <w:t>поми́луй</w:t>
-      </w:r>
-      <w:proofErr w:type="spellEnd"/>
-      <w:r>
-        <w:rPr>
-          <w:rFonts w:ascii="Times New Roman" w:hAnsi="Times New Roman"/>
-          <w:sz w:val="24"/>
-        </w:rPr>
-        <w:t xml:space="preserve">. </w:t>
-      </w:r>
-      <w:r>
-        <w:rPr>
-          <w:rFonts w:ascii="Times New Roman" w:hAnsi="Times New Roman"/>
-          <w:i/>
-          <w:color w:val="FF0000"/>
-          <w:sz w:val="24"/>
+      <w:r>
+        <w:rPr>
+          <w:rFonts w:ascii="Times New Roman" w:hAnsi="Times New Roman"/>
+          <w:sz w:val="24"/>
+          <w:lang w:val="ru-MD"/>
+        </w:rPr>
+        <w:t xml:space="preserve">Го́споди, поми́луй. </w:t>
+      </w:r>
+      <w:r>
+        <w:rPr>
+          <w:rFonts w:ascii="Times New Roman" w:hAnsi="Times New Roman"/>
+          <w:i/>
+          <w:color w:val="FF0000"/>
+          <w:sz w:val="24"/>
+          <w:lang w:val="ru-MD"/>
         </w:rPr>
         <w:t>(3 р.)</w:t>
       </w:r>
@@ -10344,43 +7934,30 @@
         <w:rPr>
           <w:rFonts w:ascii="Times New Roman" w:hAnsi="Times New Roman"/>
           <w:sz w:val="24"/>
-        </w:rPr>
-        <w:t xml:space="preserve"> </w:t>
-      </w:r>
-      <w:proofErr w:type="spellStart"/>
-      <w:r>
-        <w:rPr>
-          <w:rFonts w:ascii="Times New Roman" w:hAnsi="Times New Roman"/>
-          <w:sz w:val="24"/>
-        </w:rPr>
-        <w:t>Благослови</w:t>
-      </w:r>
-      <w:proofErr w:type="spellEnd"/>
-      <w:r>
-        <w:rPr>
-          <w:rFonts w:ascii="Times New Roman" w:hAnsi="Times New Roman"/>
-          <w:sz w:val="24"/>
-        </w:rPr>
-        <w:t>́.</w:t>
-      </w:r>
-    </w:p>
-    <w:p>
-      <w:pPr>
-        <w:spacing w:after="120"/>
-        <w:jc w:val="both"/>
-        <w:rPr>
-          <w:rFonts w:ascii="Times New Roman" w:hAnsi="Times New Roman" w:cs="Times New Roman"/>
-          <w:sz w:val="24"/>
-          <w:szCs w:val="24"/>
-        </w:rPr>
-      </w:pPr>
-      <w:r>
-        <w:rPr>
-          <w:rFonts w:ascii="Times New Roman" w:hAnsi="Times New Roman" w:cs="Times New Roman"/>
-          <w:i/>
-          <w:color w:val="FF0000"/>
-          <w:sz w:val="24"/>
-          <w:szCs w:val="24"/>
+          <w:lang w:val="ru-MD"/>
+        </w:rPr>
+        <w:t xml:space="preserve"> Благослови́.</w:t>
+      </w:r>
+    </w:p>
+    <w:p>
+      <w:pPr>
+        <w:spacing w:after="120"/>
+        <w:jc w:val="both"/>
+        <w:rPr>
+          <w:rFonts w:ascii="Times New Roman" w:hAnsi="Times New Roman" w:cs="Times New Roman"/>
+          <w:sz w:val="24"/>
+          <w:szCs w:val="24"/>
+          <w:lang w:val="ru-MD"/>
+        </w:rPr>
+      </w:pPr>
+      <w:r>
+        <w:rPr>
+          <w:rFonts w:ascii="Times New Roman" w:hAnsi="Times New Roman" w:cs="Times New Roman"/>
+          <w:i/>
+          <w:color w:val="FF0000"/>
+          <w:sz w:val="24"/>
+          <w:szCs w:val="24"/>
+          <w:lang w:val="ru-MD"/>
         </w:rPr>
         <w:t>Священик:</w:t>
       </w:r>
@@ -10389,506 +7966,29 @@
           <w:rFonts w:ascii="Times New Roman" w:hAnsi="Times New Roman" w:cs="Times New Roman"/>
           <w:sz w:val="24"/>
           <w:szCs w:val="24"/>
-        </w:rPr>
-        <w:t xml:space="preserve"> </w:t>
-      </w:r>
-      <w:proofErr w:type="spellStart"/>
-      <w:r>
-        <w:rPr>
-          <w:rFonts w:ascii="Times New Roman" w:hAnsi="Times New Roman" w:cs="Times New Roman"/>
-          <w:sz w:val="24"/>
-          <w:szCs w:val="24"/>
-        </w:rPr>
-        <w:t>Христос</w:t>
-      </w:r>
-      <w:proofErr w:type="spellEnd"/>
-      <w:r>
-        <w:rPr>
-          <w:rFonts w:ascii="Times New Roman" w:hAnsi="Times New Roman" w:cs="Times New Roman"/>
-          <w:sz w:val="24"/>
-          <w:szCs w:val="24"/>
-        </w:rPr>
-        <w:t xml:space="preserve">, що </w:t>
-      </w:r>
-      <w:proofErr w:type="spellStart"/>
-      <w:r>
-        <w:rPr>
-          <w:rFonts w:ascii="Times New Roman" w:hAnsi="Times New Roman" w:cs="Times New Roman"/>
-          <w:sz w:val="24"/>
-          <w:szCs w:val="24"/>
-        </w:rPr>
-        <w:t>воскрес</w:t>
-      </w:r>
-      <w:proofErr w:type="spellEnd"/>
-      <w:r>
-        <w:rPr>
-          <w:rFonts w:ascii="Times New Roman" w:hAnsi="Times New Roman" w:cs="Times New Roman"/>
-          <w:sz w:val="24"/>
-          <w:szCs w:val="24"/>
-        </w:rPr>
-        <w:t xml:space="preserve"> </w:t>
-      </w:r>
-      <w:proofErr w:type="spellStart"/>
-      <w:r>
-        <w:rPr>
-          <w:rFonts w:ascii="Times New Roman" w:hAnsi="Times New Roman" w:cs="Times New Roman"/>
-          <w:sz w:val="24"/>
-          <w:szCs w:val="24"/>
-        </w:rPr>
-        <w:t>із</w:t>
-      </w:r>
-      <w:proofErr w:type="spellEnd"/>
-      <w:r>
-        <w:rPr>
-          <w:rFonts w:ascii="Times New Roman" w:hAnsi="Times New Roman" w:cs="Times New Roman"/>
-          <w:sz w:val="24"/>
-          <w:szCs w:val="24"/>
-        </w:rPr>
-        <w:t xml:space="preserve"> </w:t>
-      </w:r>
-      <w:proofErr w:type="spellStart"/>
-      <w:r>
-        <w:rPr>
-          <w:rFonts w:ascii="Times New Roman" w:hAnsi="Times New Roman" w:cs="Times New Roman"/>
-          <w:sz w:val="24"/>
-          <w:szCs w:val="24"/>
-        </w:rPr>
-        <w:t>мертвих</w:t>
-      </w:r>
-      <w:proofErr w:type="spellEnd"/>
-      <w:r>
-        <w:rPr>
-          <w:rFonts w:ascii="Times New Roman" w:hAnsi="Times New Roman" w:cs="Times New Roman"/>
-          <w:sz w:val="24"/>
-          <w:szCs w:val="24"/>
-        </w:rPr>
-        <w:t xml:space="preserve">, </w:t>
-      </w:r>
-      <w:proofErr w:type="spellStart"/>
-      <w:r>
-        <w:rPr>
-          <w:rFonts w:ascii="Times New Roman" w:hAnsi="Times New Roman" w:cs="Times New Roman"/>
-          <w:sz w:val="24"/>
-          <w:szCs w:val="24"/>
-        </w:rPr>
-        <w:t>істинний</w:t>
-      </w:r>
-      <w:proofErr w:type="spellEnd"/>
-      <w:r>
-        <w:rPr>
-          <w:rFonts w:ascii="Times New Roman" w:hAnsi="Times New Roman" w:cs="Times New Roman"/>
-          <w:sz w:val="24"/>
-          <w:szCs w:val="24"/>
-        </w:rPr>
-        <w:t xml:space="preserve"> </w:t>
-      </w:r>
-      <w:proofErr w:type="spellStart"/>
-      <w:r>
-        <w:rPr>
-          <w:rFonts w:ascii="Times New Roman" w:hAnsi="Times New Roman" w:cs="Times New Roman"/>
-          <w:sz w:val="24"/>
-          <w:szCs w:val="24"/>
-        </w:rPr>
-        <w:t>Бог</w:t>
-      </w:r>
-      <w:proofErr w:type="spellEnd"/>
-      <w:r>
-        <w:rPr>
-          <w:rFonts w:ascii="Times New Roman" w:hAnsi="Times New Roman" w:cs="Times New Roman"/>
-          <w:sz w:val="24"/>
-          <w:szCs w:val="24"/>
-        </w:rPr>
-        <w:t xml:space="preserve"> </w:t>
-      </w:r>
-      <w:proofErr w:type="spellStart"/>
-      <w:r>
-        <w:rPr>
-          <w:rFonts w:ascii="Times New Roman" w:hAnsi="Times New Roman" w:cs="Times New Roman"/>
-          <w:sz w:val="24"/>
-          <w:szCs w:val="24"/>
-        </w:rPr>
-        <w:t>наш</w:t>
-      </w:r>
-      <w:proofErr w:type="spellEnd"/>
-      <w:r>
-        <w:rPr>
-          <w:rFonts w:ascii="Times New Roman" w:hAnsi="Times New Roman" w:cs="Times New Roman"/>
-          <w:sz w:val="24"/>
-          <w:szCs w:val="24"/>
-        </w:rPr>
-        <w:t xml:space="preserve">, </w:t>
-      </w:r>
-      <w:proofErr w:type="spellStart"/>
-      <w:r>
-        <w:rPr>
-          <w:rFonts w:ascii="Times New Roman" w:hAnsi="Times New Roman" w:cs="Times New Roman"/>
-          <w:sz w:val="24"/>
-          <w:szCs w:val="24"/>
-        </w:rPr>
-        <w:t>молитвами</w:t>
-      </w:r>
-      <w:proofErr w:type="spellEnd"/>
-      <w:r>
-        <w:rPr>
-          <w:rFonts w:ascii="Times New Roman" w:hAnsi="Times New Roman" w:cs="Times New Roman"/>
-          <w:sz w:val="24"/>
-          <w:szCs w:val="24"/>
-        </w:rPr>
-        <w:t xml:space="preserve"> </w:t>
-      </w:r>
-      <w:proofErr w:type="spellStart"/>
-      <w:r>
-        <w:rPr>
-          <w:rFonts w:ascii="Times New Roman" w:hAnsi="Times New Roman" w:cs="Times New Roman"/>
-          <w:sz w:val="24"/>
-          <w:szCs w:val="24"/>
-        </w:rPr>
-        <w:t>пречистої</w:t>
-      </w:r>
-      <w:proofErr w:type="spellEnd"/>
-      <w:r>
-        <w:rPr>
-          <w:rFonts w:ascii="Times New Roman" w:hAnsi="Times New Roman" w:cs="Times New Roman"/>
-          <w:sz w:val="24"/>
-          <w:szCs w:val="24"/>
-        </w:rPr>
-        <w:t xml:space="preserve"> </w:t>
-      </w:r>
-      <w:proofErr w:type="spellStart"/>
-      <w:r>
-        <w:rPr>
-          <w:rFonts w:ascii="Times New Roman" w:hAnsi="Times New Roman" w:cs="Times New Roman"/>
-          <w:sz w:val="24"/>
-          <w:szCs w:val="24"/>
-        </w:rPr>
-        <w:t>своєї</w:t>
-      </w:r>
-      <w:proofErr w:type="spellEnd"/>
-      <w:r>
-        <w:rPr>
-          <w:rFonts w:ascii="Times New Roman" w:hAnsi="Times New Roman" w:cs="Times New Roman"/>
-          <w:sz w:val="24"/>
-          <w:szCs w:val="24"/>
-        </w:rPr>
-        <w:t xml:space="preserve"> </w:t>
-      </w:r>
-      <w:proofErr w:type="spellStart"/>
-      <w:r>
-        <w:rPr>
-          <w:rFonts w:ascii="Times New Roman" w:hAnsi="Times New Roman" w:cs="Times New Roman"/>
-          <w:sz w:val="24"/>
-          <w:szCs w:val="24"/>
-        </w:rPr>
-        <w:t>Матері</w:t>
-      </w:r>
-      <w:proofErr w:type="spellEnd"/>
-      <w:r>
-        <w:rPr>
-          <w:rFonts w:ascii="Times New Roman" w:hAnsi="Times New Roman" w:cs="Times New Roman"/>
-          <w:sz w:val="24"/>
-          <w:szCs w:val="24"/>
-        </w:rPr>
-        <w:t xml:space="preserve">, </w:t>
-      </w:r>
-      <w:proofErr w:type="spellStart"/>
-      <w:r>
-        <w:rPr>
-          <w:rFonts w:ascii="Times New Roman" w:hAnsi="Times New Roman" w:cs="Times New Roman"/>
-          <w:sz w:val="24"/>
-          <w:szCs w:val="24"/>
-        </w:rPr>
-        <w:t>святих</w:t>
-      </w:r>
-      <w:proofErr w:type="spellEnd"/>
-      <w:r>
-        <w:rPr>
-          <w:rFonts w:ascii="Times New Roman" w:hAnsi="Times New Roman" w:cs="Times New Roman"/>
-          <w:sz w:val="24"/>
-          <w:szCs w:val="24"/>
-        </w:rPr>
-        <w:t xml:space="preserve">, </w:t>
-      </w:r>
-      <w:proofErr w:type="spellStart"/>
-      <w:r>
-        <w:rPr>
-          <w:rFonts w:ascii="Times New Roman" w:hAnsi="Times New Roman" w:cs="Times New Roman"/>
-          <w:sz w:val="24"/>
-          <w:szCs w:val="24"/>
-        </w:rPr>
-        <w:t>славних</w:t>
-      </w:r>
-      <w:proofErr w:type="spellEnd"/>
-      <w:r>
-        <w:rPr>
-          <w:rFonts w:ascii="Times New Roman" w:hAnsi="Times New Roman" w:cs="Times New Roman"/>
-          <w:sz w:val="24"/>
-          <w:szCs w:val="24"/>
-        </w:rPr>
-        <w:t xml:space="preserve"> і всехвальних </w:t>
-      </w:r>
-      <w:proofErr w:type="spellStart"/>
-      <w:r>
-        <w:rPr>
-          <w:rFonts w:ascii="Times New Roman" w:hAnsi="Times New Roman" w:cs="Times New Roman"/>
-          <w:sz w:val="24"/>
-          <w:szCs w:val="24"/>
-        </w:rPr>
-        <w:t>апостолів</w:t>
-      </w:r>
-      <w:proofErr w:type="spellEnd"/>
-      <w:r>
-        <w:rPr>
-          <w:rFonts w:ascii="Times New Roman" w:hAnsi="Times New Roman" w:cs="Times New Roman"/>
-          <w:sz w:val="24"/>
-          <w:szCs w:val="24"/>
-        </w:rPr>
-        <w:t xml:space="preserve">, і </w:t>
-      </w:r>
-      <w:proofErr w:type="spellStart"/>
-      <w:r>
-        <w:rPr>
-          <w:rFonts w:ascii="Times New Roman" w:hAnsi="Times New Roman" w:cs="Times New Roman"/>
-          <w:sz w:val="24"/>
-          <w:szCs w:val="24"/>
-        </w:rPr>
-        <w:t>святого</w:t>
-      </w:r>
-      <w:proofErr w:type="spellEnd"/>
-      <w:r>
-        <w:rPr>
-          <w:rFonts w:ascii="Times New Roman" w:hAnsi="Times New Roman" w:cs="Times New Roman"/>
-          <w:sz w:val="24"/>
-          <w:szCs w:val="24"/>
-        </w:rPr>
-        <w:t xml:space="preserve"> </w:t>
-      </w:r>
-      <w:r>
-        <w:rPr>
-          <w:rFonts w:ascii="Times New Roman" w:hAnsi="Times New Roman" w:cs="Times New Roman"/>
-          <w:i/>
-          <w:color w:val="FF0000"/>
-          <w:sz w:val="24"/>
-          <w:szCs w:val="24"/>
-        </w:rPr>
-        <w:t>(</w:t>
-      </w:r>
-      <w:proofErr w:type="spellStart"/>
-      <w:r>
-        <w:rPr>
-          <w:rFonts w:ascii="Times New Roman" w:hAnsi="Times New Roman" w:cs="Times New Roman"/>
-          <w:i/>
-          <w:color w:val="FF0000"/>
-          <w:sz w:val="24"/>
-          <w:szCs w:val="24"/>
-        </w:rPr>
-        <w:t>ім'я</w:t>
-      </w:r>
-      <w:proofErr w:type="spellEnd"/>
-      <w:r>
-        <w:rPr>
-          <w:rFonts w:ascii="Times New Roman" w:hAnsi="Times New Roman" w:cs="Times New Roman"/>
-          <w:i/>
-          <w:color w:val="FF0000"/>
-          <w:sz w:val="24"/>
-          <w:szCs w:val="24"/>
-        </w:rPr>
-        <w:t xml:space="preserve">, </w:t>
-      </w:r>
-      <w:proofErr w:type="spellStart"/>
-      <w:r>
-        <w:rPr>
-          <w:rFonts w:ascii="Times New Roman" w:hAnsi="Times New Roman" w:cs="Times New Roman"/>
-          <w:i/>
-          <w:color w:val="FF0000"/>
-          <w:sz w:val="24"/>
-          <w:szCs w:val="24"/>
-        </w:rPr>
-        <w:t>якого</w:t>
-      </w:r>
-      <w:proofErr w:type="spellEnd"/>
-      <w:r>
-        <w:rPr>
-          <w:rFonts w:ascii="Times New Roman" w:hAnsi="Times New Roman" w:cs="Times New Roman"/>
-          <w:i/>
-          <w:color w:val="FF0000"/>
-          <w:sz w:val="24"/>
-          <w:szCs w:val="24"/>
-        </w:rPr>
-        <w:t xml:space="preserve"> є </w:t>
-      </w:r>
-      <w:proofErr w:type="spellStart"/>
-      <w:r>
-        <w:rPr>
-          <w:rFonts w:ascii="Times New Roman" w:hAnsi="Times New Roman" w:cs="Times New Roman"/>
-          <w:i/>
-          <w:color w:val="FF0000"/>
-          <w:sz w:val="24"/>
-          <w:szCs w:val="24"/>
-        </w:rPr>
-        <w:t>храм</w:t>
-      </w:r>
-      <w:proofErr w:type="spellEnd"/>
-      <w:r>
-        <w:rPr>
-          <w:rFonts w:ascii="Times New Roman" w:hAnsi="Times New Roman" w:cs="Times New Roman"/>
-          <w:i/>
-          <w:color w:val="FF0000"/>
-          <w:sz w:val="24"/>
-          <w:szCs w:val="24"/>
-        </w:rPr>
-        <w:t>)</w:t>
-      </w:r>
-      <w:r>
-        <w:rPr>
-          <w:rFonts w:ascii="Times New Roman" w:hAnsi="Times New Roman" w:cs="Times New Roman"/>
-          <w:sz w:val="24"/>
-          <w:szCs w:val="24"/>
-        </w:rPr>
-        <w:t xml:space="preserve">, і </w:t>
-      </w:r>
-      <w:proofErr w:type="spellStart"/>
-      <w:r>
-        <w:rPr>
-          <w:rFonts w:ascii="Times New Roman" w:hAnsi="Times New Roman" w:cs="Times New Roman"/>
-          <w:sz w:val="24"/>
-          <w:szCs w:val="24"/>
-        </w:rPr>
-        <w:t>святого</w:t>
-      </w:r>
-      <w:proofErr w:type="spellEnd"/>
-      <w:r>
-        <w:rPr>
-          <w:rFonts w:ascii="Times New Roman" w:hAnsi="Times New Roman" w:cs="Times New Roman"/>
-          <w:sz w:val="24"/>
-          <w:szCs w:val="24"/>
-        </w:rPr>
-        <w:t xml:space="preserve"> …, і </w:t>
-      </w:r>
-      <w:proofErr w:type="spellStart"/>
-      <w:r>
-        <w:rPr>
-          <w:rFonts w:ascii="Times New Roman" w:hAnsi="Times New Roman" w:cs="Times New Roman"/>
-          <w:sz w:val="24"/>
-          <w:szCs w:val="24"/>
-        </w:rPr>
-        <w:t>всіх</w:t>
-      </w:r>
-      <w:proofErr w:type="spellEnd"/>
-      <w:r>
-        <w:rPr>
-          <w:rFonts w:ascii="Times New Roman" w:hAnsi="Times New Roman" w:cs="Times New Roman"/>
-          <w:sz w:val="24"/>
-          <w:szCs w:val="24"/>
-        </w:rPr>
-        <w:t xml:space="preserve"> </w:t>
-      </w:r>
-      <w:proofErr w:type="spellStart"/>
-      <w:r>
-        <w:rPr>
-          <w:rFonts w:ascii="Times New Roman" w:hAnsi="Times New Roman" w:cs="Times New Roman"/>
-          <w:sz w:val="24"/>
-          <w:szCs w:val="24"/>
-        </w:rPr>
-        <w:t>святих</w:t>
-      </w:r>
-      <w:proofErr w:type="spellEnd"/>
-      <w:r>
-        <w:rPr>
-          <w:rFonts w:ascii="Times New Roman" w:hAnsi="Times New Roman" w:cs="Times New Roman"/>
-          <w:sz w:val="24"/>
-          <w:szCs w:val="24"/>
-        </w:rPr>
-        <w:t xml:space="preserve">, </w:t>
-      </w:r>
-      <w:proofErr w:type="spellStart"/>
-      <w:r>
-        <w:rPr>
-          <w:rFonts w:ascii="Times New Roman" w:hAnsi="Times New Roman" w:cs="Times New Roman"/>
-          <w:sz w:val="24"/>
-          <w:szCs w:val="24"/>
-        </w:rPr>
-        <w:t>помилує</w:t>
-      </w:r>
-      <w:proofErr w:type="spellEnd"/>
-      <w:r>
-        <w:rPr>
-          <w:rFonts w:ascii="Times New Roman" w:hAnsi="Times New Roman" w:cs="Times New Roman"/>
-          <w:sz w:val="24"/>
-          <w:szCs w:val="24"/>
-        </w:rPr>
-        <w:t xml:space="preserve"> і </w:t>
-      </w:r>
-      <w:proofErr w:type="spellStart"/>
-      <w:r>
-        <w:rPr>
-          <w:rFonts w:ascii="Times New Roman" w:hAnsi="Times New Roman" w:cs="Times New Roman"/>
-          <w:sz w:val="24"/>
-          <w:szCs w:val="24"/>
-        </w:rPr>
-        <w:t>спасе</w:t>
-      </w:r>
-      <w:proofErr w:type="spellEnd"/>
-      <w:r>
-        <w:rPr>
-          <w:rFonts w:ascii="Times New Roman" w:hAnsi="Times New Roman" w:cs="Times New Roman"/>
-          <w:sz w:val="24"/>
-          <w:szCs w:val="24"/>
-        </w:rPr>
-        <w:t xml:space="preserve"> нас, </w:t>
-      </w:r>
-      <w:proofErr w:type="spellStart"/>
-      <w:r>
-        <w:rPr>
-          <w:rFonts w:ascii="Times New Roman" w:hAnsi="Times New Roman" w:cs="Times New Roman"/>
-          <w:sz w:val="24"/>
-          <w:szCs w:val="24"/>
-        </w:rPr>
-        <w:t>як</w:t>
-      </w:r>
-      <w:proofErr w:type="spellEnd"/>
-      <w:r>
-        <w:rPr>
-          <w:rFonts w:ascii="Times New Roman" w:hAnsi="Times New Roman" w:cs="Times New Roman"/>
-          <w:sz w:val="24"/>
-          <w:szCs w:val="24"/>
-        </w:rPr>
-        <w:t xml:space="preserve"> </w:t>
-      </w:r>
-      <w:proofErr w:type="spellStart"/>
-      <w:r>
-        <w:rPr>
-          <w:rFonts w:ascii="Times New Roman" w:hAnsi="Times New Roman" w:cs="Times New Roman"/>
-          <w:sz w:val="24"/>
-          <w:szCs w:val="24"/>
-        </w:rPr>
-        <w:t>благий</w:t>
-      </w:r>
-      <w:proofErr w:type="spellEnd"/>
-      <w:r>
-        <w:rPr>
-          <w:rFonts w:ascii="Times New Roman" w:hAnsi="Times New Roman" w:cs="Times New Roman"/>
-          <w:sz w:val="24"/>
-          <w:szCs w:val="24"/>
-        </w:rPr>
-        <w:t xml:space="preserve"> і </w:t>
-      </w:r>
-      <w:proofErr w:type="spellStart"/>
-      <w:r>
-        <w:rPr>
-          <w:rFonts w:ascii="Times New Roman" w:hAnsi="Times New Roman" w:cs="Times New Roman"/>
-          <w:sz w:val="24"/>
-          <w:szCs w:val="24"/>
-        </w:rPr>
-        <w:t>чоловіколюбець</w:t>
-      </w:r>
-      <w:proofErr w:type="spellEnd"/>
-      <w:r>
-        <w:rPr>
-          <w:rFonts w:ascii="Times New Roman" w:hAnsi="Times New Roman" w:cs="Times New Roman"/>
-          <w:sz w:val="24"/>
-          <w:szCs w:val="24"/>
-        </w:rPr>
-        <w:t>.</w:t>
+          <w:lang w:val="ru-MD"/>
+        </w:rPr>
+        <w:t xml:space="preserve"> Христос, що воскрес із мертвих, істинний Бог наш, молитвами пречистої своєї Матері, святих, славних і всехвальних апостолів, і святого </w:t>
+      </w:r>
+      <w:r>
+        <w:rPr>
+          <w:rFonts w:ascii="Times New Roman" w:hAnsi="Times New Roman" w:cs="Times New Roman"/>
+          <w:i/>
+          <w:color w:val="FF0000"/>
+          <w:sz w:val="24"/>
+          <w:szCs w:val="24"/>
+          <w:lang w:val="ru-MD"/>
+        </w:rPr>
+        <w:t>(ім'я, якого є храм)</w:t>
+      </w:r>
+      <w:r>
+        <w:rPr>
+          <w:rFonts w:ascii="Times New Roman" w:hAnsi="Times New Roman" w:cs="Times New Roman"/>
+          <w:sz w:val="24"/>
+          <w:szCs w:val="24"/>
+          <w:lang w:val="ru-MD"/>
+        </w:rPr>
+        <w:t>, і святого …, і всіх святих, помилує і спасе нас, як благий і чоловіколюбець.</w:t>
       </w:r>
     </w:p>
     <w:p>
@@ -11189,6 +8289,7 @@
           <w:i/>
           <w:sz w:val="24"/>
           <w:szCs w:val="24"/>
+          <w:lang w:val="ru-MD"/>
         </w:rPr>
       </w:pPr>
       <w:r>
@@ -11207,6 +8308,7 @@
           <w:color w:val="FF0000"/>
           <w:sz w:val="24"/>
           <w:szCs w:val="24"/>
+          <w:lang w:val="ru-MD"/>
         </w:rPr>
         <w:t>(2 р.)</w:t>
       </w:r>
@@ -11216,6 +8318,7 @@
           <w:i/>
           <w:sz w:val="24"/>
           <w:szCs w:val="24"/>
+          <w:lang w:val="ru-MD"/>
         </w:rPr>
         <w:t>.</w:t>
       </w:r>
@@ -11230,6 +8333,7 @@
           <w:color w:val="FF0000"/>
           <w:sz w:val="24"/>
           <w:szCs w:val="24"/>
+          <w:lang w:val="ru-MD"/>
         </w:rPr>
       </w:pPr>
     </w:p>
@@ -13780,6 +10884,7 @@
           <w:color w:val="000000"/>
           <w:sz w:val="24"/>
           <w:szCs w:val="24"/>
+          <w:lang w:val="ru-MD"/>
         </w:rPr>
       </w:pPr>
       <w:r>
@@ -13813,1056 +10918,48 @@
         <w:lastRenderedPageBreak/>
         <w:t xml:space="preserve">охорони життя наше знаменням і печаттю </w:t>
       </w:r>
-      <w:proofErr w:type="spellStart"/>
       <w:r>
         <w:rPr>
           <w:rFonts w:ascii="Times New Roman" w:hAnsi="Times New Roman" w:cs="Times New Roman"/>
           <w:color w:val="000000"/>
           <w:sz w:val="24"/>
           <w:szCs w:val="24"/>
-        </w:rPr>
-        <w:t>Святого</w:t>
-      </w:r>
-      <w:proofErr w:type="spellEnd"/>
-      <w:r>
+          <w:lang w:val="ru-MD"/>
+        </w:rPr>
+        <w:t>Святого твого Духа. Направ стопи наші на шлях мирний, дай нам бачити ранішній день у радості, щоб ми тобі засилали ранішні молитви, бо твоє є володіння і твоє є царство і сила, і слава Отця, і Сина, і Святого Духа, нині і повсякчас, і на віки віків. Амінь.</w:t>
+      </w:r>
+    </w:p>
+    <w:p>
+      <w:pPr>
+        <w:spacing w:after="120"/>
+        <w:jc w:val="both"/>
         <w:rPr>
           <w:rFonts w:ascii="Times New Roman" w:hAnsi="Times New Roman" w:cs="Times New Roman"/>
           <w:color w:val="000000"/>
           <w:sz w:val="24"/>
           <w:szCs w:val="24"/>
-        </w:rPr>
-        <w:t xml:space="preserve"> твого </w:t>
-      </w:r>
-      <w:proofErr w:type="spellStart"/>
+          <w:lang w:val="ru-MD"/>
+        </w:rPr>
+      </w:pPr>
+      <w:r>
+        <w:rPr>
+          <w:rFonts w:ascii="Times New Roman" w:hAnsi="Times New Roman" w:cs="Times New Roman"/>
+          <w:color w:val="FF0000"/>
+          <w:sz w:val="24"/>
+          <w:szCs w:val="24"/>
+          <w:lang w:val="ru-MD"/>
+        </w:rPr>
+        <w:t>4.</w:t>
+      </w:r>
       <w:r>
         <w:rPr>
           <w:rFonts w:ascii="Times New Roman" w:hAnsi="Times New Roman" w:cs="Times New Roman"/>
           <w:color w:val="000000"/>
           <w:sz w:val="24"/>
           <w:szCs w:val="24"/>
-        </w:rPr>
-        <w:t>Духа</w:t>
-      </w:r>
-      <w:proofErr w:type="spellEnd"/>
-      <w:r>
-        <w:rPr>
-          <w:rFonts w:ascii="Times New Roman" w:hAnsi="Times New Roman" w:cs="Times New Roman"/>
-          <w:color w:val="000000"/>
-          <w:sz w:val="24"/>
-          <w:szCs w:val="24"/>
-        </w:rPr>
-        <w:t xml:space="preserve">. </w:t>
-      </w:r>
-      <w:proofErr w:type="spellStart"/>
-      <w:r>
-        <w:rPr>
-          <w:rFonts w:ascii="Times New Roman" w:hAnsi="Times New Roman" w:cs="Times New Roman"/>
-          <w:color w:val="000000"/>
-          <w:sz w:val="24"/>
-          <w:szCs w:val="24"/>
-        </w:rPr>
-        <w:t>Направ</w:t>
-      </w:r>
-      <w:proofErr w:type="spellEnd"/>
-      <w:r>
-        <w:rPr>
-          <w:rFonts w:ascii="Times New Roman" w:hAnsi="Times New Roman" w:cs="Times New Roman"/>
-          <w:color w:val="000000"/>
-          <w:sz w:val="24"/>
-          <w:szCs w:val="24"/>
-        </w:rPr>
-        <w:t xml:space="preserve"> </w:t>
-      </w:r>
-      <w:proofErr w:type="spellStart"/>
-      <w:r>
-        <w:rPr>
-          <w:rFonts w:ascii="Times New Roman" w:hAnsi="Times New Roman" w:cs="Times New Roman"/>
-          <w:color w:val="000000"/>
-          <w:sz w:val="24"/>
-          <w:szCs w:val="24"/>
-        </w:rPr>
-        <w:t>стопи</w:t>
-      </w:r>
-      <w:proofErr w:type="spellEnd"/>
-      <w:r>
-        <w:rPr>
-          <w:rFonts w:ascii="Times New Roman" w:hAnsi="Times New Roman" w:cs="Times New Roman"/>
-          <w:color w:val="000000"/>
-          <w:sz w:val="24"/>
-          <w:szCs w:val="24"/>
-        </w:rPr>
-        <w:t xml:space="preserve"> </w:t>
-      </w:r>
-      <w:proofErr w:type="spellStart"/>
-      <w:r>
-        <w:rPr>
-          <w:rFonts w:ascii="Times New Roman" w:hAnsi="Times New Roman" w:cs="Times New Roman"/>
-          <w:color w:val="000000"/>
-          <w:sz w:val="24"/>
-          <w:szCs w:val="24"/>
-        </w:rPr>
-        <w:t>наші</w:t>
-      </w:r>
-      <w:proofErr w:type="spellEnd"/>
-      <w:r>
-        <w:rPr>
-          <w:rFonts w:ascii="Times New Roman" w:hAnsi="Times New Roman" w:cs="Times New Roman"/>
-          <w:color w:val="000000"/>
-          <w:sz w:val="24"/>
-          <w:szCs w:val="24"/>
-        </w:rPr>
-        <w:t xml:space="preserve"> на </w:t>
-      </w:r>
-      <w:proofErr w:type="spellStart"/>
-      <w:r>
-        <w:rPr>
-          <w:rFonts w:ascii="Times New Roman" w:hAnsi="Times New Roman" w:cs="Times New Roman"/>
-          <w:color w:val="000000"/>
-          <w:sz w:val="24"/>
-          <w:szCs w:val="24"/>
-        </w:rPr>
-        <w:t>шлях</w:t>
-      </w:r>
-      <w:proofErr w:type="spellEnd"/>
-      <w:r>
-        <w:rPr>
-          <w:rFonts w:ascii="Times New Roman" w:hAnsi="Times New Roman" w:cs="Times New Roman"/>
-          <w:color w:val="000000"/>
-          <w:sz w:val="24"/>
-          <w:szCs w:val="24"/>
-        </w:rPr>
-        <w:t xml:space="preserve"> </w:t>
-      </w:r>
-      <w:proofErr w:type="spellStart"/>
-      <w:r>
-        <w:rPr>
-          <w:rFonts w:ascii="Times New Roman" w:hAnsi="Times New Roman" w:cs="Times New Roman"/>
-          <w:color w:val="000000"/>
-          <w:sz w:val="24"/>
-          <w:szCs w:val="24"/>
-        </w:rPr>
-        <w:t>мирний</w:t>
-      </w:r>
-      <w:proofErr w:type="spellEnd"/>
-      <w:r>
-        <w:rPr>
-          <w:rFonts w:ascii="Times New Roman" w:hAnsi="Times New Roman" w:cs="Times New Roman"/>
-          <w:color w:val="000000"/>
-          <w:sz w:val="24"/>
-          <w:szCs w:val="24"/>
-        </w:rPr>
-        <w:t xml:space="preserve">, </w:t>
-      </w:r>
-      <w:proofErr w:type="spellStart"/>
-      <w:r>
-        <w:rPr>
-          <w:rFonts w:ascii="Times New Roman" w:hAnsi="Times New Roman" w:cs="Times New Roman"/>
-          <w:color w:val="000000"/>
-          <w:sz w:val="24"/>
-          <w:szCs w:val="24"/>
-        </w:rPr>
-        <w:t>дай</w:t>
-      </w:r>
-      <w:proofErr w:type="spellEnd"/>
-      <w:r>
-        <w:rPr>
-          <w:rFonts w:ascii="Times New Roman" w:hAnsi="Times New Roman" w:cs="Times New Roman"/>
-          <w:color w:val="000000"/>
-          <w:sz w:val="24"/>
-          <w:szCs w:val="24"/>
-        </w:rPr>
-        <w:t xml:space="preserve"> </w:t>
-      </w:r>
-      <w:proofErr w:type="spellStart"/>
-      <w:r>
-        <w:rPr>
-          <w:rFonts w:ascii="Times New Roman" w:hAnsi="Times New Roman" w:cs="Times New Roman"/>
-          <w:color w:val="000000"/>
-          <w:sz w:val="24"/>
-          <w:szCs w:val="24"/>
-        </w:rPr>
-        <w:t>нам</w:t>
-      </w:r>
-      <w:proofErr w:type="spellEnd"/>
-      <w:r>
-        <w:rPr>
-          <w:rFonts w:ascii="Times New Roman" w:hAnsi="Times New Roman" w:cs="Times New Roman"/>
-          <w:color w:val="000000"/>
-          <w:sz w:val="24"/>
-          <w:szCs w:val="24"/>
-        </w:rPr>
-        <w:t xml:space="preserve"> </w:t>
-      </w:r>
-      <w:proofErr w:type="spellStart"/>
-      <w:r>
-        <w:rPr>
-          <w:rFonts w:ascii="Times New Roman" w:hAnsi="Times New Roman" w:cs="Times New Roman"/>
-          <w:color w:val="000000"/>
-          <w:sz w:val="24"/>
-          <w:szCs w:val="24"/>
-        </w:rPr>
-        <w:t>бачити</w:t>
-      </w:r>
-      <w:proofErr w:type="spellEnd"/>
-      <w:r>
-        <w:rPr>
-          <w:rFonts w:ascii="Times New Roman" w:hAnsi="Times New Roman" w:cs="Times New Roman"/>
-          <w:color w:val="000000"/>
-          <w:sz w:val="24"/>
-          <w:szCs w:val="24"/>
-        </w:rPr>
-        <w:t xml:space="preserve"> </w:t>
-      </w:r>
-      <w:proofErr w:type="spellStart"/>
-      <w:r>
-        <w:rPr>
-          <w:rFonts w:ascii="Times New Roman" w:hAnsi="Times New Roman" w:cs="Times New Roman"/>
-          <w:color w:val="000000"/>
-          <w:sz w:val="24"/>
-          <w:szCs w:val="24"/>
-        </w:rPr>
-        <w:t>ранішній</w:t>
-      </w:r>
-      <w:proofErr w:type="spellEnd"/>
-      <w:r>
-        <w:rPr>
-          <w:rFonts w:ascii="Times New Roman" w:hAnsi="Times New Roman" w:cs="Times New Roman"/>
-          <w:color w:val="000000"/>
-          <w:sz w:val="24"/>
-          <w:szCs w:val="24"/>
-        </w:rPr>
-        <w:t xml:space="preserve"> </w:t>
-      </w:r>
-      <w:proofErr w:type="spellStart"/>
-      <w:r>
-        <w:rPr>
-          <w:rFonts w:ascii="Times New Roman" w:hAnsi="Times New Roman" w:cs="Times New Roman"/>
-          <w:color w:val="000000"/>
-          <w:sz w:val="24"/>
-          <w:szCs w:val="24"/>
-        </w:rPr>
-        <w:t>день</w:t>
-      </w:r>
-      <w:proofErr w:type="spellEnd"/>
-      <w:r>
-        <w:rPr>
-          <w:rFonts w:ascii="Times New Roman" w:hAnsi="Times New Roman" w:cs="Times New Roman"/>
-          <w:color w:val="000000"/>
-          <w:sz w:val="24"/>
-          <w:szCs w:val="24"/>
-        </w:rPr>
-        <w:t xml:space="preserve"> у </w:t>
-      </w:r>
-      <w:proofErr w:type="spellStart"/>
-      <w:r>
-        <w:rPr>
-          <w:rFonts w:ascii="Times New Roman" w:hAnsi="Times New Roman" w:cs="Times New Roman"/>
-          <w:color w:val="000000"/>
-          <w:sz w:val="24"/>
-          <w:szCs w:val="24"/>
-        </w:rPr>
-        <w:t>радості</w:t>
-      </w:r>
-      <w:proofErr w:type="spellEnd"/>
-      <w:r>
-        <w:rPr>
-          <w:rFonts w:ascii="Times New Roman" w:hAnsi="Times New Roman" w:cs="Times New Roman"/>
-          <w:color w:val="000000"/>
-          <w:sz w:val="24"/>
-          <w:szCs w:val="24"/>
-        </w:rPr>
-        <w:t xml:space="preserve">, </w:t>
-      </w:r>
-      <w:proofErr w:type="spellStart"/>
-      <w:r>
-        <w:rPr>
-          <w:rFonts w:ascii="Times New Roman" w:hAnsi="Times New Roman" w:cs="Times New Roman"/>
-          <w:color w:val="000000"/>
-          <w:sz w:val="24"/>
-          <w:szCs w:val="24"/>
-        </w:rPr>
-        <w:t>щоб</w:t>
-      </w:r>
-      <w:proofErr w:type="spellEnd"/>
-      <w:r>
-        <w:rPr>
-          <w:rFonts w:ascii="Times New Roman" w:hAnsi="Times New Roman" w:cs="Times New Roman"/>
-          <w:color w:val="000000"/>
-          <w:sz w:val="24"/>
-          <w:szCs w:val="24"/>
-        </w:rPr>
-        <w:t xml:space="preserve"> ми </w:t>
-      </w:r>
-      <w:proofErr w:type="spellStart"/>
-      <w:r>
-        <w:rPr>
-          <w:rFonts w:ascii="Times New Roman" w:hAnsi="Times New Roman" w:cs="Times New Roman"/>
-          <w:color w:val="000000"/>
-          <w:sz w:val="24"/>
-          <w:szCs w:val="24"/>
-        </w:rPr>
-        <w:t>тобі</w:t>
-      </w:r>
-      <w:proofErr w:type="spellEnd"/>
-      <w:r>
-        <w:rPr>
-          <w:rFonts w:ascii="Times New Roman" w:hAnsi="Times New Roman" w:cs="Times New Roman"/>
-          <w:color w:val="000000"/>
-          <w:sz w:val="24"/>
-          <w:szCs w:val="24"/>
-        </w:rPr>
-        <w:t xml:space="preserve"> </w:t>
-      </w:r>
-      <w:proofErr w:type="spellStart"/>
-      <w:r>
-        <w:rPr>
-          <w:rFonts w:ascii="Times New Roman" w:hAnsi="Times New Roman" w:cs="Times New Roman"/>
-          <w:color w:val="000000"/>
-          <w:sz w:val="24"/>
-          <w:szCs w:val="24"/>
-        </w:rPr>
-        <w:t>засилали</w:t>
-      </w:r>
-      <w:proofErr w:type="spellEnd"/>
-      <w:r>
-        <w:rPr>
-          <w:rFonts w:ascii="Times New Roman" w:hAnsi="Times New Roman" w:cs="Times New Roman"/>
-          <w:color w:val="000000"/>
-          <w:sz w:val="24"/>
-          <w:szCs w:val="24"/>
-        </w:rPr>
-        <w:t xml:space="preserve"> </w:t>
-      </w:r>
-      <w:proofErr w:type="spellStart"/>
-      <w:r>
-        <w:rPr>
-          <w:rFonts w:ascii="Times New Roman" w:hAnsi="Times New Roman" w:cs="Times New Roman"/>
-          <w:color w:val="000000"/>
-          <w:sz w:val="24"/>
-          <w:szCs w:val="24"/>
-        </w:rPr>
-        <w:t>ранішні</w:t>
-      </w:r>
-      <w:proofErr w:type="spellEnd"/>
-      <w:r>
-        <w:rPr>
-          <w:rFonts w:ascii="Times New Roman" w:hAnsi="Times New Roman" w:cs="Times New Roman"/>
-          <w:color w:val="000000"/>
-          <w:sz w:val="24"/>
-          <w:szCs w:val="24"/>
-        </w:rPr>
-        <w:t xml:space="preserve"> </w:t>
-      </w:r>
-      <w:proofErr w:type="spellStart"/>
-      <w:r>
-        <w:rPr>
-          <w:rFonts w:ascii="Times New Roman" w:hAnsi="Times New Roman" w:cs="Times New Roman"/>
-          <w:color w:val="000000"/>
-          <w:sz w:val="24"/>
-          <w:szCs w:val="24"/>
-        </w:rPr>
-        <w:t>молитви</w:t>
-      </w:r>
-      <w:proofErr w:type="spellEnd"/>
-      <w:r>
-        <w:rPr>
-          <w:rFonts w:ascii="Times New Roman" w:hAnsi="Times New Roman" w:cs="Times New Roman"/>
-          <w:color w:val="000000"/>
-          <w:sz w:val="24"/>
-          <w:szCs w:val="24"/>
-        </w:rPr>
-        <w:t xml:space="preserve">, </w:t>
-      </w:r>
-      <w:proofErr w:type="spellStart"/>
-      <w:r>
-        <w:rPr>
-          <w:rFonts w:ascii="Times New Roman" w:hAnsi="Times New Roman" w:cs="Times New Roman"/>
-          <w:color w:val="000000"/>
-          <w:sz w:val="24"/>
-          <w:szCs w:val="24"/>
-        </w:rPr>
-        <w:t>бо</w:t>
-      </w:r>
-      <w:proofErr w:type="spellEnd"/>
-      <w:r>
-        <w:rPr>
-          <w:rFonts w:ascii="Times New Roman" w:hAnsi="Times New Roman" w:cs="Times New Roman"/>
-          <w:color w:val="000000"/>
-          <w:sz w:val="24"/>
-          <w:szCs w:val="24"/>
-        </w:rPr>
-        <w:t xml:space="preserve"> </w:t>
-      </w:r>
-      <w:proofErr w:type="spellStart"/>
-      <w:r>
-        <w:rPr>
-          <w:rFonts w:ascii="Times New Roman" w:hAnsi="Times New Roman" w:cs="Times New Roman"/>
-          <w:color w:val="000000"/>
-          <w:sz w:val="24"/>
-          <w:szCs w:val="24"/>
-        </w:rPr>
-        <w:t>твоє</w:t>
-      </w:r>
-      <w:proofErr w:type="spellEnd"/>
-      <w:r>
-        <w:rPr>
-          <w:rFonts w:ascii="Times New Roman" w:hAnsi="Times New Roman" w:cs="Times New Roman"/>
-          <w:color w:val="000000"/>
-          <w:sz w:val="24"/>
-          <w:szCs w:val="24"/>
-        </w:rPr>
-        <w:t xml:space="preserve"> є </w:t>
-      </w:r>
-      <w:proofErr w:type="spellStart"/>
-      <w:r>
-        <w:rPr>
-          <w:rFonts w:ascii="Times New Roman" w:hAnsi="Times New Roman" w:cs="Times New Roman"/>
-          <w:color w:val="000000"/>
-          <w:sz w:val="24"/>
-          <w:szCs w:val="24"/>
-        </w:rPr>
-        <w:t>володіння</w:t>
-      </w:r>
-      <w:proofErr w:type="spellEnd"/>
-      <w:r>
-        <w:rPr>
-          <w:rFonts w:ascii="Times New Roman" w:hAnsi="Times New Roman" w:cs="Times New Roman"/>
-          <w:color w:val="000000"/>
-          <w:sz w:val="24"/>
-          <w:szCs w:val="24"/>
-        </w:rPr>
-        <w:t xml:space="preserve"> і </w:t>
-      </w:r>
-      <w:proofErr w:type="spellStart"/>
-      <w:r>
-        <w:rPr>
-          <w:rFonts w:ascii="Times New Roman" w:hAnsi="Times New Roman" w:cs="Times New Roman"/>
-          <w:color w:val="000000"/>
-          <w:sz w:val="24"/>
-          <w:szCs w:val="24"/>
-        </w:rPr>
-        <w:t>твоє</w:t>
-      </w:r>
-      <w:proofErr w:type="spellEnd"/>
-      <w:r>
-        <w:rPr>
-          <w:rFonts w:ascii="Times New Roman" w:hAnsi="Times New Roman" w:cs="Times New Roman"/>
-          <w:color w:val="000000"/>
-          <w:sz w:val="24"/>
-          <w:szCs w:val="24"/>
-        </w:rPr>
-        <w:t xml:space="preserve"> є </w:t>
-      </w:r>
-      <w:proofErr w:type="spellStart"/>
-      <w:r>
-        <w:rPr>
-          <w:rFonts w:ascii="Times New Roman" w:hAnsi="Times New Roman" w:cs="Times New Roman"/>
-          <w:color w:val="000000"/>
-          <w:sz w:val="24"/>
-          <w:szCs w:val="24"/>
-        </w:rPr>
-        <w:t>царство</w:t>
-      </w:r>
-      <w:proofErr w:type="spellEnd"/>
-      <w:r>
-        <w:rPr>
-          <w:rFonts w:ascii="Times New Roman" w:hAnsi="Times New Roman" w:cs="Times New Roman"/>
-          <w:color w:val="000000"/>
-          <w:sz w:val="24"/>
-          <w:szCs w:val="24"/>
-        </w:rPr>
-        <w:t xml:space="preserve"> і </w:t>
-      </w:r>
-      <w:proofErr w:type="spellStart"/>
-      <w:r>
-        <w:rPr>
-          <w:rFonts w:ascii="Times New Roman" w:hAnsi="Times New Roman" w:cs="Times New Roman"/>
-          <w:color w:val="000000"/>
-          <w:sz w:val="24"/>
-          <w:szCs w:val="24"/>
-        </w:rPr>
-        <w:t>сила</w:t>
-      </w:r>
-      <w:proofErr w:type="spellEnd"/>
-      <w:r>
-        <w:rPr>
-          <w:rFonts w:ascii="Times New Roman" w:hAnsi="Times New Roman" w:cs="Times New Roman"/>
-          <w:color w:val="000000"/>
-          <w:sz w:val="24"/>
-          <w:szCs w:val="24"/>
-        </w:rPr>
-        <w:t xml:space="preserve">, і </w:t>
-      </w:r>
-      <w:proofErr w:type="spellStart"/>
-      <w:r>
-        <w:rPr>
-          <w:rFonts w:ascii="Times New Roman" w:hAnsi="Times New Roman" w:cs="Times New Roman"/>
-          <w:color w:val="000000"/>
-          <w:sz w:val="24"/>
-          <w:szCs w:val="24"/>
-        </w:rPr>
-        <w:t>слава</w:t>
-      </w:r>
-      <w:proofErr w:type="spellEnd"/>
-      <w:r>
-        <w:rPr>
-          <w:rFonts w:ascii="Times New Roman" w:hAnsi="Times New Roman" w:cs="Times New Roman"/>
-          <w:color w:val="000000"/>
-          <w:sz w:val="24"/>
-          <w:szCs w:val="24"/>
-        </w:rPr>
-        <w:t xml:space="preserve"> </w:t>
-      </w:r>
-      <w:proofErr w:type="spellStart"/>
-      <w:r>
-        <w:rPr>
-          <w:rFonts w:ascii="Times New Roman" w:hAnsi="Times New Roman" w:cs="Times New Roman"/>
-          <w:color w:val="000000"/>
-          <w:sz w:val="24"/>
-          <w:szCs w:val="24"/>
-        </w:rPr>
-        <w:t>Отця</w:t>
-      </w:r>
-      <w:proofErr w:type="spellEnd"/>
-      <w:r>
-        <w:rPr>
-          <w:rFonts w:ascii="Times New Roman" w:hAnsi="Times New Roman" w:cs="Times New Roman"/>
-          <w:color w:val="000000"/>
-          <w:sz w:val="24"/>
-          <w:szCs w:val="24"/>
-        </w:rPr>
-        <w:t xml:space="preserve">, і </w:t>
-      </w:r>
-      <w:proofErr w:type="spellStart"/>
-      <w:r>
-        <w:rPr>
-          <w:rFonts w:ascii="Times New Roman" w:hAnsi="Times New Roman" w:cs="Times New Roman"/>
-          <w:color w:val="000000"/>
-          <w:sz w:val="24"/>
-          <w:szCs w:val="24"/>
-        </w:rPr>
-        <w:t>Сина</w:t>
-      </w:r>
-      <w:proofErr w:type="spellEnd"/>
-      <w:r>
-        <w:rPr>
-          <w:rFonts w:ascii="Times New Roman" w:hAnsi="Times New Roman" w:cs="Times New Roman"/>
-          <w:color w:val="000000"/>
-          <w:sz w:val="24"/>
-          <w:szCs w:val="24"/>
-        </w:rPr>
-        <w:t xml:space="preserve">, і </w:t>
-      </w:r>
-      <w:proofErr w:type="spellStart"/>
-      <w:r>
-        <w:rPr>
-          <w:rFonts w:ascii="Times New Roman" w:hAnsi="Times New Roman" w:cs="Times New Roman"/>
-          <w:color w:val="000000"/>
-          <w:sz w:val="24"/>
-          <w:szCs w:val="24"/>
-        </w:rPr>
-        <w:t>Святого</w:t>
-      </w:r>
-      <w:proofErr w:type="spellEnd"/>
-      <w:r>
-        <w:rPr>
-          <w:rFonts w:ascii="Times New Roman" w:hAnsi="Times New Roman" w:cs="Times New Roman"/>
-          <w:color w:val="000000"/>
-          <w:sz w:val="24"/>
-          <w:szCs w:val="24"/>
-        </w:rPr>
-        <w:t xml:space="preserve"> </w:t>
-      </w:r>
-      <w:proofErr w:type="spellStart"/>
-      <w:r>
-        <w:rPr>
-          <w:rFonts w:ascii="Times New Roman" w:hAnsi="Times New Roman" w:cs="Times New Roman"/>
-          <w:color w:val="000000"/>
-          <w:sz w:val="24"/>
-          <w:szCs w:val="24"/>
-        </w:rPr>
-        <w:t>Духа</w:t>
-      </w:r>
-      <w:proofErr w:type="spellEnd"/>
-      <w:r>
-        <w:rPr>
-          <w:rFonts w:ascii="Times New Roman" w:hAnsi="Times New Roman" w:cs="Times New Roman"/>
-          <w:color w:val="000000"/>
-          <w:sz w:val="24"/>
-          <w:szCs w:val="24"/>
-        </w:rPr>
-        <w:t xml:space="preserve">, нині і </w:t>
-      </w:r>
-      <w:proofErr w:type="spellStart"/>
-      <w:r>
-        <w:rPr>
-          <w:rFonts w:ascii="Times New Roman" w:hAnsi="Times New Roman" w:cs="Times New Roman"/>
-          <w:color w:val="000000"/>
-          <w:sz w:val="24"/>
-          <w:szCs w:val="24"/>
-        </w:rPr>
-        <w:t>повсякчас</w:t>
-      </w:r>
-      <w:proofErr w:type="spellEnd"/>
-      <w:r>
-        <w:rPr>
-          <w:rFonts w:ascii="Times New Roman" w:hAnsi="Times New Roman" w:cs="Times New Roman"/>
-          <w:color w:val="000000"/>
-          <w:sz w:val="24"/>
-          <w:szCs w:val="24"/>
-        </w:rPr>
-        <w:t xml:space="preserve">, і на </w:t>
-      </w:r>
-      <w:proofErr w:type="spellStart"/>
-      <w:r>
-        <w:rPr>
-          <w:rFonts w:ascii="Times New Roman" w:hAnsi="Times New Roman" w:cs="Times New Roman"/>
-          <w:color w:val="000000"/>
-          <w:sz w:val="24"/>
-          <w:szCs w:val="24"/>
-        </w:rPr>
-        <w:t>віки</w:t>
-      </w:r>
-      <w:proofErr w:type="spellEnd"/>
-      <w:r>
-        <w:rPr>
-          <w:rFonts w:ascii="Times New Roman" w:hAnsi="Times New Roman" w:cs="Times New Roman"/>
-          <w:color w:val="000000"/>
-          <w:sz w:val="24"/>
-          <w:szCs w:val="24"/>
-        </w:rPr>
-        <w:t xml:space="preserve"> </w:t>
-      </w:r>
-      <w:proofErr w:type="spellStart"/>
-      <w:r>
-        <w:rPr>
-          <w:rFonts w:ascii="Times New Roman" w:hAnsi="Times New Roman" w:cs="Times New Roman"/>
-          <w:color w:val="000000"/>
-          <w:sz w:val="24"/>
-          <w:szCs w:val="24"/>
-        </w:rPr>
-        <w:t>віків</w:t>
-      </w:r>
-      <w:proofErr w:type="spellEnd"/>
-      <w:r>
-        <w:rPr>
-          <w:rFonts w:ascii="Times New Roman" w:hAnsi="Times New Roman" w:cs="Times New Roman"/>
-          <w:color w:val="000000"/>
-          <w:sz w:val="24"/>
-          <w:szCs w:val="24"/>
-        </w:rPr>
-        <w:t xml:space="preserve">. </w:t>
-      </w:r>
-      <w:proofErr w:type="spellStart"/>
-      <w:r>
-        <w:rPr>
-          <w:rFonts w:ascii="Times New Roman" w:hAnsi="Times New Roman" w:cs="Times New Roman"/>
-          <w:color w:val="000000"/>
-          <w:sz w:val="24"/>
-          <w:szCs w:val="24"/>
-        </w:rPr>
-        <w:t>Амінь</w:t>
-      </w:r>
-      <w:proofErr w:type="spellEnd"/>
-      <w:r>
-        <w:rPr>
-          <w:rFonts w:ascii="Times New Roman" w:hAnsi="Times New Roman" w:cs="Times New Roman"/>
-          <w:color w:val="000000"/>
-          <w:sz w:val="24"/>
-          <w:szCs w:val="24"/>
-        </w:rPr>
-        <w:t>.</w:t>
-      </w:r>
-    </w:p>
-    <w:p>
-      <w:pPr>
-        <w:spacing w:after="120"/>
-        <w:jc w:val="both"/>
-        <w:rPr>
-          <w:rFonts w:ascii="Times New Roman" w:hAnsi="Times New Roman" w:cs="Times New Roman"/>
-          <w:color w:val="000000"/>
-          <w:sz w:val="24"/>
-          <w:szCs w:val="24"/>
-          <w:lang w:val="ru-MD"/>
-        </w:rPr>
-      </w:pPr>
-      <w:r>
-        <w:rPr>
-          <w:rFonts w:ascii="Times New Roman" w:hAnsi="Times New Roman" w:cs="Times New Roman"/>
-          <w:color w:val="FF0000"/>
-          <w:sz w:val="24"/>
-          <w:szCs w:val="24"/>
-        </w:rPr>
-        <w:t>4.</w:t>
-      </w:r>
-      <w:r>
-        <w:rPr>
-          <w:rFonts w:ascii="Times New Roman" w:hAnsi="Times New Roman" w:cs="Times New Roman"/>
-          <w:color w:val="000000"/>
-          <w:sz w:val="24"/>
-          <w:szCs w:val="24"/>
-        </w:rPr>
-        <w:t xml:space="preserve"> </w:t>
-      </w:r>
-      <w:proofErr w:type="spellStart"/>
-      <w:r>
-        <w:rPr>
-          <w:rFonts w:ascii="Times New Roman" w:hAnsi="Times New Roman" w:cs="Times New Roman"/>
-          <w:color w:val="000000"/>
-          <w:sz w:val="24"/>
-          <w:szCs w:val="24"/>
-        </w:rPr>
-        <w:t>Владико</w:t>
-      </w:r>
-      <w:proofErr w:type="spellEnd"/>
-      <w:r>
-        <w:rPr>
-          <w:rFonts w:ascii="Times New Roman" w:hAnsi="Times New Roman" w:cs="Times New Roman"/>
-          <w:color w:val="000000"/>
-          <w:sz w:val="24"/>
-          <w:szCs w:val="24"/>
-        </w:rPr>
-        <w:t xml:space="preserve">, </w:t>
-      </w:r>
-      <w:proofErr w:type="spellStart"/>
-      <w:r>
-        <w:rPr>
-          <w:rFonts w:ascii="Times New Roman" w:hAnsi="Times New Roman" w:cs="Times New Roman"/>
-          <w:color w:val="000000"/>
-          <w:sz w:val="24"/>
-          <w:szCs w:val="24"/>
-        </w:rPr>
-        <w:t>Боже</w:t>
-      </w:r>
-      <w:proofErr w:type="spellEnd"/>
-      <w:r>
-        <w:rPr>
-          <w:rFonts w:ascii="Times New Roman" w:hAnsi="Times New Roman" w:cs="Times New Roman"/>
-          <w:color w:val="000000"/>
-          <w:sz w:val="24"/>
-          <w:szCs w:val="24"/>
-        </w:rPr>
-        <w:t xml:space="preserve"> </w:t>
-      </w:r>
-      <w:proofErr w:type="spellStart"/>
-      <w:r>
-        <w:rPr>
-          <w:rFonts w:ascii="Times New Roman" w:hAnsi="Times New Roman" w:cs="Times New Roman"/>
-          <w:color w:val="000000"/>
-          <w:sz w:val="24"/>
-          <w:szCs w:val="24"/>
-        </w:rPr>
-        <w:t>святий</w:t>
-      </w:r>
-      <w:proofErr w:type="spellEnd"/>
-      <w:r>
-        <w:rPr>
-          <w:rFonts w:ascii="Times New Roman" w:hAnsi="Times New Roman" w:cs="Times New Roman"/>
-          <w:color w:val="000000"/>
-          <w:sz w:val="24"/>
-          <w:szCs w:val="24"/>
-        </w:rPr>
-        <w:t xml:space="preserve"> і </w:t>
-      </w:r>
-      <w:proofErr w:type="spellStart"/>
-      <w:r>
-        <w:rPr>
-          <w:rFonts w:ascii="Times New Roman" w:hAnsi="Times New Roman" w:cs="Times New Roman"/>
-          <w:color w:val="000000"/>
-          <w:sz w:val="24"/>
-          <w:szCs w:val="24"/>
-        </w:rPr>
-        <w:t>неосяжний</w:t>
-      </w:r>
-      <w:proofErr w:type="spellEnd"/>
-      <w:r>
-        <w:rPr>
-          <w:rFonts w:ascii="Times New Roman" w:hAnsi="Times New Roman" w:cs="Times New Roman"/>
-          <w:color w:val="000000"/>
-          <w:sz w:val="24"/>
-          <w:szCs w:val="24"/>
-        </w:rPr>
-        <w:t xml:space="preserve">, що </w:t>
-      </w:r>
-      <w:proofErr w:type="spellStart"/>
-      <w:r>
-        <w:rPr>
-          <w:rFonts w:ascii="Times New Roman" w:hAnsi="Times New Roman" w:cs="Times New Roman"/>
-          <w:color w:val="000000"/>
-          <w:sz w:val="24"/>
-          <w:szCs w:val="24"/>
-        </w:rPr>
-        <w:t>казав</w:t>
-      </w:r>
-      <w:proofErr w:type="spellEnd"/>
-      <w:r>
-        <w:rPr>
-          <w:rFonts w:ascii="Times New Roman" w:hAnsi="Times New Roman" w:cs="Times New Roman"/>
-          <w:color w:val="000000"/>
-          <w:sz w:val="24"/>
-          <w:szCs w:val="24"/>
-        </w:rPr>
-        <w:t xml:space="preserve"> </w:t>
-      </w:r>
-      <w:proofErr w:type="spellStart"/>
-      <w:r>
-        <w:rPr>
-          <w:rFonts w:ascii="Times New Roman" w:hAnsi="Times New Roman" w:cs="Times New Roman"/>
-          <w:color w:val="000000"/>
-          <w:sz w:val="24"/>
-          <w:szCs w:val="24"/>
-        </w:rPr>
-        <w:t>із</w:t>
-      </w:r>
-      <w:proofErr w:type="spellEnd"/>
-      <w:r>
-        <w:rPr>
-          <w:rFonts w:ascii="Times New Roman" w:hAnsi="Times New Roman" w:cs="Times New Roman"/>
-          <w:color w:val="000000"/>
-          <w:sz w:val="24"/>
-          <w:szCs w:val="24"/>
-        </w:rPr>
-        <w:t xml:space="preserve"> </w:t>
-      </w:r>
-      <w:proofErr w:type="spellStart"/>
-      <w:r>
-        <w:rPr>
-          <w:rFonts w:ascii="Times New Roman" w:hAnsi="Times New Roman" w:cs="Times New Roman"/>
-          <w:color w:val="000000"/>
-          <w:sz w:val="24"/>
-          <w:szCs w:val="24"/>
-        </w:rPr>
-        <w:t>темряви</w:t>
-      </w:r>
-      <w:proofErr w:type="spellEnd"/>
-      <w:r>
-        <w:rPr>
-          <w:rFonts w:ascii="Times New Roman" w:hAnsi="Times New Roman" w:cs="Times New Roman"/>
-          <w:color w:val="000000"/>
-          <w:sz w:val="24"/>
-          <w:szCs w:val="24"/>
-        </w:rPr>
-        <w:t xml:space="preserve"> </w:t>
-      </w:r>
-      <w:proofErr w:type="spellStart"/>
-      <w:r>
-        <w:rPr>
-          <w:rFonts w:ascii="Times New Roman" w:hAnsi="Times New Roman" w:cs="Times New Roman"/>
-          <w:color w:val="000000"/>
-          <w:sz w:val="24"/>
-          <w:szCs w:val="24"/>
-        </w:rPr>
-        <w:t>світлові</w:t>
-      </w:r>
-      <w:proofErr w:type="spellEnd"/>
-      <w:r>
-        <w:rPr>
-          <w:rFonts w:ascii="Times New Roman" w:hAnsi="Times New Roman" w:cs="Times New Roman"/>
-          <w:color w:val="000000"/>
-          <w:sz w:val="24"/>
-          <w:szCs w:val="24"/>
-        </w:rPr>
-        <w:t xml:space="preserve"> </w:t>
-      </w:r>
-      <w:proofErr w:type="spellStart"/>
-      <w:r>
-        <w:rPr>
-          <w:rFonts w:ascii="Times New Roman" w:hAnsi="Times New Roman" w:cs="Times New Roman"/>
-          <w:color w:val="000000"/>
-          <w:sz w:val="24"/>
-          <w:szCs w:val="24"/>
-        </w:rPr>
-        <w:t>засіяти</w:t>
-      </w:r>
-      <w:proofErr w:type="spellEnd"/>
-      <w:r>
-        <w:rPr>
-          <w:rFonts w:ascii="Times New Roman" w:hAnsi="Times New Roman" w:cs="Times New Roman"/>
-          <w:color w:val="000000"/>
-          <w:sz w:val="24"/>
-          <w:szCs w:val="24"/>
-        </w:rPr>
-        <w:t xml:space="preserve">, що </w:t>
-      </w:r>
-      <w:proofErr w:type="spellStart"/>
-      <w:r>
-        <w:rPr>
-          <w:rFonts w:ascii="Times New Roman" w:hAnsi="Times New Roman" w:cs="Times New Roman"/>
-          <w:color w:val="000000"/>
-          <w:sz w:val="24"/>
-          <w:szCs w:val="24"/>
-        </w:rPr>
-        <w:t>заспокоїв</w:t>
-      </w:r>
-      <w:proofErr w:type="spellEnd"/>
-      <w:r>
-        <w:rPr>
-          <w:rFonts w:ascii="Times New Roman" w:hAnsi="Times New Roman" w:cs="Times New Roman"/>
-          <w:color w:val="000000"/>
-          <w:sz w:val="24"/>
-          <w:szCs w:val="24"/>
-        </w:rPr>
-        <w:t xml:space="preserve"> нас у </w:t>
-      </w:r>
-      <w:proofErr w:type="spellStart"/>
-      <w:r>
-        <w:rPr>
-          <w:rFonts w:ascii="Times New Roman" w:hAnsi="Times New Roman" w:cs="Times New Roman"/>
-          <w:color w:val="000000"/>
-          <w:sz w:val="24"/>
-          <w:szCs w:val="24"/>
-        </w:rPr>
-        <w:t>нічному</w:t>
-      </w:r>
-      <w:proofErr w:type="spellEnd"/>
-      <w:r>
-        <w:rPr>
-          <w:rFonts w:ascii="Times New Roman" w:hAnsi="Times New Roman" w:cs="Times New Roman"/>
-          <w:color w:val="000000"/>
-          <w:sz w:val="24"/>
-          <w:szCs w:val="24"/>
-        </w:rPr>
-        <w:t xml:space="preserve"> </w:t>
-      </w:r>
-      <w:proofErr w:type="spellStart"/>
-      <w:r>
-        <w:rPr>
-          <w:rFonts w:ascii="Times New Roman" w:hAnsi="Times New Roman" w:cs="Times New Roman"/>
-          <w:color w:val="000000"/>
-          <w:sz w:val="24"/>
-          <w:szCs w:val="24"/>
-        </w:rPr>
-        <w:t>сні</w:t>
-      </w:r>
-      <w:proofErr w:type="spellEnd"/>
-      <w:r>
-        <w:rPr>
-          <w:rFonts w:ascii="Times New Roman" w:hAnsi="Times New Roman" w:cs="Times New Roman"/>
-          <w:color w:val="000000"/>
-          <w:sz w:val="24"/>
-          <w:szCs w:val="24"/>
-        </w:rPr>
-        <w:t xml:space="preserve"> й </w:t>
-      </w:r>
-      <w:proofErr w:type="spellStart"/>
-      <w:r>
-        <w:rPr>
-          <w:rFonts w:ascii="Times New Roman" w:hAnsi="Times New Roman" w:cs="Times New Roman"/>
-          <w:color w:val="000000"/>
-          <w:sz w:val="24"/>
-          <w:szCs w:val="24"/>
-        </w:rPr>
-        <w:t>підвів</w:t>
-      </w:r>
-      <w:proofErr w:type="spellEnd"/>
-      <w:r>
-        <w:rPr>
-          <w:rFonts w:ascii="Times New Roman" w:hAnsi="Times New Roman" w:cs="Times New Roman"/>
-          <w:color w:val="000000"/>
-          <w:sz w:val="24"/>
-          <w:szCs w:val="24"/>
-        </w:rPr>
-        <w:t xml:space="preserve"> </w:t>
-      </w:r>
-      <w:proofErr w:type="spellStart"/>
-      <w:r>
-        <w:rPr>
-          <w:rFonts w:ascii="Times New Roman" w:hAnsi="Times New Roman" w:cs="Times New Roman"/>
-          <w:color w:val="000000"/>
-          <w:sz w:val="24"/>
-          <w:szCs w:val="24"/>
-        </w:rPr>
-        <w:t>до</w:t>
-      </w:r>
-      <w:proofErr w:type="spellEnd"/>
-      <w:r>
-        <w:rPr>
-          <w:rFonts w:ascii="Times New Roman" w:hAnsi="Times New Roman" w:cs="Times New Roman"/>
-          <w:color w:val="000000"/>
-          <w:sz w:val="24"/>
-          <w:szCs w:val="24"/>
-        </w:rPr>
-        <w:t xml:space="preserve"> </w:t>
-      </w:r>
-      <w:proofErr w:type="spellStart"/>
-      <w:r>
-        <w:rPr>
-          <w:rFonts w:ascii="Times New Roman" w:hAnsi="Times New Roman" w:cs="Times New Roman"/>
-          <w:color w:val="000000"/>
-          <w:sz w:val="24"/>
-          <w:szCs w:val="24"/>
-        </w:rPr>
-        <w:t>величання</w:t>
-      </w:r>
-      <w:proofErr w:type="spellEnd"/>
-      <w:r>
-        <w:rPr>
-          <w:rFonts w:ascii="Times New Roman" w:hAnsi="Times New Roman" w:cs="Times New Roman"/>
-          <w:color w:val="000000"/>
-          <w:sz w:val="24"/>
-          <w:szCs w:val="24"/>
-        </w:rPr>
-        <w:t xml:space="preserve"> і </w:t>
-      </w:r>
-      <w:proofErr w:type="spellStart"/>
-      <w:r>
-        <w:rPr>
-          <w:rFonts w:ascii="Times New Roman" w:hAnsi="Times New Roman" w:cs="Times New Roman"/>
-          <w:color w:val="000000"/>
-          <w:sz w:val="24"/>
-          <w:szCs w:val="24"/>
-        </w:rPr>
-        <w:t>моління</w:t>
-      </w:r>
-      <w:proofErr w:type="spellEnd"/>
-      <w:r>
-        <w:rPr>
-          <w:rFonts w:ascii="Times New Roman" w:hAnsi="Times New Roman" w:cs="Times New Roman"/>
-          <w:color w:val="000000"/>
-          <w:sz w:val="24"/>
-          <w:szCs w:val="24"/>
-        </w:rPr>
-        <w:t xml:space="preserve"> </w:t>
-      </w:r>
-      <w:proofErr w:type="spellStart"/>
-      <w:r>
-        <w:rPr>
-          <w:rFonts w:ascii="Times New Roman" w:hAnsi="Times New Roman" w:cs="Times New Roman"/>
-          <w:color w:val="000000"/>
-          <w:sz w:val="24"/>
-          <w:szCs w:val="24"/>
-        </w:rPr>
-        <w:t>твоєї</w:t>
-      </w:r>
-      <w:proofErr w:type="spellEnd"/>
-      <w:r>
-        <w:rPr>
-          <w:rFonts w:ascii="Times New Roman" w:hAnsi="Times New Roman" w:cs="Times New Roman"/>
-          <w:color w:val="000000"/>
-          <w:sz w:val="24"/>
-          <w:szCs w:val="24"/>
-        </w:rPr>
-        <w:t xml:space="preserve"> </w:t>
-      </w:r>
-      <w:proofErr w:type="spellStart"/>
-      <w:r>
-        <w:rPr>
-          <w:rFonts w:ascii="Times New Roman" w:hAnsi="Times New Roman" w:cs="Times New Roman"/>
-          <w:color w:val="000000"/>
-          <w:sz w:val="24"/>
-          <w:szCs w:val="24"/>
-        </w:rPr>
-        <w:t>доброти</w:t>
-      </w:r>
-      <w:proofErr w:type="spellEnd"/>
-      <w:r>
-        <w:rPr>
-          <w:rFonts w:ascii="Times New Roman" w:hAnsi="Times New Roman" w:cs="Times New Roman"/>
-          <w:color w:val="000000"/>
-          <w:sz w:val="24"/>
-          <w:szCs w:val="24"/>
-        </w:rPr>
-        <w:t xml:space="preserve">! </w:t>
+          <w:lang w:val="ru-MD"/>
+        </w:rPr>
+        <w:t xml:space="preserve"> Владико, Боже святий і неосяжний, що казав із темряви світлові засіяти, що заспокоїв нас у нічному сні й підвів до величання і моління твоєї доброти! </w:t>
       </w:r>
       <w:r>
         <w:rPr>
@@ -16574,45 +12671,15 @@
         </w:rPr>
         <w:t xml:space="preserve">[Від ночі лине дух наш до тебе, Боже, бо світлом є повеління твої. Навчи нас, Боже, правди твоєї, заповідей твоїх і виправдань твоїх. Просвіти наші духовні очі, щоб ми не заснули в гріхах на смерть. Віджени всяку мряку від сердець наших, даруй нам сонце правди і охорони життя наше знаменням і печаттю </w:t>
       </w:r>
-      <w:proofErr w:type="spellStart"/>
       <w:r>
         <w:rPr>
           <w:rFonts w:ascii="Times New Roman" w:hAnsi="Times New Roman" w:cs="Times New Roman"/>
           <w:sz w:val="24"/>
           <w:szCs w:val="24"/>
           <w:u w:val="single"/>
-        </w:rPr>
-        <w:t>Святого</w:t>
-      </w:r>
-      <w:proofErr w:type="spellEnd"/>
-      <w:r>
-        <w:rPr>
-          <w:rFonts w:ascii="Times New Roman" w:hAnsi="Times New Roman" w:cs="Times New Roman"/>
-          <w:sz w:val="24"/>
-          <w:szCs w:val="24"/>
-          <w:u w:val="single"/>
-        </w:rPr>
-        <w:t xml:space="preserve"> твого </w:t>
-      </w:r>
-      <w:proofErr w:type="spellStart"/>
-      <w:r>
-        <w:rPr>
-          <w:rFonts w:ascii="Times New Roman" w:hAnsi="Times New Roman" w:cs="Times New Roman"/>
-          <w:sz w:val="24"/>
-          <w:szCs w:val="24"/>
-          <w:u w:val="single"/>
-        </w:rPr>
-        <w:t>Духа</w:t>
-      </w:r>
-      <w:proofErr w:type="spellEnd"/>
-      <w:r>
-        <w:rPr>
-          <w:rFonts w:ascii="Times New Roman" w:hAnsi="Times New Roman" w:cs="Times New Roman"/>
-          <w:sz w:val="24"/>
-          <w:szCs w:val="24"/>
-          <w:u w:val="single"/>
-        </w:rPr>
-        <w:t xml:space="preserve">. </w:t>
+          <w:lang w:val="ru-MD"/>
+        </w:rPr>
+        <w:t xml:space="preserve">Святого твого Духа. </w:t>
       </w:r>
       <w:r>
         <w:rPr>
@@ -17749,6 +13816,7 @@
           <w:rFonts w:ascii="Times New Roman" w:hAnsi="Times New Roman" w:cs="Times New Roman"/>
           <w:sz w:val="24"/>
           <w:szCs w:val="24"/>
+          <w:lang w:val="ru-MD"/>
         </w:rPr>
       </w:pPr>
       <w:r>
@@ -17760,113 +13828,14 @@
         </w:rPr>
         <w:t xml:space="preserve">Ангельський хор здивувався,* бачивши до мертвих зарахованим тебе, Спасе,* що силу смерти знищив, і з собою </w:t>
       </w:r>
-      <w:proofErr w:type="spellStart"/>
-      <w:r>
-        <w:rPr>
-          <w:rFonts w:ascii="Times New Roman" w:hAnsi="Times New Roman" w:cs="Times New Roman"/>
-          <w:sz w:val="24"/>
-          <w:szCs w:val="24"/>
-        </w:rPr>
-        <w:t>Адама</w:t>
-      </w:r>
-      <w:proofErr w:type="spellEnd"/>
-      <w:r>
-        <w:rPr>
-          <w:rFonts w:ascii="Times New Roman" w:hAnsi="Times New Roman" w:cs="Times New Roman"/>
-          <w:sz w:val="24"/>
-          <w:szCs w:val="24"/>
-        </w:rPr>
-        <w:t xml:space="preserve"> </w:t>
-      </w:r>
-      <w:proofErr w:type="spellStart"/>
-      <w:r>
-        <w:rPr>
-          <w:rFonts w:ascii="Times New Roman" w:hAnsi="Times New Roman" w:cs="Times New Roman"/>
-          <w:sz w:val="24"/>
-          <w:szCs w:val="24"/>
-        </w:rPr>
-        <w:t>підняв</w:t>
-      </w:r>
-      <w:proofErr w:type="spellEnd"/>
-      <w:r>
-        <w:rPr>
-          <w:rFonts w:ascii="Times New Roman" w:hAnsi="Times New Roman" w:cs="Times New Roman"/>
-          <w:sz w:val="24"/>
-          <w:szCs w:val="24"/>
-        </w:rPr>
-        <w:t xml:space="preserve">* </w:t>
-      </w:r>
-      <w:proofErr w:type="spellStart"/>
-      <w:r>
-        <w:rPr>
-          <w:rFonts w:ascii="Times New Roman" w:hAnsi="Times New Roman" w:cs="Times New Roman"/>
-          <w:sz w:val="24"/>
-          <w:szCs w:val="24"/>
-        </w:rPr>
-        <w:t>та</w:t>
-      </w:r>
-      <w:proofErr w:type="spellEnd"/>
-      <w:r>
-        <w:rPr>
-          <w:rFonts w:ascii="Times New Roman" w:hAnsi="Times New Roman" w:cs="Times New Roman"/>
-          <w:sz w:val="24"/>
-          <w:szCs w:val="24"/>
-        </w:rPr>
-        <w:t xml:space="preserve"> з </w:t>
-      </w:r>
-      <w:proofErr w:type="spellStart"/>
-      <w:r>
-        <w:rPr>
-          <w:rFonts w:ascii="Times New Roman" w:hAnsi="Times New Roman" w:cs="Times New Roman"/>
-          <w:sz w:val="24"/>
-          <w:szCs w:val="24"/>
-        </w:rPr>
-        <w:t>аду</w:t>
-      </w:r>
-      <w:proofErr w:type="spellEnd"/>
-      <w:r>
-        <w:rPr>
-          <w:rFonts w:ascii="Times New Roman" w:hAnsi="Times New Roman" w:cs="Times New Roman"/>
-          <w:sz w:val="24"/>
-          <w:szCs w:val="24"/>
-        </w:rPr>
-        <w:t xml:space="preserve"> </w:t>
-      </w:r>
-      <w:proofErr w:type="spellStart"/>
-      <w:r>
-        <w:rPr>
-          <w:rFonts w:ascii="Times New Roman" w:hAnsi="Times New Roman" w:cs="Times New Roman"/>
-          <w:sz w:val="24"/>
-          <w:szCs w:val="24"/>
-        </w:rPr>
-        <w:t>всіх</w:t>
-      </w:r>
-      <w:proofErr w:type="spellEnd"/>
-      <w:r>
-        <w:rPr>
-          <w:rFonts w:ascii="Times New Roman" w:hAnsi="Times New Roman" w:cs="Times New Roman"/>
-          <w:sz w:val="24"/>
-          <w:szCs w:val="24"/>
-        </w:rPr>
-        <w:t xml:space="preserve"> </w:t>
-      </w:r>
-      <w:proofErr w:type="spellStart"/>
-      <w:r>
-        <w:rPr>
-          <w:rFonts w:ascii="Times New Roman" w:hAnsi="Times New Roman" w:cs="Times New Roman"/>
-          <w:sz w:val="24"/>
-          <w:szCs w:val="24"/>
-        </w:rPr>
-        <w:t>визволив</w:t>
-      </w:r>
-      <w:proofErr w:type="spellEnd"/>
-      <w:r>
-        <w:rPr>
-          <w:rFonts w:ascii="Times New Roman" w:hAnsi="Times New Roman" w:cs="Times New Roman"/>
-          <w:sz w:val="24"/>
-          <w:szCs w:val="24"/>
-        </w:rPr>
-        <w:t>.</w:t>
+      <w:r>
+        <w:rPr>
+          <w:rFonts w:ascii="Times New Roman" w:hAnsi="Times New Roman" w:cs="Times New Roman"/>
+          <w:sz w:val="24"/>
+          <w:szCs w:val="24"/>
+          <w:lang w:val="ru-MD"/>
+        </w:rPr>
+        <w:t>Адама підняв* та з аду всіх визволив.</w:t>
       </w:r>
     </w:p>
     <w:p>
@@ -22915,259 +18884,17 @@
           <w:rFonts w:ascii="Times New Roman" w:hAnsi="Times New Roman" w:cs="Times New Roman"/>
           <w:sz w:val="24"/>
           <w:szCs w:val="24"/>
-        </w:rPr>
-      </w:pPr>
-      <w:proofErr w:type="spellStart"/>
-      <w:r>
-        <w:rPr>
-          <w:rFonts w:ascii="Times New Roman" w:hAnsi="Times New Roman" w:cs="Times New Roman"/>
-          <w:sz w:val="24"/>
-          <w:szCs w:val="24"/>
-        </w:rPr>
-        <w:t>Невмістимого</w:t>
-      </w:r>
-      <w:proofErr w:type="spellEnd"/>
-      <w:r>
-        <w:rPr>
-          <w:rFonts w:ascii="Times New Roman" w:hAnsi="Times New Roman" w:cs="Times New Roman"/>
-          <w:sz w:val="24"/>
-          <w:szCs w:val="24"/>
-        </w:rPr>
-        <w:t xml:space="preserve">, що </w:t>
-      </w:r>
-      <w:proofErr w:type="spellStart"/>
-      <w:r>
-        <w:rPr>
-          <w:rFonts w:ascii="Times New Roman" w:hAnsi="Times New Roman" w:cs="Times New Roman"/>
-          <w:sz w:val="24"/>
-          <w:szCs w:val="24"/>
-        </w:rPr>
-        <w:t>незмірний</w:t>
-      </w:r>
-      <w:proofErr w:type="spellEnd"/>
-      <w:r>
-        <w:rPr>
-          <w:rFonts w:ascii="Times New Roman" w:hAnsi="Times New Roman" w:cs="Times New Roman"/>
-          <w:sz w:val="24"/>
-          <w:szCs w:val="24"/>
-        </w:rPr>
-        <w:t xml:space="preserve"> </w:t>
-      </w:r>
-      <w:proofErr w:type="spellStart"/>
-      <w:r>
-        <w:rPr>
-          <w:rFonts w:ascii="Times New Roman" w:hAnsi="Times New Roman" w:cs="Times New Roman"/>
-          <w:sz w:val="24"/>
-          <w:szCs w:val="24"/>
-        </w:rPr>
-        <w:t>склад</w:t>
-      </w:r>
-      <w:proofErr w:type="spellEnd"/>
-      <w:r>
-        <w:rPr>
-          <w:rFonts w:ascii="Times New Roman" w:hAnsi="Times New Roman" w:cs="Times New Roman"/>
-          <w:sz w:val="24"/>
-          <w:szCs w:val="24"/>
-        </w:rPr>
-        <w:t xml:space="preserve"> </w:t>
-      </w:r>
-      <w:proofErr w:type="spellStart"/>
-      <w:r>
-        <w:rPr>
-          <w:rFonts w:ascii="Times New Roman" w:hAnsi="Times New Roman" w:cs="Times New Roman"/>
-          <w:sz w:val="24"/>
-          <w:szCs w:val="24"/>
-        </w:rPr>
-        <w:t>землі</w:t>
-      </w:r>
-      <w:proofErr w:type="spellEnd"/>
-      <w:r>
-        <w:rPr>
-          <w:rFonts w:ascii="Times New Roman" w:hAnsi="Times New Roman" w:cs="Times New Roman"/>
-          <w:sz w:val="24"/>
-          <w:szCs w:val="24"/>
-        </w:rPr>
-        <w:t xml:space="preserve"> </w:t>
-      </w:r>
-      <w:proofErr w:type="spellStart"/>
-      <w:r>
-        <w:rPr>
-          <w:rFonts w:ascii="Times New Roman" w:hAnsi="Times New Roman" w:cs="Times New Roman"/>
-          <w:sz w:val="24"/>
-          <w:szCs w:val="24"/>
-        </w:rPr>
-        <w:t>сотворив</w:t>
-      </w:r>
-      <w:proofErr w:type="spellEnd"/>
-      <w:r>
-        <w:rPr>
-          <w:rFonts w:ascii="Times New Roman" w:hAnsi="Times New Roman" w:cs="Times New Roman"/>
-          <w:sz w:val="24"/>
-          <w:szCs w:val="24"/>
-        </w:rPr>
-        <w:t xml:space="preserve">, у </w:t>
-      </w:r>
-      <w:proofErr w:type="spellStart"/>
-      <w:r>
-        <w:rPr>
-          <w:rFonts w:ascii="Times New Roman" w:hAnsi="Times New Roman" w:cs="Times New Roman"/>
-          <w:sz w:val="24"/>
-          <w:szCs w:val="24"/>
-        </w:rPr>
-        <w:t>гробі</w:t>
-      </w:r>
-      <w:proofErr w:type="spellEnd"/>
-      <w:r>
-        <w:rPr>
-          <w:rFonts w:ascii="Times New Roman" w:hAnsi="Times New Roman" w:cs="Times New Roman"/>
-          <w:sz w:val="24"/>
-          <w:szCs w:val="24"/>
-        </w:rPr>
-        <w:t xml:space="preserve"> </w:t>
-      </w:r>
-      <w:proofErr w:type="spellStart"/>
-      <w:r>
-        <w:rPr>
-          <w:rFonts w:ascii="Times New Roman" w:hAnsi="Times New Roman" w:cs="Times New Roman"/>
-          <w:sz w:val="24"/>
-          <w:szCs w:val="24"/>
-        </w:rPr>
-        <w:t>тілом</w:t>
-      </w:r>
-      <w:proofErr w:type="spellEnd"/>
-      <w:r>
-        <w:rPr>
-          <w:rFonts w:ascii="Times New Roman" w:hAnsi="Times New Roman" w:cs="Times New Roman"/>
-          <w:sz w:val="24"/>
-          <w:szCs w:val="24"/>
-        </w:rPr>
-        <w:t xml:space="preserve"> </w:t>
-      </w:r>
-      <w:proofErr w:type="spellStart"/>
-      <w:r>
-        <w:rPr>
-          <w:rFonts w:ascii="Times New Roman" w:hAnsi="Times New Roman" w:cs="Times New Roman"/>
-          <w:sz w:val="24"/>
-          <w:szCs w:val="24"/>
-        </w:rPr>
-        <w:t>ховають</w:t>
-      </w:r>
-      <w:proofErr w:type="spellEnd"/>
-      <w:r>
-        <w:rPr>
-          <w:rFonts w:ascii="Times New Roman" w:hAnsi="Times New Roman" w:cs="Times New Roman"/>
-          <w:sz w:val="24"/>
-          <w:szCs w:val="24"/>
-        </w:rPr>
-        <w:t xml:space="preserve">; </w:t>
-      </w:r>
-      <w:proofErr w:type="spellStart"/>
-      <w:r>
-        <w:rPr>
-          <w:rFonts w:ascii="Times New Roman" w:hAnsi="Times New Roman" w:cs="Times New Roman"/>
-          <w:sz w:val="24"/>
-          <w:szCs w:val="24"/>
-        </w:rPr>
-        <w:t>Йому</w:t>
-      </w:r>
-      <w:proofErr w:type="spellEnd"/>
-      <w:r>
-        <w:rPr>
-          <w:rFonts w:ascii="Times New Roman" w:hAnsi="Times New Roman" w:cs="Times New Roman"/>
-          <w:sz w:val="24"/>
-          <w:szCs w:val="24"/>
-        </w:rPr>
-        <w:t xml:space="preserve"> </w:t>
-      </w:r>
-      <w:proofErr w:type="spellStart"/>
-      <w:r>
-        <w:rPr>
-          <w:rFonts w:ascii="Times New Roman" w:hAnsi="Times New Roman" w:cs="Times New Roman"/>
-          <w:sz w:val="24"/>
-          <w:szCs w:val="24"/>
-        </w:rPr>
-        <w:t>всі</w:t>
-      </w:r>
-      <w:proofErr w:type="spellEnd"/>
-      <w:r>
-        <w:rPr>
-          <w:rFonts w:ascii="Times New Roman" w:hAnsi="Times New Roman" w:cs="Times New Roman"/>
-          <w:sz w:val="24"/>
-          <w:szCs w:val="24"/>
-        </w:rPr>
-        <w:t xml:space="preserve"> ми </w:t>
-      </w:r>
-      <w:proofErr w:type="spellStart"/>
-      <w:r>
-        <w:rPr>
-          <w:rFonts w:ascii="Times New Roman" w:hAnsi="Times New Roman" w:cs="Times New Roman"/>
-          <w:sz w:val="24"/>
-          <w:szCs w:val="24"/>
-        </w:rPr>
-        <w:t>співаємо</w:t>
-      </w:r>
-      <w:proofErr w:type="spellEnd"/>
-      <w:r>
-        <w:rPr>
-          <w:rFonts w:ascii="Times New Roman" w:hAnsi="Times New Roman" w:cs="Times New Roman"/>
-          <w:sz w:val="24"/>
-          <w:szCs w:val="24"/>
-        </w:rPr>
-        <w:t>: «</w:t>
-      </w:r>
-      <w:proofErr w:type="spellStart"/>
-      <w:r>
-        <w:rPr>
-          <w:rFonts w:ascii="Times New Roman" w:hAnsi="Times New Roman" w:cs="Times New Roman"/>
-          <w:sz w:val="24"/>
-          <w:szCs w:val="24"/>
-        </w:rPr>
-        <w:t>Боже</w:t>
-      </w:r>
-      <w:proofErr w:type="spellEnd"/>
-      <w:r>
-        <w:rPr>
-          <w:rFonts w:ascii="Times New Roman" w:hAnsi="Times New Roman" w:cs="Times New Roman"/>
-          <w:sz w:val="24"/>
-          <w:szCs w:val="24"/>
-        </w:rPr>
-        <w:t xml:space="preserve">, </w:t>
-      </w:r>
-      <w:proofErr w:type="spellStart"/>
-      <w:r>
-        <w:rPr>
-          <w:rFonts w:ascii="Times New Roman" w:hAnsi="Times New Roman" w:cs="Times New Roman"/>
-          <w:sz w:val="24"/>
-          <w:szCs w:val="24"/>
-        </w:rPr>
-        <w:t>благословен</w:t>
-      </w:r>
-      <w:proofErr w:type="spellEnd"/>
-      <w:r>
-        <w:rPr>
-          <w:rFonts w:ascii="Times New Roman" w:hAnsi="Times New Roman" w:cs="Times New Roman"/>
-          <w:sz w:val="24"/>
-          <w:szCs w:val="24"/>
-        </w:rPr>
-        <w:t xml:space="preserve"> </w:t>
-      </w:r>
-      <w:proofErr w:type="spellStart"/>
-      <w:r>
-        <w:rPr>
-          <w:rFonts w:ascii="Times New Roman" w:hAnsi="Times New Roman" w:cs="Times New Roman"/>
-          <w:sz w:val="24"/>
-          <w:szCs w:val="24"/>
-        </w:rPr>
-        <w:t>єси</w:t>
-      </w:r>
-      <w:proofErr w:type="spellEnd"/>
-      <w:r>
-        <w:rPr>
-          <w:rFonts w:ascii="Times New Roman" w:hAnsi="Times New Roman" w:cs="Times New Roman"/>
-          <w:sz w:val="24"/>
-          <w:szCs w:val="24"/>
-        </w:rPr>
-        <w:t>».</w:t>
+          <w:lang w:val="ru-MD"/>
+        </w:rPr>
+      </w:pPr>
+      <w:r>
+        <w:rPr>
+          <w:rFonts w:ascii="Times New Roman" w:hAnsi="Times New Roman" w:cs="Times New Roman"/>
+          <w:sz w:val="24"/>
+          <w:szCs w:val="24"/>
+          <w:lang w:val="ru-MD"/>
+        </w:rPr>
+        <w:t>Невмістимого, що незмірний склад землі сотворив, у гробі тілом ховають; Йому всі ми співаємо: «Боже, благословен єси».</w:t>
       </w:r>
     </w:p>
     <w:p>
@@ -23510,6 +19237,7 @@
           <w:color w:val="FF0000"/>
           <w:sz w:val="24"/>
           <w:szCs w:val="24"/>
+          <w:lang w:val="ru-MD"/>
         </w:rPr>
       </w:pPr>
       <w:r>
@@ -23523,49 +19251,16 @@
         </w:rPr>
         <w:t xml:space="preserve">Після катавасії восьмої пісні диякон бере кадильницю і, ставши перед іконою </w:t>
       </w:r>
-      <w:proofErr w:type="spellStart"/>
-      <w:r>
-        <w:rPr>
-          <w:rFonts w:ascii="Times New Roman" w:hAnsi="Times New Roman" w:cs="Times New Roman"/>
-          <w:i/>
-          <w:color w:val="FF0000"/>
-          <w:sz w:val="24"/>
-          <w:szCs w:val="24"/>
-        </w:rPr>
-        <w:t>Богородиці</w:t>
-      </w:r>
-      <w:proofErr w:type="spellEnd"/>
-      <w:r>
-        <w:rPr>
-          <w:rFonts w:ascii="Times New Roman" w:hAnsi="Times New Roman" w:cs="Times New Roman"/>
-          <w:i/>
-          <w:color w:val="FF0000"/>
-          <w:sz w:val="24"/>
-          <w:szCs w:val="24"/>
-        </w:rPr>
-        <w:t xml:space="preserve">, </w:t>
-      </w:r>
-      <w:proofErr w:type="spellStart"/>
-      <w:r>
-        <w:rPr>
-          <w:rFonts w:ascii="Times New Roman" w:hAnsi="Times New Roman" w:cs="Times New Roman"/>
-          <w:i/>
-          <w:color w:val="FF0000"/>
-          <w:sz w:val="24"/>
-          <w:szCs w:val="24"/>
-        </w:rPr>
-        <w:t>мовить</w:t>
-      </w:r>
-      <w:proofErr w:type="spellEnd"/>
-      <w:r>
-        <w:rPr>
-          <w:rFonts w:ascii="Times New Roman" w:hAnsi="Times New Roman" w:cs="Times New Roman"/>
-          <w:i/>
-          <w:color w:val="FF0000"/>
-          <w:sz w:val="24"/>
-          <w:szCs w:val="24"/>
-        </w:rPr>
-        <w:t xml:space="preserve">: </w:t>
+      <w:r>
+        <w:rPr>
+          <w:rFonts w:ascii="Times New Roman" w:hAnsi="Times New Roman" w:cs="Times New Roman"/>
+          <w:i/>
+          <w:color w:val="FF0000"/>
+          <w:sz w:val="24"/>
+          <w:szCs w:val="24"/>
+          <w:lang w:val="ru-MD"/>
+        </w:rPr>
+        <w:t xml:space="preserve">Богородиці, мовить: </w:t>
       </w:r>
     </w:p>
     <w:p>
@@ -23824,6 +19519,7 @@
           <w:b/>
           <w:sz w:val="24"/>
           <w:szCs w:val="24"/>
+          <w:lang w:val="ru-MD"/>
         </w:rPr>
       </w:pPr>
       <w:r>
@@ -23857,85 +19553,15 @@
         </w:rPr>
         <w:t xml:space="preserve">Ісає, ликуй!* Діва зачала в лоні й породила Сина Еммануїла, Бога й чоловіка*, а Схід − ім'я йому.* </w:t>
       </w:r>
-      <w:proofErr w:type="spellStart"/>
       <w:r>
         <w:rPr>
           <w:rFonts w:ascii="Times New Roman" w:eastAsia="Gungsuh" w:hAnsi="Times New Roman" w:cs="Gungsuh"/>
           <w:b/>
           <w:sz w:val="24"/>
           <w:szCs w:val="24"/>
-        </w:rPr>
-        <w:t>Його</w:t>
-      </w:r>
-      <w:proofErr w:type="spellEnd"/>
-      <w:r>
-        <w:rPr>
-          <w:rFonts w:ascii="Times New Roman" w:eastAsia="Gungsuh" w:hAnsi="Times New Roman" w:cs="Gungsuh"/>
-          <w:b/>
-          <w:sz w:val="24"/>
-          <w:szCs w:val="24"/>
-        </w:rPr>
-        <w:t xml:space="preserve"> </w:t>
-      </w:r>
-      <w:proofErr w:type="spellStart"/>
-      <w:r>
-        <w:rPr>
-          <w:rFonts w:ascii="Times New Roman" w:eastAsia="Gungsuh" w:hAnsi="Times New Roman" w:cs="Gungsuh"/>
-          <w:b/>
-          <w:sz w:val="24"/>
-          <w:szCs w:val="24"/>
-        </w:rPr>
-        <w:t>величаючи</w:t>
-      </w:r>
-      <w:proofErr w:type="spellEnd"/>
-      <w:r>
-        <w:rPr>
-          <w:rFonts w:ascii="Times New Roman" w:eastAsia="Gungsuh" w:hAnsi="Times New Roman" w:cs="Gungsuh"/>
-          <w:b/>
-          <w:sz w:val="24"/>
-          <w:szCs w:val="24"/>
-        </w:rPr>
-        <w:t xml:space="preserve">, </w:t>
-      </w:r>
-      <w:proofErr w:type="spellStart"/>
-      <w:r>
-        <w:rPr>
-          <w:rFonts w:ascii="Times New Roman" w:eastAsia="Gungsuh" w:hAnsi="Times New Roman" w:cs="Gungsuh"/>
-          <w:b/>
-          <w:sz w:val="24"/>
-          <w:szCs w:val="24"/>
-        </w:rPr>
-        <w:t>Діву</w:t>
-      </w:r>
-      <w:proofErr w:type="spellEnd"/>
-      <w:r>
-        <w:rPr>
-          <w:rFonts w:ascii="Times New Roman" w:eastAsia="Gungsuh" w:hAnsi="Times New Roman" w:cs="Gungsuh"/>
-          <w:b/>
-          <w:sz w:val="24"/>
-          <w:szCs w:val="24"/>
-        </w:rPr>
-        <w:t xml:space="preserve"> </w:t>
-      </w:r>
-      <w:proofErr w:type="spellStart"/>
-      <w:r>
-        <w:rPr>
-          <w:rFonts w:ascii="Times New Roman" w:eastAsia="Gungsuh" w:hAnsi="Times New Roman" w:cs="Gungsuh"/>
-          <w:b/>
-          <w:sz w:val="24"/>
-          <w:szCs w:val="24"/>
-        </w:rPr>
-        <w:t>прославляємо</w:t>
-      </w:r>
-      <w:proofErr w:type="spellEnd"/>
-      <w:r>
-        <w:rPr>
-          <w:rFonts w:ascii="Times New Roman" w:eastAsia="Gungsuh" w:hAnsi="Times New Roman" w:cs="Gungsuh"/>
-          <w:b/>
-          <w:sz w:val="24"/>
-          <w:szCs w:val="24"/>
-        </w:rPr>
-        <w:t>.</w:t>
+          <w:lang w:val="ru-MD"/>
+        </w:rPr>
+        <w:t>Його величаючи, Діву прославляємо.</w:t>
       </w:r>
     </w:p>
     <w:p>
@@ -28129,23 +23755,13 @@
         </w:rPr>
         <w:t xml:space="preserve"> </w:t>
       </w:r>
-      <w:proofErr w:type="spellStart"/>
-      <w:r>
-        <w:rPr>
-          <w:rFonts w:ascii="Times New Roman" w:hAnsi="Times New Roman" w:cs="Times New Roman"/>
-          <w:sz w:val="24"/>
-          <w:szCs w:val="24"/>
-        </w:rPr>
-        <w:t>Амінь</w:t>
-      </w:r>
-      <w:proofErr w:type="spellEnd"/>
-      <w:r>
-        <w:rPr>
-          <w:rFonts w:ascii="Times New Roman" w:hAnsi="Times New Roman" w:cs="Times New Roman"/>
-          <w:sz w:val="24"/>
-          <w:szCs w:val="24"/>
-        </w:rPr>
-        <w:t>.</w:t>
+      <w:r>
+        <w:rPr>
+          <w:rFonts w:ascii="Times New Roman" w:hAnsi="Times New Roman" w:cs="Times New Roman"/>
+          <w:sz w:val="24"/>
+          <w:szCs w:val="24"/>
+        </w:rPr>
+        <w:t>Амінь.</w:t>
       </w:r>
     </w:p>
     <w:p>
